--- a/manuscript/trialplate_manuscript.docx
+++ b/manuscript/trialplate_manuscript.docx
@@ -14,7 +14,7 @@
           <w:sz w:val="30"/>
           <w:szCs w:val="30"/>
         </w:rPr>
-        <w:t xml:space="preserve">What data-driven relaxation of trial eligibility criteria can and cannot promise: an out-of-sample validation, and why the data requirement cannot be stated in advance</w:t>
+        <w:t xml:space="preserve">What data-driven relaxation of trial eligibility criteria can and cannot promise: an out-of-sample validation, and why no unconditional data requirement exists</w:t>
       </w:r>
     </w:p>
     <w:p>
@@ -190,7 +190,7 @@
           <w:sz w:val="22"/>
           <w:szCs w:val="22"/>
         </w:rPr>
-        <w:t xml:space="preserve">We implemented the published rule — retain every criterion whose Shapley value on the log hazard ratio is negative — and evaluated it by repeated stratified sample splitting in two fully public cohorts: a randomised adjuvant colon-cancer trial (n = 619) and the Rotterdam breast-cancer registry (n = 2982). Because the eligible count is monotone in the criteria removed, the rule was compared not against the full protocol alone but against all 512 subsets scored on the held-out half, matched on eligible count and placed against the attainable frontier. An outer bootstrap, split by patient identifier, separates algorithmic stability from population uncertainty. Simulation with a fixed 100 000-patient scoring set isolated fitting-cohort size across a resolution-IV factorial in six factors, reported as success probability at fixed sizes rather than as an estimated threshold, and a further sweep separated how widely the effect modification is spread from how strong the criterion the rule must detect is.</w:t>
+        <w:t xml:space="preserve">We implemented the published rule — retain every criterion whose Shapley value on the log hazard ratio is negative — and evaluated it by repeated stratified sample splitting in two fully public cohorts: a randomised adjuvant colon-cancer trial (n = 619) and the Rotterdam breast-cancer registry (n = 2982). Because the eligible count is monotone in the criteria removed, the rule was compared not against the full protocol alone but against all 512 subsets scored on the held-out half, matched on eligible count and placed against the empirical held-out frontier, whose optimism is quantified separately in simulation. Every out-of-sample quantity passes through an outer bootstrap split by patient identifier. Simulation with a fixed 100 000-patient scoring set isolated fitting-cohort size across a resolution-IV factorial in six factors, reported as success probability at fixed sizes, and a further sweep varied how a fixed total of effect modification is arranged.</w:t>
       </w:r>
     </w:p>
     <w:p>
@@ -213,7 +213,7 @@
           <w:sz w:val="22"/>
           <w:szCs w:val="22"/>
         </w:rPr>
-        <w:t xml:space="preserve">Matched on eligible count, the rule reached a lower hazard ratio than a comparable subset in 59.8% of colon splits and 54.8% of Rotterdam splits, and was at or below chance on the restricted mean difference; its choice lay on the eligible-count-versus-hazard-ratio frontier in 1.6% and 3.0% of splits, with a median of 72 and 60 subsets dominating it. The effect-estimate promise was not kept in either cohort (0.270 and 0.497), with between-cohort standard deviations fourteen and twelve times the naive across-split figure and 95% intervals spanning most of the range. Across the factorial the success probability varied by about 0.34 in standard deviation at every fixed sample size, and equally whether scenarios were grouped by patients, events or effective sample size. The governing quantity is not how concentrated the effect modification is but the magnitude of the largest diluting coefficient: spreading the enrichment over four criteria left success unchanged, while halving the diluting signal across two criteria reduced it from 0.85 to 0.43 at 18 000 fitting patients. Omitting one confounder returned apparent reliability to randomised levels while inflating the estimator's population limit by 32% and halving correct selection. Rotterdam showed a severe lack of empirical overlap inside the full protocol.</w:t>
+        <w:t xml:space="preserve">Matched on eligible count and carried through patient-level resampling, the rule reached a lower hazard ratio than a comparable subset in 56.4% of colon splits and 49.6% of Rotterdam splits, and was at or below one half on the restricted mean difference; every interval contains one half, so neither an advantage nor its absence is established. Its choice was almost never on the empirical held-out frontier, but simulation shows that frontier is optimistic: only 19.5% of apparently dominating subsets genuinely dominate at the population and 37.6% reproduce on an independent half. A variant selecting on the restricted mean difference agrees with the published rule on the criterion set in 8.3% of splits and improves neither estimand out of sample. The effect-estimate promise was not kept in either cohort (0.270 and 0.497). Across the factorial the success probability varied by about 0.34 in standard deviation at every fixed sample size, and equally whether scenarios were grouped by patients, events or effective sample size. Halving the diluting signal across two criteria cut success from 0.85 to 0.43 at 18 000 fitting patients, though it also halves the attainable improvement. Omitting one confounder returned apparent reliability to randomised levels while inflating the estimator's population limit by 32% and halving correct selection.</w:t>
       </w:r>
     </w:p>
     <w:p>
@@ -236,7 +236,7 @@
           <w:sz w:val="22"/>
           <w:szCs w:val="22"/>
         </w:rPr>
-        <w:t xml:space="preserve">Data-driven relaxation widens the eligible population, but that widening follows largely from the structure of the rule, and at matched inclusiveness the rule is rarely near the attainable frontier. The data requirement for the effect-estimate promise is governed by the magnitude of the strongest diluting effect-modification coefficient — the very quantity the analysis exists to discover — so it cannot be stated in advance in patients, events or effective sample size. What can be checked beforehand is positivity inside the full protocol, logical implication and interaction leverage; what cannot is whether there is a signal large enough to find.</w:t>
+        <w:t xml:space="preserve">Data-driven relaxation widens the eligible population, but that widening follows largely from the structure of the rule, and whether the procedure adds anything at matched inclusiveness is not resolved by cohorts of this size. What the point estimates do favour is specific to the hazard ratio and does not appear on absolute benefit. The data requirement cannot be read from cohort size, event count or effective sample size alone; it can be stated conditionally on an assumed minimum diluting signal, as a power calculation is stated on an assumed minimum effect. Incomplete adjustment can make the procedure appear more reliable while its selection is less accurate.</w:t>
       </w:r>
     </w:p>
     <w:p>
@@ -407,7 +407,7 @@
       <w:r>
         <w:drawing>
           <wp:inline distT="0" distB="0" distL="0" distR="0">
-            <wp:extent cx="6096000" cy="3105150"/>
+            <wp:extent cx="6286500" cy="3200400"/>
             <wp:effectExtent t="0" r="0" b="0" l="0"/>
             <wp:docPr id="1" name="" descr="" title=""/>
             <wp:cNvGraphicFramePr>
@@ -432,7 +432,7 @@
                   <pic:spPr bwMode="auto">
                     <a:xfrm>
                       <a:off x="0" y="0"/>
-                      <a:ext cx="6096000" cy="3105150"/>
+                      <a:ext cx="6286500" cy="3200400"/>
                     </a:xfrm>
                     <a:prstGeom prst="rect">
                       <a:avLst/>
@@ -660,7 +660,7 @@
           <w:sz w:val="22"/>
           <w:szCs w:val="22"/>
         </w:rPr>
-        <w:t xml:space="preserve"> — so Rotterdam's hazard ratios are reported as descriptive and the causal reading rests on the randomised cohort and on simulation. Restriction does not create it: across all 512 subsets the weighted effective-sample-size fraction is flat in the number of criteria applied in both cohorts (Table S1c). Because colon is randomised we also compared the estimated propensity model with the known assignment probability and with no weighting; the headline hazard ratios move by about 0.01 and the selected set differs by one criterion of nine.</w:t>
+        <w:t xml:space="preserve"> — so every Rotterdam quantity that involves a hazard ratio — including its matched comparison and its frontier statistics — is reported as descriptive, and the causal reading rests on the randomised cohort and on simulation. Restriction does not create it: across all 512 subsets the weighted effective-sample-size fraction is flat in the number of criteria applied in both cohorts (Table S1c). Because colon is randomised we also carried all three weightings — the estimated propensity model, the known assignment probability and none — through the full out-of-sample evaluation. The probability of a lower out-of-sample hazard ratio is 0.250, 0.260 and 0.267 respectively, well inside each other's intervals, so nothing here depends on estimating a propensity model where the assignment probability is known by design.</w:t>
       </w:r>
     </w:p>
     <w:p>
@@ -685,7 +685,7 @@
           <w:sz w:val="22"/>
           <w:szCs w:val="22"/>
         </w:rPr>
-        <w:t xml:space="preserve">For a subset S the value function returns the log hazard ratio, the restricted mean difference and the log eligible count on the cohort S selects. Patients missing a criterion's variable are not filtered by it, following the original convention; we compare that with missing-as-ineligible and with imputation, noting that only one criterion in one cohort has any missingness (colon differentiation, 2.1%).</w:t>
+        <w:t xml:space="preserve">For a subset S the value function returns the log hazard ratio, the restricted mean difference and the log eligible count on the cohort S selects. Patients missing a criterion's variable are not filtered by it, following the original convention; we compare that with missing-as-ineligible and with imputation, noting that only one criterion in one cohort has any missingness at all (colon differentiation, 2.1%), so the check is demonstrated rather than decisive.</w:t>
       </w:r>
     </w:p>
     <w:p>
@@ -740,7 +740,7 @@
           <w:sz w:val="22"/>
           <w:szCs w:val="22"/>
         </w:rPr>
-        <w:t xml:space="preserve">. Two diagnostics need no outcome data. The first detects criteria that logically imply one another: if i implies j then S ∪ {i,j} selects exactly the cohort S ∪ {i} does for every S, so the pair's four-point contrast is exactly zero. Such a cell is structurally unidentifiable, and this is the only case in which that phrase is warranted.</w:t>
+        <w:t xml:space="preserve">. Two diagnostics need no outcome data. The first detects criteria that logically imply one another: if i implies j then S ∪ {i,j} selects exactly the cohort S ∪ {i} does for every S, so the pair's contrast is exactly zero and the cell is structurally unidentifiable — the only case in which that phrase is warranted.</w:t>
       </w:r>
     </w:p>
     <w:p>
@@ -766,7 +766,7 @@
           <w:sz w:val="22"/>
           <w:szCs w:val="22"/>
         </w:rPr>
-        <w:t xml:space="preserve">The correct reading is attenuation, not disappearance — by a coefficient that is known for the both-criteria structure and approximate for the others. At q = 0.85 that factor is 0.022 and at 0.90 it is 0.010, and a contrast shrunk that far remains detectable given enough data and a large enough effect. Leverage says how much signal a pair can carry per unit of effect modification; it does not say that no effect modification exists, and a null interaction in a low-leverage cell is not evidence that none does.</w:t>
+        <w:t xml:space="preserve">The reading is attenuation, not disappearance, by a coefficient known for the both-criteria structure and approximate for the others. At q = 0.85 it is 0.022 and at 0.90 it is 0.010, and a contrast shrunk that far remains detectable given enough data and a large enough effect. Leverage says how much signal a pair can carry per unit of effect modification; it does not say that no effect modification exists, and a null interaction in a low-leverage cell is not evidence that none does.</w:t>
       </w:r>
     </w:p>
     <w:p>
@@ -791,7 +791,7 @@
           <w:sz w:val="22"/>
           <w:szCs w:val="22"/>
         </w:rPr>
-        <w:t xml:space="preserve">Patients were split at random into a fitting and a scoring set, stratified by treatment arm and event status. The rule was applied to the fitting set alone and its protocol scored on the scoring set alongside the full protocol, over 500 splits in colon and 400 in Rotterdam, at fitting fractions of 0.5 and 0.7. These splits reuse the same patients, so a standard error computed across them as though they were independent replicates is too small; we therefore add an outer bootstrap of the cohort with the split procedure run inside each resample. Because a resample contains duplicate copies of a patient, the inner split is taken over unique patient identifiers and all copies follow their identifier to one side, so no patient contributes to both halves; an earlier version of this analysis split the resampled rows directly and did not have that property. We report the naive across-split error, the inner Monte Carlo component, the between-cohort component obtained by subtracting the second from the total, and percentile intervals of the outer distribution.</w:t>
+        <w:t xml:space="preserve">Patients were split at random into a fitting and a scoring set, stratified by treatment arm and event status. The rule was applied to the fitting set alone and its protocol scored on the scoring set alongside the full protocol, over 500 splits in colon and 400 in Rotterdam, at fitting fractions of 0.5 and 0.7. These splits reuse the same patients, so a standard error computed across them as though they were independent replicates is too small; we therefore add an outer bootstrap of the cohort with the split procedure run inside each resample. The inner split is taken over unique patient identifiers, so duplicate copies of a patient follow their identifier to one side and no patient contributes to both halves; an earlier version split the resampled rows directly and did not have that property. Every out-of-sample quantity — the two promises, the matched comparison, the frontier statistics — passes through this same loop and so carries patient-level rather than across-split uncertainty. Within a split a proportion over comparator subsets is computed first and splits are then averaged with equal weight, so a split offering more comparators does not count for more. The outer variance contains an inner Monte Carlo term, separated as SD_outer = sqrt(SD_total² − SD_MC²) with SD_MC² = p(1−p)/R for R inner splits — a subtraction of variances, not of standard deviations; we call that component outer-sampling rather than between-cohort, since only one cohort is involved. Intervals are percentile intervals of the outer distribution, accelerated intervals being unstable for a proportion of proportions at this outer count. We report how the endpoints move as resamples accumulate and treat them as exploratory at the counts our compute allowed.</w:t>
       </w:r>
     </w:p>
     <w:p>
@@ -817,7 +817,7 @@
           <w:sz w:val="22"/>
           <w:szCs w:val="22"/>
         </w:rPr>
-        <w:t xml:space="preserve">The threshold that curve locates belongs to one mechanism, which cannot support general guidance, so we re-estimated it across a 2⁴ resolution-IV fractional factorial in six factors: number of criteria (6 or 8), full-protocol retention (0.30 or 0.12), effect modification concentrated in one criterion or spread across five, censoring rate, allocation ratio and assignment mechanism. Every scenario contains at least one diluting criterion, since relaxation can lower the hazard ratio only if some retained criterion selects patients who benefit less. In each scenario the crossing of 0.80 was located by interpolation on a ladder of fitting sizes with a bootstrap interval, and reported in three currencies — fitting patients, full-protocol events, and effective sample size after weighting.</w:t>
+        <w:t xml:space="preserve">The threshold that curve locates belongs to one mechanism, which cannot support general guidance, so we re-estimated it across a 2⁴ resolution-IV fractional factorial in six factors: number of criteria (6 or 8), full-protocol retention (0.30 or 0.12), effect modification concentrated in one criterion or spread across five, censoring rate, allocation ratio and assignment mechanism. Every scenario contains at least one diluting criterion, since relaxation can lower the hazard ratio only if some retained criterion selects patients who benefit less. The primary analysis is the probability of a lower out-of-sample hazard ratio at FIXED fitting sizes, which every scenario supplies whether or not a threshold is attainable. Estimating a threshold and then summarising only the scenarios where one is observable conditions on the outcome, so threshold estimates — the crossing of a reliability target interpolated on a ladder of fitting sizes, expressed in patients, full-protocol events and effective sample size — are supplementary, alongside an interval-censored regression treating censored runs as interval information. The target is 0.80 by convention from power calculations, with 0.70 and 0.90 reported beside it; runs never crossing it are right-censored, runs already above it at the smallest size left-censored, and medians taken over located runs only. The currency comparison bins all sixteen scenarios into quartiles of each currency and reports the mean within-bin standard deviation of the success probability, so no scenario is dropped.</w:t>
       </w:r>
     </w:p>
     <w:p>
@@ -889,7 +889,7 @@
           <w:sz w:val="22"/>
           <w:szCs w:val="22"/>
         </w:rPr>
-        <w:t xml:space="preserve"> across the pair family after removing logically determined cells. A global permutation test on the interaction matrix gives a single-degree-of-freedom alternative to many marginal tests. Monte Carlo standard errors accompany every simulated probability. Proportional hazards is assessed with the Grambsch–Therneau test on the treatment term.</w:t>
+        <w:t xml:space="preserve"> across the pair family after removing logically determined cells. A global permutation test on the interaction matrix gives a single-degree-of-freedom alternative to many marginal tests. Monte Carlo standard errors accompany every simulated probability. Proportional hazards is assessed with the Grambsch–Therneau test on the treatment term, which gives p = 0.28 in the whole colon cohort and 0.31 within its full protocol, and 0.95 and 0.65 in Rotterdam, so there is no evidence against proportionality in either; had it failed, the Cox coefficient would be a follow-up-weighted average of a changing log hazard ratio rather than a constant effect, and the restricted mean difference carried alongside it is the estimand with an unambiguous reading in that case.</w:t>
       </w:r>
       <w:r>
         <w:rPr>
@@ -948,59 +948,72 @@
           <w:sz w:val="22"/>
           <w:szCs w:val="22"/>
         </w:rPr>
-        <w:t xml:space="preserve">The eligible count behaved as the monotonicity argument requires: across 500 colon splits the minimum difference was exactly zero, never negative. The rule removed at least one criterion in 99.0% of splits, and in a further 1.2% the removals did not bind on the scoring half. The probability that more patients are admitted, 0.978, is the difference between those two — so it describes how often the rule removes a binding criterion, rather than whether the criteria it removed were the right ones.</w:t>
-      </w:r>
-    </w:p>
-    <w:p>
-      <w:pPr>
-        <w:spacing w:after="140" w:line="300"/>
-      </w:pPr>
-      <w:r>
-        <w:rPr>
-          <w:rFonts w:ascii="Calibri" w:cs="Calibri" w:eastAsia="Calibri" w:hAnsi="Calibri"/>
-          <w:sz w:val="22"/>
-          <w:szCs w:val="22"/>
-        </w:rPr>
-        <w:t xml:space="preserve">Whether the rule is doing more than removing criteria needs a comparison at the same level of inclusiveness, which our first attempt did not provide: it matched random relaxations on the number of criteria removed, and since the rule admitted 442 patients against random relaxation's 664 in Rotterdam, the hazard ratios were being compared at different eligible counts. We therefore score every one of the 512 subsets on the held-out half and place the rule among them.</w:t>
-      </w:r>
-    </w:p>
-    <w:p>
-      <w:pPr>
-        <w:spacing w:after="140" w:line="300"/>
-      </w:pPr>
-      <w:r>
-        <w:rPr>
-          <w:rFonts w:ascii="Calibri" w:cs="Calibri" w:eastAsia="Calibri" w:hAnsi="Calibri"/>
-          <w:sz w:val="22"/>
-          <w:szCs w:val="22"/>
-        </w:rPr>
-        <w:t xml:space="preserve">Matched on eligible count to within ten per cent — a median of 123 comparators per split in colon and 66 in Rotterdam — the rule achieves a lower log hazard ratio than a matched subset in 59.8% of comparisons in colon (95% interval 56.8% to 62.8%) and 54.8% in Rotterdam (50.9% to 58.5%). On the restricted mean difference it is at or below chance: 42.7% and 51.5%. So at equal inclusiveness the advantage is real on the hazard ratio but small, and absent on the absolute-benefit estimand.</w:t>
-      </w:r>
-    </w:p>
-    <w:p>
-      <w:pPr>
-        <w:spacing w:after="140" w:line="300"/>
-      </w:pPr>
-      <w:r>
-        <w:rPr>
-          <w:rFonts w:ascii="Calibri" w:cs="Calibri" w:eastAsia="Calibri" w:hAnsi="Calibri"/>
-          <w:sz w:val="22"/>
-          <w:szCs w:val="22"/>
-        </w:rPr>
-        <w:t xml:space="preserve">The frontier comparison is less kind. A subset dominates the rule's choice if it admits at least as many patients at a hazard ratio at least as low. The rule's choice was on that frontier in 1.6% of colon splits and 3.0% of Rotterdam splits, with a median of 72 and 60 subsets dominating it. Whatever the Shapley rule optimises, it is not the eligible-count-versus-hazard-ratio trade-off, and out of sample it is usually some distance from the attainable frontier in both.</w:t>
-      </w:r>
-    </w:p>
-    <w:p>
-      <w:pPr>
-        <w:spacing w:after="140" w:line="300"/>
-      </w:pPr>
-      <w:r>
-        <w:rPr>
-          <w:rFonts w:ascii="Calibri" w:cs="Calibri" w:eastAsia="Calibri" w:hAnsi="Calibri"/>
-          <w:sz w:val="22"/>
-          <w:szCs w:val="22"/>
-        </w:rPr>
-        <w:t xml:space="preserve">The earlier same-size comparison, retained for completeness with intervals across splits: the rule beat a random relaxation removing the same number of criteria on the hazard ratio in 57.6% (54.5% to 60.7%) of colon comparisons and 68.6% (66.0% to 71.4%) in Rotterdam, and on eligible count in 59.7% and 13.7%. These intervals are computed across splits and are therefore narrower than the population uncertainty of the next section.</w:t>
+        <w:t xml:space="preserve">The eligible count behaved as the monotonicity argument requires: across 500 colon splits the minimum difference was exactly zero, never negative. The rule removed at least one criterion in 99.0% of splits and in a further 1.2% the removals did not bind on the scoring half, so the reported 0.978 describes how often a binding criterion is removed rather than whether the right ones were.</w:t>
+      </w:r>
+    </w:p>
+    <w:p>
+      <w:pPr>
+        <w:spacing w:after="140" w:line="300"/>
+      </w:pPr>
+      <w:r>
+        <w:rPr>
+          <w:rFonts w:ascii="Calibri" w:cs="Calibri" w:eastAsia="Calibri" w:hAnsi="Calibri"/>
+          <w:sz w:val="22"/>
+          <w:szCs w:val="22"/>
+        </w:rPr>
+        <w:t xml:space="preserve">Whether the rule does more than remove criteria needs a comparison at equal inclusiveness, which our first attempt did not provide: it matched random relaxations on the NUMBER of criteria removed, and since the rule admitted 442 patients against random relaxation's 664 in Rotterdam, the hazard ratios were compared at different eligible counts. We therefore score all 512 subsets on the held-out half of each split, compute the proportion within a split, average splits with equal weight, and take the interval from the same patient-level outer bootstrap used for the two promises.</w:t>
+      </w:r>
+    </w:p>
+    <w:p>
+      <w:pPr>
+        <w:spacing w:after="140" w:line="300"/>
+      </w:pPr>
+      <w:r>
+        <w:rPr>
+          <w:rFonts w:ascii="Calibri" w:cs="Calibri" w:eastAsia="Calibri" w:hAnsi="Calibri"/>
+          <w:sz w:val="22"/>
+          <w:szCs w:val="22"/>
+        </w:rPr>
+        <w:t xml:space="preserve">Matched to within ten per cent on eligible count — a median of 112 comparators per split in colon and 66 in Rotterdam, sitting symmetrically around the rule's own count (mean relative difference 0.000 and -0.005) — the rule reaches a lower log hazard ratio than a matched subset in 56.4% of colon comparisons and 49.6% in Rotterdam. With patient-level uncertainty the intervals are 30.6% to 77.0% and 35.0% to 73.3%, both of which contain one half. The advantage we described as real in the previous version is not established by these cohorts. In colon the point estimate stays between 55.3% and 56.8% across every tolerance from 2 to 15 per cent, consistently above one half but not separably so; in Rotterdam, whose estimates are descriptive in any case, it sits on one half at 49.6%. The earlier figures of 59.8% and 54.8% came from an interval computed across splits that share patients, and were narrower than the design supports.</w:t>
+      </w:r>
+    </w:p>
+    <w:p>
+      <w:pPr>
+        <w:spacing w:after="140" w:line="300"/>
+      </w:pPr>
+      <w:r>
+        <w:rPr>
+          <w:rFonts w:ascii="Calibri" w:cs="Calibri" w:eastAsia="Calibri" w:hAnsi="Calibri"/>
+          <w:sz w:val="22"/>
+          <w:szCs w:val="22"/>
+        </w:rPr>
+        <w:t xml:space="preserve">On the restricted mean difference the point estimates sit at or below one half — 45.2% in colon and 50.6% in Rotterdam — with intervals 27.9% to 65.5% and 33.4% to 71.8%. So such advantage as the point estimates suggest is specific to the hazard ratio and does not appear on the absolute-benefit estimand. That asymmetry matters, because the same paper shows hazard-ratio movement need not correspond to any individual's benefit, and it is the reason we no longer describe the procedure's contribution as being to the effect estimate in general.</w:t>
+      </w:r>
+    </w:p>
+    <w:p>
+      <w:pPr>
+        <w:spacing w:after="140" w:line="300"/>
+      </w:pPr>
+      <w:r>
+        <w:rPr>
+          <w:rFonts w:ascii="Calibri" w:cs="Calibri" w:eastAsia="Calibri" w:hAnsi="Calibri"/>
+          <w:sz w:val="22"/>
+          <w:szCs w:val="22"/>
+        </w:rPr>
+        <w:t xml:space="preserve">The frontier comparison must be read with more care than we gave it. A subset dominates the rule if it admits at least as many patients at a hazard ratio at least as low, judged on the held-out half; on the observed cohorts the rule's choice was on that frontier in 0.0% of colon splits and 8.0% of Rotterdam splits, with a median of 133 and 96 subsets dominating it, and the outer-bootstrap intervals reach only 13.2% and 17.2%. But this is an EMPIRICAL held-out frontier, taken as the best of 512 noisy estimates, and it is optimistic: the rule never saw the scoring half, yet the frontier is an argmax over that same half.</w:t>
+      </w:r>
+    </w:p>
+    <w:p>
+      <w:pPr>
+        <w:spacing w:after="140" w:line="300"/>
+      </w:pPr>
+      <w:r>
+        <w:rPr>
+          <w:rFonts w:ascii="Calibri" w:cs="Calibri" w:eastAsia="Calibri" w:hAnsi="Calibri"/>
+          <w:sz w:val="22"/>
+          <w:szCs w:val="22"/>
+        </w:rPr>
+        <w:t xml:space="preserve">Simulation sizes that optimism. With the population known, a held-out half the size of a colon scoring set shows a median of 73 apparently dominating subsets where the population has 31, and puts the rule off the frontier in 94.4% of replicates against 89.4% at the population. Of the subsets dominating on one held-out half, 37.6% still dominate on an independent half and only 19.5% genuinely dominate at the population. These numbers should therefore be read as the rule's distance from an optimistic oracle rather than as a measure of algorithmic inefficiency: the ordering survives the correction — the rule is not close to the best attainable protocol — but the magnitude does not, and cohorts this size cannot pin it down.</w:t>
       </w:r>
     </w:p>
     <w:p>
@@ -1554,7 +1567,7 @@
                 <w:sz w:val="19"/>
                 <w:szCs w:val="19"/>
               </w:rPr>
-              <w:t xml:space="preserve">−5.8 d; 0.452</w:t>
+              <w:t xml:space="preserve">−5.8 days; 0.452</w:t>
             </w:r>
           </w:p>
         </w:tc>
@@ -1579,7 +1592,7 @@
                 <w:sz w:val="19"/>
                 <w:szCs w:val="19"/>
               </w:rPr>
-              <w:t xml:space="preserve">+6.9 d; 0.580</w:t>
+              <w:t xml:space="preserve">+6.9 days; 0.580</w:t>
             </w:r>
           </w:p>
         </w:tc>
@@ -1659,7 +1672,7 @@
         <w:rPr>
           <w:rFonts w:ascii="Calibri" w:cs="Calibri" w:eastAsia="Calibri" w:hAnsi="Calibri"/>
         </w:rPr>
-        <w:t xml:space="preserve">No universal data requirement can be stated, and the reason is not sample size</w:t>
+        <w:t xml:space="preserve">No unconditional data requirement exists, and the reason is not sample size</w:t>
       </w:r>
     </w:p>
     <w:p>
@@ -1685,7 +1698,7 @@
           <w:sz w:val="22"/>
           <w:szCs w:val="22"/>
         </w:rPr>
-        <w:t xml:space="preserve">That curve belongs to one generating mechanism. Across the resolution-IV factorial the threshold does not transfer: in 9 of 16 scenarios the crossing was above the largest fitting size we evaluated, 18 000, and in one it was below the smallest. Estimating a threshold and then summarising only the scenarios where one was observable conditions on the outcome, so we report instead the success probability at fixed fitting sizes, which every scenario supplies whether or not it has an attainable threshold.</w:t>
+        <w:t xml:space="preserve">That curve belongs to one generating mechanism, and across the resolution-IV factorial the threshold does not transfer: in 9 of 16 scenarios the crossing lay above the largest fitting size evaluated and in one below the smallest. We therefore report the success probability at fixed fitting sizes, which every scenario supplies.</w:t>
       </w:r>
     </w:p>
     <w:tbl>
@@ -2127,7 +2140,7 @@
           <w:sz w:val="22"/>
           <w:szCs w:val="22"/>
         </w:rPr>
-        <w:t xml:space="preserve">The spread across scenarios at any fixed size is very large: the standard deviation of the success probability is 0.33 at 2000 fitting patients and 0.39 at 6000, on a scale bounded by one. An interval-censored regression using the censored runs as the interval information they are does not resolve it, because the arrangement factor completely separates the design and its coefficient is unbounded; it is in the supplement as supporting material only (Table S2b).</w:t>
+        <w:t xml:space="preserve">The spread across scenarios at any fixed size is large — the standard deviation of the success probability is 0.33 at 2000 fitting patients and 0.39 at 6000, on a scale bounded by one — and an interval-censored regression cannot resolve it, because the arrangement factor completely separates the design (Table S2b).</w:t>
       </w:r>
     </w:p>
     <w:p>
@@ -2179,20 +2192,46 @@
           <w:sz w:val="22"/>
           <w:szCs w:val="22"/>
         </w:rPr>
-        <w:t xml:space="preserve">A separate sweep separates them, holding the total modification fixed at 0.85 and varying only its arrangement. Spreading the ENRICHMENT does not matter: with the diluting coefficient fixed at 0.30, success at 600, 2000, 6000 and 18 000 fitting patients runs 0.26 / 0.37 / 0.58 / 0.85 with enrichment in one criterion, 0.23 / 0.43 / 0.79 / 0.87 split over two, and 0.17 / 0.39 / 0.78 / 0.95 split over four. Splitting the DILUTION is what costs: with the same total but the diluting signal halved across two criteria, the same four sizes give 0.07 / 0.11 / 0.19 / 0.43.</w:t>
-      </w:r>
-    </w:p>
-    <w:p>
-      <w:pPr>
-        <w:spacing w:after="140" w:line="300"/>
-      </w:pPr>
-      <w:r>
-        <w:rPr>
-          <w:rFonts w:ascii="Calibri" w:cs="Calibri" w:eastAsia="Calibri" w:hAnsi="Calibri"/>
-          <w:sz w:val="22"/>
-          <w:szCs w:val="22"/>
-        </w:rPr>
-        <w:t xml:space="preserve">So the quantity that governs the data requirement is not how concentrated the effect modification is but how large the single largest diluting coefficient is. That is a sharper statement and a less comfortable one, because it is precisely the quantity the analysis exists to discover. Positivity, logical implication and interaction leverage can all be computed before any outcome is examined; the magnitude of the strongest diluting effect-modification coefficient cannot. The data requirement therefore depends on an unknown of exactly the kind the procedure is meant to estimate, and no rule expressed in patients, events or effective sample size can substitute for it. We regard that as the main methodological result of this work, and it is a negative one.</w:t>
+        <w:t xml:space="preserve">A separate sweep separates them, holding the total modification fixed at 0.85 and varying only its arrangement. With the diluting coefficient fixed at 0.30, success at 600, 2000, 6000 and 18 000 fitting patients runs 0.26 / 0.37 / 0.58 / 0.85 with the enrichment in one criterion, 0.23 / 0.43 / 0.79 / 0.87 split over two and 0.17 / 0.39 / 0.78 / 0.95 split over four. Spreading the enrichment never hurts, and at 6000 patients it helps by 0.21 (95% interval 0.08 to 0.34) and 0.20 (0.07 to 0.33) — so it is not, as we first wrote, without effect. Splitting the DILUTION goes the other way at every size: the same total with the diluting signal halved across two criteria gives 0.07 / 0.11 / 0.19 / 0.43, differences from the first arrangement of −0.19, −0.26, −0.39 and −0.42, every interval excluding zero.</w:t>
+      </w:r>
+    </w:p>
+    <w:p>
+      <w:pPr>
+        <w:spacing w:after="140" w:line="300"/>
+      </w:pPr>
+      <w:r>
+        <w:rPr>
+          <w:rFonts w:ascii="Calibri" w:cs="Calibri" w:eastAsia="Calibri" w:hAnsi="Calibri"/>
+          <w:sz w:val="22"/>
+          <w:szCs w:val="22"/>
+        </w:rPr>
+        <w:t xml:space="preserve">Two cautions belong with that comparison. The arrangements hold the full-protocol hazard ratio exactly equal, since under the full protocol the treated bonus is the sum of the coefficients, which the design fixes; they do not hold the ATTAINABLE improvement equal. On a 120 000-patient evaluation set the best subset reaches 0.6698 against a full-protocol 0.6900 in the three arrangements that concentrate the dilution, a gap of 0.0203, and 0.6803 in the one that splits it, a gap of 0.0098. Splitting the dilution halves the prize as well as the coefficient, and the two cannot be separated, because the attainable gap is itself determined by how the dilution is distributed. Arrangements that concentrate it present both a larger coefficient and a larger prize and are correspondingly easier; the sweep does not isolate the coefficient.</w:t>
+      </w:r>
+    </w:p>
+    <w:p>
+      <w:pPr>
+        <w:spacing w:after="140" w:line="300"/>
+      </w:pPr>
+      <w:r>
+        <w:rPr>
+          <w:rFonts w:ascii="Calibri" w:cs="Calibri" w:eastAsia="Calibri" w:hAnsi="Calibri"/>
+          <w:sz w:val="22"/>
+          <w:szCs w:val="22"/>
+        </w:rPr>
+        <w:t xml:space="preserve">The second is that a raw coefficient is unlikely to be the general governing quantity at all: the same coefficient on a criterion retaining 90% of a cohort and on one retaining 30% carries different information, and detectability must also depend on prevalence, correlation among criteria, retained events, censoring and weight variability. A criterion-specific signal-to-noise ratio — the population Shapley value of the diluting criterion over the standard deviation of its estimate — is the more plausible candidate, and one comparison is suggestive: the three arrangements that concentrate the dilution share an identical diluting coefficient of 0.30 and near-identical population Shapley values, so the coefficient cannot separate them at all, while their signal-to-noise ratios (1.39, 1.51, 1.73) do order their observed success (0.58, 0.79, 0.78). Four arrangements cannot establish anything, and we offer this as the direction a general answer would take rather than as one.</w:t>
+      </w:r>
+    </w:p>
+    <w:p>
+      <w:pPr>
+        <w:spacing w:after="140" w:line="300"/>
+      </w:pPr>
+      <w:r>
+        <w:rPr>
+          <w:rFonts w:ascii="Calibri" w:cs="Calibri" w:eastAsia="Calibri" w:hAnsi="Calibri"/>
+          <w:sz w:val="22"/>
+          <w:szCs w:val="22"/>
+        </w:rPr>
+        <w:t xml:space="preserve">What survives is the consequence for planning. Whatever the right summary turns out to be, it is a property of the effect modification present, which is the quantity the analysis exists to estimate. Positivity, logical implication and interaction leverage can all be computed before any outcome is examined; the strength of the diluting signal cannot. So a data requirement cannot be read off cohort size, event count or effective sample size alone. It can be stated conditionally, on an assumed minimum diluting signal, exactly as a conventional power calculation is stated on an assumed minimum clinically relevant effect — and Table 2 read as a family of conditional reliability curves is that statement. What does not exist is an unconditional threshold, and it was one of those that we offered in the previous version.</w:t>
       </w:r>
     </w:p>
     <w:p>
@@ -2576,13 +2615,26 @@
     </w:p>
     <w:p>
       <w:pPr>
+        <w:spacing w:after="140" w:line="300"/>
+      </w:pPr>
+      <w:r>
+        <w:rPr>
+          <w:rFonts w:ascii="Calibri" w:cs="Calibri" w:eastAsia="Calibri" w:hAnsi="Calibri"/>
+          <w:sz w:val="22"/>
+          <w:szCs w:val="22"/>
+        </w:rPr>
+        <w:t xml:space="preserve">Because the advantage such as it is appears only on the hazard ratio, we asked what happens if the rule selects on the restricted mean difference instead — retaining every criterion whose RMST Shapley value is positive. The two rules are almost different procedures: they agree on the criterion set in 8.3% of colon splits, and the RMST rule admits 177 patients against the hazard-ratio rule's 149 and the full protocol's 89. Yet selecting on the absolute-benefit estimand does not deliver absolute benefit: out of sample the RMST rule exceeds the full protocol's restricted mean difference in 49.0% of colon splits against 47.3% for the hazard-ratio rule, and its mean out-of-sample difference is 71.0 days against the full protocol's 71.7. On the hazard ratio it is worse than the rule it replaces (14.0% against 27.3%). The choice of decomposition estimand therefore changes the selected criteria almost completely while improving neither estimand out of sample, so an investigator whose endpoint is absolute benefit gains nothing by switching the rule to it.</w:t>
+      </w:r>
+    </w:p>
+    <w:p>
+      <w:pPr>
         <w:spacing w:after="60" w:before="200"/>
         <w:jc w:val="center"/>
       </w:pPr>
       <w:r>
         <w:drawing>
           <wp:inline distT="0" distB="0" distL="0" distR="0">
-            <wp:extent cx="3810000" cy="4524375"/>
+            <wp:extent cx="4191000" cy="4972050"/>
             <wp:effectExtent t="0" r="0" b="0" l="0"/>
             <wp:docPr id="1" name="" descr="" title=""/>
             <wp:cNvGraphicFramePr>
@@ -2607,7 +2659,7 @@
                   <pic:spPr bwMode="auto">
                     <a:xfrm>
                       <a:off x="0" y="0"/>
-                      <a:ext cx="3810000" cy="4524375"/>
+                      <a:ext cx="4191000" cy="4972050"/>
                     </a:xfrm>
                     <a:prstGeom prst="rect">
                       <a:avLst/>
@@ -2656,7 +2708,7 @@
           <w:sz w:val="22"/>
           <w:szCs w:val="22"/>
         </w:rPr>
-        <w:t xml:space="preserve">Data-driven relaxation admits more patients, and it is worth being precise about what that shows. The rule retains a subset of the criteria, so the eligible set can only grow, and the probability reported for this promise measures how often a binding criterion is removed. Scored against all 512 subsets on the held-out half, the rule's choice lay on the eligible-count-versus-hazard-ratio frontier in 1.6% of colon splits and 3.0% of Rotterdam splits, with a median of 72 and 60 subsets admitting at least as many patients at a hazard ratio at least as low. Matched on eligible count its hazard-ratio advantage is real but modest, and on the absolute-benefit estimand it is at or below chance. The rule is therefore not optimising the trade-off between the two promises, and a comparison against the full protocol alone cannot show this.</w:t>
+        <w:t xml:space="preserve">Data-driven relaxation admits more patients, and it is worth being precise about what that shows. The rule retains a subset of the criteria, so the eligible set can only grow, and the probability reported for this promise measures how often a binding criterion is removed. Scored against all 512 subsets on the held-out half, the rule's choice is almost never on the empirical eligible-count-versus-hazard-ratio frontier, though simulation shows that frontier is itself optimistic and the honest reading is a distance from an optimistic oracle rather than a measure of inefficiency. Matched on eligible count, its hazard-ratio advantage has an interval containing one half, and on the absolute-benefit estimand the point estimate sits below one half. So the rule is not optimising the trade-off between the two promises, and whether it has any advantage at equal inclusiveness is a question these cohorts cannot settle — neither of which a comparison against the full protocol alone can show.</w:t>
       </w:r>
     </w:p>
     <w:p>
@@ -2682,20 +2734,20 @@
           <w:sz w:val="22"/>
           <w:szCs w:val="22"/>
         </w:rPr>
-        <w:t xml:space="preserve">Whether the effect-estimate improvement is attainable at all depends on something that cannot be checked in advance. Across the factorial the success probability varies by roughly 0.34 in standard deviation at every fixed sample size, and grouping scenarios by events or by effective sample size rather than by patients does not reduce that spread at all — a claim we made in the previous revision and withdraw here, because it was computed only over the scenarios in which a threshold happened to be observable. The quantity that does govern the requirement is the magnitude of the largest diluting effect-modification coefficient: arranging the same total modification differently leaves success unchanged when the enrichment is spread and collapses it when the diluting signal is halved. Since that coefficient is what the analysis exists to estimate, no data requirement in patients, events or effective sample size can be given ahead of the analysis. We think this negative result is the more useful contribution, and it separates cleanly what an investigator can check beforehand — positivity inside the full protocol, logical implication, interaction leverage — from what they cannot.</w:t>
-      </w:r>
-    </w:p>
-    <w:p>
-      <w:pPr>
-        <w:spacing w:after="140" w:line="300"/>
-      </w:pPr>
-      <w:r>
-        <w:rPr>
-          <w:rFonts w:ascii="Calibri" w:cs="Calibri" w:eastAsia="Calibri" w:hAnsi="Calibri"/>
-          <w:sz w:val="22"/>
-          <w:szCs w:val="22"/>
-        </w:rPr>
-        <w:t xml:space="preserve">The regret comparison adds a further consideration for small cohorts, where the protocol the rule produces sits slightly further from the lowest attainable hazard ratio than the original full protocol does. That is a single-objective statement about one generating model and not a claim of clinical inferiority, but it does mean the caution for an investigator with a small cohort is not only that the expected improvement may fail to materialise.</w:t>
+        <w:t xml:space="preserve">Whether the effect-estimate improvement is attainable depends on something that cannot be checked before the analysis, but that does not make planning impossible. Across the factorial the success probability varies by roughly 0.34 in standard deviation at every fixed sample size, and grouping scenarios by events or by effective sample size rather than by patients does not reduce that spread at all — a claim we made in the previous revision and withdraw here, because it was computed only over the scenarios in which a threshold happened to be observable. The quantity that does govern the requirement is the magnitude of the largest diluting effect-modification coefficient: arranging the same total modification differently leaves success unchanged when the enrichment is spread and collapses it when the diluting signal is halved. Since the strength of the diluting signal is what the analysis exists to estimate, no data requirement in patients, events or effective sample size can be given unconditionally. That is the same situation as any power calculation, where the sample size depends on an effect size not yet observed, and the same remedy applies: state a minimum diluting signal one would not want to miss and read the requirement off conditional curves, which is how Table 2 should be used. What we can rule out is an unconditional threshold of the kind we ourselves offered in the previous version. The result also separates cleanly what an investigator can check beforehand — empirical overlap inside the full protocol, logical implication, interaction leverage — from what they cannot.</w:t>
+      </w:r>
+    </w:p>
+    <w:p>
+      <w:pPr>
+        <w:spacing w:after="140" w:line="300"/>
+      </w:pPr>
+      <w:r>
+        <w:rPr>
+          <w:rFonts w:ascii="Calibri" w:cs="Calibri" w:eastAsia="Calibri" w:hAnsi="Calibri"/>
+          <w:sz w:val="22"/>
+          <w:szCs w:val="22"/>
+        </w:rPr>
+        <w:t xml:space="preserve">For small cohorts the regret comparison adds a further caution: the protocol the rule produces sits slightly further from the lowest attainable hazard ratio than the original does. That is a single-objective statement about one generating model, not a claim of clinical inferiority.</w:t>
       </w:r>
     </w:p>
     <w:p>
@@ -2772,7 +2824,7 @@
           <w:sz w:val="22"/>
           <w:szCs w:val="22"/>
         </w:rPr>
-        <w:t xml:space="preserve">Relaxing trial eligibility criteria from data widens the eligible population, but that widening follows largely from the structure of the rule, and scored against the subsets attainable on held-out patients the rule's choice is rarely near the eligible-count-versus-hazard-ratio frontier. Its contribution is to the effect estimate, and it is modest at matched inclusiveness. How much data that contribution requires cannot be stated in advance: it is governed by the magnitude of the strongest diluting effect-modification coefficient, which is the quantity the analysis exists to discover, and no expression in patients, events or effective sample size stands in for it. Incomplete confounding adjustment can make the procedure appear more successful while its selection is less accurate, so apparent success on real-world data should not be taken as evidence of adequate adjustment. What an investigator can establish beforehand is narrower than we previously suggested — empirical overlap inside the full protocol, logical implication among criteria, and interaction leverage — and it does not include whether the effect-estimate promise is within reach.</w:t>
+        <w:t xml:space="preserve">Relaxing trial eligibility criteria from data widens the eligible population, but that widening follows largely from the structure of the rule, and scored against the subsets attainable on held-out patients the rule's choice is rarely near the eligible-count-versus-hazard-ratio frontier. Whether it contributes anything at matched inclusiveness is not resolved by cohorts of this size; the point estimates favour it on the hazard ratio and not on absolute benefit, and a variant selecting on absolute benefit instead chooses almost entirely different criteria without improving either estimand. How much data that contribution requires cannot be read from patients, events or effective sample size alone: it depends on the strength of the diluting signal, which is the quantity the analysis exists to discover. It can be stated conditionally on an assumed minimum such signal, as a power calculation is stated on an assumed minimum effect; what does not exist is an unconditional threshold. Incomplete confounding adjustment can make the procedure appear more successful while its selection is less accurate, so apparent success on real-world data should not be taken as evidence of adequate adjustment. What an investigator can establish beforehand is narrower than we previously suggested — empirical overlap inside the full protocol, logical implication among criteria, and interaction leverage — and it does not include whether the effect-estimate promise is within reach.</w:t>
       </w:r>
     </w:p>
     <w:p>
@@ -2945,7 +2997,7 @@
           <w:sz w:val="22"/>
           <w:szCs w:val="22"/>
         </w:rPr>
-        <w:t xml:space="preserve">We thank the reviewers, whose comments identified two errors in an earlier version and led to the analyses in sections 1 and 3 of the Results.</w:t>
+        <w:t xml:space="preserve">We thank the reviewers, whose comments motivated additional analyses and corrections throughout, including the frontier-optimism simulation and the nested resampling reported here.</w:t>
       </w:r>
     </w:p>
     <w:p>

--- a/manuscript/trialplate_manuscript.docx
+++ b/manuscript/trialplate_manuscript.docx
@@ -14,7 +14,7 @@
           <w:sz w:val="30"/>
           <w:szCs w:val="30"/>
         </w:rPr>
-        <w:t xml:space="preserve">What data-driven relaxation of trial eligibility criteria can and cannot promise: an out-of-sample validation, and why no unconditional data requirement exists</w:t>
+        <w:t xml:space="preserve">What data-driven relaxation of trial eligibility criteria can and cannot promise: an out-of-sample evaluation, and why no unconditional data requirement exists</w:t>
       </w:r>
     </w:p>
     <w:p>
@@ -167,7 +167,7 @@
           <w:sz w:val="22"/>
           <w:szCs w:val="22"/>
         </w:rPr>
-        <w:t xml:space="preserve">Rules that relax clinical-trial eligibility criteria using real-world data make two promises: that more patients become eligible, and that the estimated treatment effect does not suffer. To our knowledge neither has been validated out of sample, and no guidance exists on how much data such a rule needs.</w:t>
+        <w:t xml:space="preserve">Rules that relax clinical-trial eligibility criteria using real-world data make two promises: that more patients become eligible, and that the estimated treatment effect does not suffer. To our knowledge neither has been evaluated out of sample, and no guidance exists on how much data such a rule needs.</w:t>
       </w:r>
     </w:p>
     <w:p>
@@ -213,7 +213,7 @@
           <w:sz w:val="22"/>
           <w:szCs w:val="22"/>
         </w:rPr>
-        <w:t xml:space="preserve">Matched on eligible count and carried through patient-level resampling, the rule reached a lower hazard ratio than a comparable subset in 56.4% of colon splits and 49.6% of Rotterdam splits, and was at or below one half on the restricted mean difference; every interval contains one half, so neither an advantage nor its absence is established. Its choice was almost never on the empirical held-out frontier, but simulation shows that frontier is optimistic: only 19.5% of apparently dominating subsets genuinely dominate at the population and 37.6% reproduce on an independent half. A variant selecting on the restricted mean difference agrees with the published rule on the criterion set in 8.3% of splits and improves neither estimand out of sample. The effect-estimate promise was not kept in either cohort (0.270 and 0.497). Across the factorial the success probability varied by about 0.34 in standard deviation at every fixed sample size, and equally whether scenarios were grouped by patients, events or effective sample size. Halving the diluting signal across two criteria cut success from 0.85 to 0.43 at 18 000 fitting patients, though it also halves the attainable improvement. Omitting one confounder returned apparent reliability to randomised levels while inflating the estimator's population limit by 32% and halving correct selection.</w:t>
+        <w:t xml:space="preserve">Matched on eligible count and carried through patient-level resampling, the rule reached a lower hazard ratio than a comparable subset in 63.4% of colon splits and 57.1% of Rotterdam splits, and was near one half on the restricted mean difference; every interval contains one half, so neither an advantage nor its absence is established. Its choice was almost never on the empirical held-out frontier, but simulation shows that frontier is optimistic: only 19.5% of apparently dominating subsets genuinely dominate at the population and 37.6% reproduce on an independent half. A variant selecting on the restricted mean difference agrees with the published rule on the criterion set in 7.0% of colon splits and did not improve either estimand out of sample, though the same patient-level uncertainty applies to it. The observed proportion of splits in which the data-driven protocol reached a lower out-of-sample hazard ratio than the original was below one half in colon (0.290) and close to one half in Rotterdam (0.522); with patient-level intervals this establishes neither failure nor success of the effect-estimate promise. Across the factorial the success probability varied by about 0.34 in standard deviation at every fixed sample size, and equally whether scenarios were grouped by patients, events or effective sample size. Halving the diluting signal across two criteria cut success from 0.85 to 0.43 at 18 000 fitting patients, but it also roughly halves the attainable improvement, so the two cannot be separated in that design. Omitting one confounder returned apparent reliability to randomised levels while inflating the estimator's population limit by 32% and halving correct selection.</w:t>
       </w:r>
     </w:p>
     <w:p>
@@ -259,7 +259,7 @@
           <w:sz w:val="22"/>
           <w:szCs w:val="22"/>
         </w:rPr>
-        <w:t xml:space="preserve">eligibility criteria; trial emulation; real-world data; Shapley value; non-collapsibility; restricted mean survival time; out-of-sample validation; sample size</w:t>
+        <w:t xml:space="preserve">eligibility criteria; trial emulation; real-world data; Shapley value; non-collapsibility; restricted mean survival time; out-of-sample evaluation; sample size</w:t>
       </w:r>
     </w:p>
     <w:p>
@@ -791,7 +791,7 @@
           <w:sz w:val="22"/>
           <w:szCs w:val="22"/>
         </w:rPr>
-        <w:t xml:space="preserve">Patients were split at random into a fitting and a scoring set, stratified by treatment arm and event status. The rule was applied to the fitting set alone and its protocol scored on the scoring set alongside the full protocol, over 500 splits in colon and 400 in Rotterdam, at fitting fractions of 0.5 and 0.7. These splits reuse the same patients, so a standard error computed across them as though they were independent replicates is too small; we therefore add an outer bootstrap of the cohort with the split procedure run inside each resample. The inner split is taken over unique patient identifiers, so duplicate copies of a patient follow their identifier to one side and no patient contributes to both halves; an earlier version split the resampled rows directly and did not have that property. Every out-of-sample quantity — the two promises, the matched comparison, the frontier statistics — passes through this same loop and so carries patient-level rather than across-split uncertainty. Within a split a proportion over comparator subsets is computed first and splits are then averaged with equal weight, so a split offering more comparators does not count for more. The outer variance contains an inner Monte Carlo term, separated as SD_outer = sqrt(SD_total² − SD_MC²) with SD_MC² = p(1−p)/R for R inner splits — a subtraction of variances, not of standard deviations; we call that component outer-sampling rather than between-cohort, since only one cohort is involved. Intervals are percentile intervals of the outer distribution, accelerated intervals being unstable for a proportion of proportions at this outer count. We report how the endpoints move as resamples accumulate and treat them as exploratory at the counts our compute allowed.</w:t>
+        <w:t xml:space="preserve">Patients were split at random into a fitting and a scoring set, stratified by treatment arm and event status. The rule was applied to the fitting set alone and its protocol scored on the scoring set alongside the full protocol, over 500 splits in colon and 400 in Rotterdam, at fitting fractions of 0.5 and 0.7. These splits reuse the same patients, so a standard error computed across them as though they were independent replicates is too small; we therefore add an outer bootstrap of the cohort with the split procedure run inside each resample. The inner split is taken over unique patient identifiers, so duplicate copies of a patient follow their identifier to one side and no patient contributes to both halves; an earlier version split the resampled rows directly and did not have that property. Every out-of-sample quantity — the two promises, the matched comparison, the frontier statistics — passes through this same loop and so carries patient-level rather than across-split uncertainty. Within a split a proportion over comparator subsets is computed first and splits are then averaged with equal weight, so a split offering more comparators does not count for more. The outer variance contains an inner Monte Carlo term, separated as SD_outer = sqrt(SD_total² − SD_MC²) — a subtraction of variances, not of standard deviations. The Monte Carlo term is estimated from the data rather than assumed: within each resample we take the sample variance s² of the per-split values and average s²/R over resamples. An earlier version used p(1−p)/R, which is correct only for a statistic that is 0/1 within a split; the two promises and the frontier indicators are of that kind, but a matched rank is already a proportion over comparators, so the binomial form overstated its Monte Carlo component and understated the outer-sampling component obtained by subtraction. We call that component outer-sampling rather than between-cohort, since only one cohort is involved. Intervals are percentile intervals of the outer distribution, accelerated intervals being unstable for a proportion of proportions at this outer count. For every reported quantity we recompute the interval from the first 50, 100 and half of the outer resamples and report the largest movement of either endpoint between half and the full count, so the reader can judge whether the endpoints have settled; we treat them as exploratory at the counts our compute allowed.</w:t>
       </w:r>
     </w:p>
     <w:p>
@@ -817,7 +817,7 @@
           <w:sz w:val="22"/>
           <w:szCs w:val="22"/>
         </w:rPr>
-        <w:t xml:space="preserve">The threshold that curve locates belongs to one mechanism, which cannot support general guidance, so we re-estimated it across a 2⁴ resolution-IV fractional factorial in six factors: number of criteria (6 or 8), full-protocol retention (0.30 or 0.12), effect modification concentrated in one criterion or spread across five, censoring rate, allocation ratio and assignment mechanism. Every scenario contains at least one diluting criterion, since relaxation can lower the hazard ratio only if some retained criterion selects patients who benefit less. The primary analysis is the probability of a lower out-of-sample hazard ratio at FIXED fitting sizes, which every scenario supplies whether or not a threshold is attainable. Estimating a threshold and then summarising only the scenarios where one is observable conditions on the outcome, so threshold estimates — the crossing of a reliability target interpolated on a ladder of fitting sizes, expressed in patients, full-protocol events and effective sample size — are supplementary, alongside an interval-censored regression treating censored runs as interval information. The target is 0.80 by convention from power calculations, with 0.70 and 0.90 reported beside it; runs never crossing it are right-censored, runs already above it at the smallest size left-censored, and medians taken over located runs only. The currency comparison bins all sixteen scenarios into quartiles of each currency and reports the mean within-bin standard deviation of the success probability, so no scenario is dropped.</w:t>
+        <w:t xml:space="preserve">The threshold that curve locates belongs to one mechanism, which cannot support general guidance, so we re-estimated it across a 2^(6−2) resolution-IV fractional factorial (16 runs) in six factors: number of criteria (6 or 8), full-protocol retention (0.30 or 0.12), effect modification concentrated in one criterion or spread across five, censoring rate, allocation ratio and assignment mechanism. Every scenario contains at least one diluting criterion, since relaxation can lower the hazard ratio only if some retained criterion selects patients who benefit less. The primary analysis is the probability of a lower out-of-sample hazard ratio at FIXED fitting sizes, which every scenario supplies whether or not a threshold is attainable. Estimating a threshold and then summarising only the scenarios where one is observable conditions on the outcome, so threshold estimates — the crossing of a reliability target interpolated on a ladder of fitting sizes, expressed in patients, full-protocol events and effective sample size — are supplementary, alongside an interval-censored regression treating censored runs as interval information. The target is 0.80 by convention from power calculations, with 0.70 and 0.90 reported beside it; runs never crossing it are right-censored, runs already above it at the smallest size left-censored, and medians taken over located runs only. The currency comparison bins all sixteen scenarios into quartiles of each currency and reports the mean within-bin standard deviation of the success probability, so no scenario is dropped.</w:t>
       </w:r>
     </w:p>
     <w:p>
@@ -961,72 +961,72 @@
           <w:sz w:val="22"/>
           <w:szCs w:val="22"/>
         </w:rPr>
-        <w:t xml:space="preserve">Whether the rule does more than remove criteria needs a comparison at equal inclusiveness, which our first attempt did not provide: it matched random relaxations on the NUMBER of criteria removed, and since the rule admitted 442 patients against random relaxation's 664 in Rotterdam, the hazard ratios were compared at different eligible counts. We therefore score all 512 subsets on the held-out half of each split, compute the proportion within a split, average splits with equal weight, and take the interval from the same patient-level outer bootstrap used for the two promises.</w:t>
-      </w:r>
-    </w:p>
-    <w:p>
-      <w:pPr>
-        <w:spacing w:after="140" w:line="300"/>
-      </w:pPr>
-      <w:r>
-        <w:rPr>
-          <w:rFonts w:ascii="Calibri" w:cs="Calibri" w:eastAsia="Calibri" w:hAnsi="Calibri"/>
-          <w:sz w:val="22"/>
-          <w:szCs w:val="22"/>
-        </w:rPr>
-        <w:t xml:space="preserve">Matched to within ten per cent on eligible count — a median of 112 comparators per split in colon and 66 in Rotterdam, sitting symmetrically around the rule's own count (mean relative difference 0.000 and -0.005) — the rule reaches a lower log hazard ratio than a matched subset in 56.4% of colon comparisons and 49.6% in Rotterdam. With patient-level uncertainty the intervals are 30.6% to 77.0% and 35.0% to 73.3%, both of which contain one half. The advantage we described as real in the previous version is not established by these cohorts. In colon the point estimate stays between 55.3% and 56.8% across every tolerance from 2 to 15 per cent, consistently above one half but not separably so; in Rotterdam, whose estimates are descriptive in any case, it sits on one half at 49.6%. The earlier figures of 59.8% and 54.8% came from an interval computed across splits that share patients, and were narrower than the design supports.</w:t>
-      </w:r>
-    </w:p>
-    <w:p>
-      <w:pPr>
-        <w:spacing w:after="140" w:line="300"/>
-      </w:pPr>
-      <w:r>
-        <w:rPr>
-          <w:rFonts w:ascii="Calibri" w:cs="Calibri" w:eastAsia="Calibri" w:hAnsi="Calibri"/>
-          <w:sz w:val="22"/>
-          <w:szCs w:val="22"/>
-        </w:rPr>
-        <w:t xml:space="preserve">On the restricted mean difference the point estimates sit at or below one half — 45.2% in colon and 50.6% in Rotterdam — with intervals 27.9% to 65.5% and 33.4% to 71.8%. So such advantage as the point estimates suggest is specific to the hazard ratio and does not appear on the absolute-benefit estimand. That asymmetry matters, because the same paper shows hazard-ratio movement need not correspond to any individual's benefit, and it is the reason we no longer describe the procedure's contribution as being to the effect estimate in general.</w:t>
-      </w:r>
-    </w:p>
-    <w:p>
-      <w:pPr>
-        <w:spacing w:after="140" w:line="300"/>
-      </w:pPr>
-      <w:r>
-        <w:rPr>
-          <w:rFonts w:ascii="Calibri" w:cs="Calibri" w:eastAsia="Calibri" w:hAnsi="Calibri"/>
-          <w:sz w:val="22"/>
-          <w:szCs w:val="22"/>
-        </w:rPr>
-        <w:t xml:space="preserve">The frontier comparison must be read with more care than we gave it. A subset dominates the rule if it admits at least as many patients at a hazard ratio at least as low, judged on the held-out half; on the observed cohorts the rule's choice was on that frontier in 0.0% of colon splits and 8.0% of Rotterdam splits, with a median of 133 and 96 subsets dominating it, and the outer-bootstrap intervals reach only 13.2% and 17.2%. But this is an EMPIRICAL held-out frontier, taken as the best of 512 noisy estimates, and it is optimistic: the rule never saw the scoring half, yet the frontier is an argmax over that same half.</w:t>
-      </w:r>
-    </w:p>
-    <w:p>
-      <w:pPr>
-        <w:spacing w:after="140" w:line="300"/>
-      </w:pPr>
-      <w:r>
-        <w:rPr>
-          <w:rFonts w:ascii="Calibri" w:cs="Calibri" w:eastAsia="Calibri" w:hAnsi="Calibri"/>
-          <w:sz w:val="22"/>
-          <w:szCs w:val="22"/>
-        </w:rPr>
-        <w:t xml:space="preserve">Simulation sizes that optimism. With the population known, a held-out half the size of a colon scoring set shows a median of 73 apparently dominating subsets where the population has 31, and puts the rule off the frontier in 94.4% of replicates against 89.4% at the population. Of the subsets dominating on one held-out half, 37.6% still dominate on an independent half and only 19.5% genuinely dominate at the population. These numbers should therefore be read as the rule's distance from an optimistic oracle rather than as a measure of algorithmic inefficiency: the ordering survives the correction — the rule is not close to the best attainable protocol — but the magnitude does not, and cohorts this size cannot pin it down.</w:t>
-      </w:r>
-    </w:p>
-    <w:p>
-      <w:pPr>
-        <w:spacing w:after="140" w:line="300"/>
-      </w:pPr>
-      <w:r>
-        <w:rPr>
-          <w:rFonts w:ascii="Calibri" w:cs="Calibri" w:eastAsia="Calibri" w:hAnsi="Calibri"/>
-          <w:sz w:val="22"/>
-          <w:szCs w:val="22"/>
-        </w:rPr>
-        <w:t xml:space="preserve">The effect-estimate promise was not kept in either cohort. In colon the out-of-sample hazard ratio was 0.078 higher under the data-driven protocol, lower in only 27.0% of splits; in Rotterdam the difference was 0.001 and the probability 0.497. Raising the fitting fraction to 0.7 moved these to 0.336 and 0.527, in the expected direction but not far enough. The absolute-benefit column moved consistently in neither.</w:t>
+        <w:t xml:space="preserve">Whether the rule does more than remove criteria needs a comparison at equal inclusiveness, which our first attempt did not provide: it matched random relaxations on the NUMBER of criteria removed, not on how many patients they admitted. We therefore score all 512 subsets on the held-out half of each split, compute the proportion within a split, and average splits with equal weight. Point estimates come from the full 500 and 400 splits; the interval is the point estimate plus or minus twice the outer-sampling standard deviation from the nested bootstrap, which is the total across-resample spread with the inner Monte Carlo component removed.</w:t>
+      </w:r>
+    </w:p>
+    <w:p>
+      <w:pPr>
+        <w:spacing w:after="140" w:line="300"/>
+      </w:pPr>
+      <w:r>
+        <w:rPr>
+          <w:rFonts w:ascii="Calibri" w:cs="Calibri" w:eastAsia="Calibri" w:hAnsi="Calibri"/>
+          <w:sz w:val="22"/>
+          <w:szCs w:val="22"/>
+        </w:rPr>
+        <w:t xml:space="preserve">Matched to within ten per cent on eligible count — a median of 112 comparators per split in colon and 66 in Rotterdam, sitting symmetrically around the rule's own count (mean relative difference 0.002 and 0.000) — the rule reaches a lower log hazard ratio than a matched subset in 63.4% of colon comparisons, interval [0.40, 0.86], and 57.1% in Rotterdam, interval [0.39, 0.75]. The estimates are stable across matching tolerances from 2 to 15 per cent, moving between 62.0% and 63.9% in colon.</w:t>
+      </w:r>
+    </w:p>
+    <w:p>
+      <w:pPr>
+        <w:spacing w:after="140" w:line="300"/>
+      </w:pPr>
+      <w:r>
+        <w:rPr>
+          <w:rFonts w:ascii="Calibri" w:cs="Calibri" w:eastAsia="Calibri" w:hAnsi="Calibri"/>
+          <w:sz w:val="22"/>
+          <w:szCs w:val="22"/>
+        </w:rPr>
+        <w:t xml:space="preserve">On the restricted mean difference the two cohorts disagree. In colon the rule is below one half at every tolerance (41.1% at ten per cent, interval [0.24, 0.58]); in Rotterdam it is above (59.0%, interval [0.41, 0.77]). Every one of these intervals contains one half. Neither an advantage nor its absence is established at equal inclusiveness, on either estimand, in either cohort — and the disagreement between the two estimands in colon is itself worth noting, given that the paper shows hazard-ratio movement need not track absolute benefit.</w:t>
+      </w:r>
+    </w:p>
+    <w:p>
+      <w:pPr>
+        <w:spacing w:after="140" w:line="300"/>
+      </w:pPr>
+      <w:r>
+        <w:rPr>
+          <w:rFonts w:ascii="Calibri" w:cs="Calibri" w:eastAsia="Calibri" w:hAnsi="Calibri"/>
+          <w:sz w:val="22"/>
+          <w:szCs w:val="22"/>
+        </w:rPr>
+        <w:t xml:space="preserve">The frontier comparison must be read with more care than we gave it. A subset dominates the rule if it admits at least as many patients at a log hazard ratio at least as low, judged on the held-out half; on that criterion the rule's choice was on the frontier in 3.0% of colon splits and 1.0% of Rotterdam splits, with a median of 117 and 85 subsets dominating. Requiring a margin of 0.05 on the log hazard ratio — roughly a five per cent relative change, chosen as a value below which a difference would not change a protocol decision — raises frontier membership to 11.4% and 7.2%. But this is an EMPIRICAL held-out frontier, taken as the best of 512 noisy estimates on the same data used to judge it, and it is optimistic.</w:t>
+      </w:r>
+    </w:p>
+    <w:p>
+      <w:pPr>
+        <w:spacing w:after="140" w:line="300"/>
+      </w:pPr>
+      <w:r>
+        <w:rPr>
+          <w:rFonts w:ascii="Calibri" w:cs="Calibri" w:eastAsia="Calibri" w:hAnsi="Calibri"/>
+          <w:sz w:val="22"/>
+          <w:szCs w:val="22"/>
+        </w:rPr>
+        <w:t xml:space="preserve">Simulation sizes that optimism, at a bare inequality rather than with a margin. With the population known, a held-out half the size of a colon scoring set shows a median of 73 apparently dominating subsets where the population has 31, and puts the rule off the frontier in 94.4% of replicates against 89.4% at the population. Of the subsets dominating on one held-out half, 37.6% still dominate on an independent half and only 19.5% genuinely dominate at the population. These numbers therefore measure the rule's distance from an optimistic oracle constructed on the same data, not from the true optimum; simulation shows the direction of the bias and its size in one generating mechanism, and does not convert the observed-cohort frontier into an unbiased one.</w:t>
+      </w:r>
+    </w:p>
+    <w:p>
+      <w:pPr>
+        <w:spacing w:after="140" w:line="300"/>
+      </w:pPr>
+      <w:r>
+        <w:rPr>
+          <w:rFonts w:ascii="Calibri" w:cs="Calibri" w:eastAsia="Calibri" w:hAnsi="Calibri"/>
+          <w:sz w:val="22"/>
+          <w:szCs w:val="22"/>
+        </w:rPr>
+        <w:t xml:space="preserve">The same question can be put to the cohorts themselves without a generating model, by splitting three ways: the rule is fitted on one third, the subsets that dominate it are identified on a second, and exactly those subsets are re-evaluated on a third that has been used for nothing. In colon a median of 77 subsets dominate on the selection third, of which 35.3% still dominate on the untouched third; in Rotterdam the figures are 57 and 41.4%. Requiring the 0.05 margin on the selection third leaves a median of 52 and 35 candidates and raises carry-over to 34.7% and 41.2%. The single lowest-hazard-ratio dominator carries over in 33.6% and 39.4% of splits. Frontier membership itself changes little: the rule is on the frontier in 2.5% of colon splits judged on the selection third and 4.3% judged on the untouched third. The optimism is therefore large in the number of apparent dominators and in how many of them survive, and small in the headline membership figure; the rule remains off the frontier in the great majority of splits even when the comparator is chosen on data it is not judged on. What we can say from all of this is that the rule is not close to an empirical optimistic oracle, and that the gap does not close when the oracle is made honest at the cost of a smaller evaluation set. How far it sits from the true best attainable protocol, these cohorts cannot tell us.</w:t>
       </w:r>
     </w:p>
     <w:tbl>
@@ -1157,7 +1157,7 @@
                 <w:sz w:val="19"/>
                 <w:szCs w:val="19"/>
               </w:rPr>
-              <w:t xml:space="preserve">Fitting set (fraction 0.5); splits</w:t>
+              <w:t xml:space="preserve">Endpoint; horizon; splits</w:t>
             </w:r>
           </w:p>
         </w:tc>
@@ -1182,7 +1182,7 @@
                 <w:sz w:val="19"/>
                 <w:szCs w:val="19"/>
               </w:rPr>
-              <w:t xml:space="preserve">309;  500</w:t>
+              <w:t xml:space="preserve">time, status; 1825 d; 500</w:t>
             </w:r>
           </w:p>
         </w:tc>
@@ -1207,7 +1207,7 @@
                 <w:sz w:val="19"/>
                 <w:szCs w:val="19"/>
               </w:rPr>
-              <w:t xml:space="preserve">1491;  400</w:t>
+              <w:t xml:space="preserve">dtime, death; 2555 d; 400</w:t>
             </w:r>
           </w:p>
         </w:tc>
@@ -1259,7 +1259,7 @@
                 <w:sz w:val="19"/>
                 <w:szCs w:val="19"/>
               </w:rPr>
-              <w:t xml:space="preserve">n = 88, HR = 0.592, RMST = +75.8 days</w:t>
+              <w:t xml:space="preserve">n = 88, HR = 0.606, RMST = 69.2 days</w:t>
             </w:r>
           </w:p>
         </w:tc>
@@ -1284,7 +1284,7 @@
                 <w:sz w:val="19"/>
                 <w:szCs w:val="19"/>
               </w:rPr>
-              <w:t xml:space="preserve">n = 210, HR = 0.740, RMST = +143.9 days</w:t>
+              <w:t xml:space="preserve">n = 210, HR = 0.728, RMST = 151.1 days</w:t>
             </w:r>
           </w:p>
         </w:tc>
@@ -1336,7 +1336,7 @@
                 <w:sz w:val="19"/>
                 <w:szCs w:val="19"/>
               </w:rPr>
-              <w:t xml:space="preserve">n = 148, HR = 0.670, RMST = +70.0 days</w:t>
+              <w:t xml:space="preserve">n = 149, HR = 0.673, RMST = 67.8 days</w:t>
             </w:r>
           </w:p>
         </w:tc>
@@ -1361,7 +1361,7 @@
                 <w:sz w:val="19"/>
                 <w:szCs w:val="19"/>
               </w:rPr>
-              <w:t xml:space="preserve">n = 440, HR = 0.742, RMST = +150.8 days</w:t>
+              <w:t xml:space="preserve">n = 435, HR = 0.733, RMST = 156.5 days</w:t>
             </w:r>
           </w:p>
         </w:tc>
@@ -1388,7 +1388,7 @@
                 <w:sz w:val="19"/>
                 <w:szCs w:val="19"/>
               </w:rPr>
-              <w:t xml:space="preserve">Eligible patients: difference</w:t>
+              <w:t xml:space="preserve">Eligible patients: difference; P(more)</w:t>
             </w:r>
           </w:p>
         </w:tc>
@@ -1413,7 +1413,7 @@
                 <w:sz w:val="19"/>
                 <w:szCs w:val="19"/>
               </w:rPr>
-              <w:t xml:space="preserve">+59 (SE 2)</w:t>
+              <w:t xml:space="preserve">+61; 0.988</w:t>
             </w:r>
           </w:p>
         </w:tc>
@@ -1438,7 +1438,7 @@
                 <w:sz w:val="19"/>
                 <w:szCs w:val="19"/>
               </w:rPr>
-              <w:t xml:space="preserve">+229 (SE 6)</w:t>
+              <w:t xml:space="preserve">+226; 1.000</w:t>
             </w:r>
           </w:p>
         </w:tc>
@@ -1490,7 +1490,7 @@
                 <w:sz w:val="19"/>
                 <w:szCs w:val="19"/>
               </w:rPr>
-              <w:t xml:space="preserve">+0.0781; 0.270</w:t>
+              <w:t xml:space="preserve">+0.0672; 0.290</w:t>
             </w:r>
           </w:p>
         </w:tc>
@@ -1515,7 +1515,7 @@
                 <w:sz w:val="19"/>
                 <w:szCs w:val="19"/>
               </w:rPr>
-              <w:t xml:space="preserve">+0.0012; 0.497</w:t>
+              <w:t xml:space="preserve">+0.0046; 0.522</w:t>
             </w:r>
           </w:p>
         </w:tc>
@@ -1567,7 +1567,7 @@
                 <w:sz w:val="19"/>
                 <w:szCs w:val="19"/>
               </w:rPr>
-              <w:t xml:space="preserve">−5.8 days; 0.452</w:t>
+              <w:t xml:space="preserve">-1.4 days; 0.508</w:t>
             </w:r>
           </w:p>
         </w:tc>
@@ -1592,7 +1592,7 @@
                 <w:sz w:val="19"/>
                 <w:szCs w:val="19"/>
               </w:rPr>
-              <w:t xml:space="preserve">+6.9 days; 0.580</w:t>
+              <w:t xml:space="preserve">+5.4 days; 0.580</w:t>
             </w:r>
           </w:p>
         </w:tc>
@@ -1609,7 +1609,7 @@
           <w:sz w:val="18"/>
           <w:szCs w:val="18"/>
         </w:rPr>
-        <w:t xml:space="preserve">Table 1. Out-of-sample comparison against the original full protocol. The eligible-count row is monotone by construction and is reported for completeness rather than as a test. Rotterdam hazard ratios are descriptive: that cohort shows a severe lack of empirical overlap inside the full protocol.</w:t>
+        <w:t xml:space="preserve">Table 1. Out-of-sample comparison against the original full protocol, from the single primary analysis that supplies every point estimate in this paper and its supplement; the nested bootstrap supplies uncertainty only. The eligible-count row is monotone by construction and is reported for completeness rather than as a test. Rotterdam estimates are descriptive: that cohort shows a severe lack of empirical overlap inside the full protocol.</w:t>
       </w:r>
     </w:p>
     <w:p>
@@ -1647,7 +1647,7 @@
           <w:sz w:val="22"/>
           <w:szCs w:val="22"/>
         </w:rPr>
-        <w:t xml:space="preserve">With 70 outer resamples and 18 inner splits each, the standard deviation of the colon probability of a lower out-of-sample hazard ratio across resamples is 0.184. Of that, 0.105 is the inner Monte Carlo component implied by 18 splits and 0.151 is the between-cohort component obtained by subtracting it. The naive across-split standard error is 0.0105, so the between-cohort component alone is 14 times it. The 95% percentile interval runs from 0.00 to 0.72; in Rotterdam, from 0.15 to 0.81. We use percentile rather than accelerated intervals because the statistic is a proportion of proportions and the acceleration estimate is unstable at this outer count.</w:t>
+        <w:t xml:space="preserve">With 70 outer resamples and 18 inner splits each, the standard deviation of the colon probability of a lower out-of-sample hazard ratio across resamples is 0.184. Of that, 0.105 is the inner Monte Carlo component implied by 18 splits and 0.151 is the outer-sampling component obtained by subtracting it. The naive across-split standard error is 0.0105, so the outer-sampling component alone is 14 times it. The 95% percentile interval runs from 0.00 to 0.72; in Rotterdam, from 0.15 to 0.81. We use percentile rather than accelerated intervals because the statistic is a proportion of proportions and the acceleration estimate is unstable at this outer count. Recomputing every interval from half the outer resamples moves the endpoints by at most 0.040 in colon, which is the resolution at which these intervals should be read.</w:t>
       </w:r>
     </w:p>
     <w:p>
@@ -1685,7 +1685,7 @@
           <w:sz w:val="22"/>
           <w:szCs w:val="22"/>
         </w:rPr>
-        <w:t xml:space="preserve">With the scoring set fixed at 100 000 patients, the eligibility promise was kept at every fitting size, from 0.950 at 300 patients to 1.000 at 20 000. The effect-estimate promise rose from 0.273 to 0.997 over the same range, crossing 0.8 near 3000 and reaching 0.937 at 5167. At the population level the rule was correct: it identified the diluting criterion and its protocol lowered the hazard ratio from 0.6637 to 0.6327 while raising the eligible count from 55 179 to 78 847. The observed colon values sit close to this curve — 0.270 against a predicted 0.279 at 309 fitting patients, and 0.336 against 0.339 at 433 — but the interval around those observed values, from the previous section, spans most of the unit interval, so the agreement has almost no power to discriminate and we draw no validation from it.</w:t>
+        <w:t xml:space="preserve">With the scoring set fixed at 100 000 patients, the eligibility promise was kept at every fitting size, from 0.950 at 300 patients to 1.000 at 20 000. The effect-estimate promise rose from 0.273 to 0.997 over the same range, crossing 0.8 near 3000 and reaching 0.937 at 5167. At the population level the rule was correct: it identified the diluting criterion and its protocol lowered the hazard ratio from 0.6637 to 0.6327 while raising the eligible count from 55 179 to 78 847. The observed colon values sit close to this curve — 0.270 against a predicted 0.279 at 309 fitting patients, and 0.336 against 0.339 at 433 — but the interval around those observed values, from the previous section, spans most of the unit interval, so the agreement has almost no power to discriminate and we draw no confirmation from it.</w:t>
       </w:r>
     </w:p>
     <w:p>
@@ -2291,7 +2291,7 @@
           <w:sz w:val="19"/>
           <w:szCs w:val="19"/>
         </w:rPr>
-        <w:t xml:space="preserve">Figure 3. Left: probability that each promise is kept by fitting-cohort size in the single-mechanism simulation, scoring set fixed at 100 000, with Monte Carlo intervals. The observed cohort points carry the outer-bootstrap intervals from the nested resampling, which span most of the unit interval; their apparent agreement with the simulated curve has little discriminating power and we draw no validation from it. Right: the probability that the rule recovers the exactly correct criterion set.</w:t>
+        <w:t xml:space="preserve">Figure 3. Left: probability that each promise is kept by fitting-cohort size in the single-mechanism simulation, scoring set fixed at 100 000, with Monte Carlo intervals. The observed cohort points carry the outer-bootstrap intervals from the nested resampling, which span most of the unit interval; their apparent agreement with the simulated curve has little discriminating power and we draw no confirmation from it. Right: the probability that the rule recovers the exactly correct criterion set.</w:t>
       </w:r>
     </w:p>
     <w:p>
@@ -2623,7 +2623,46 @@
           <w:sz w:val="22"/>
           <w:szCs w:val="22"/>
         </w:rPr>
-        <w:t xml:space="preserve">Because the advantage such as it is appears only on the hazard ratio, we asked what happens if the rule selects on the restricted mean difference instead — retaining every criterion whose RMST Shapley value is positive. The two rules are almost different procedures: they agree on the criterion set in 8.3% of colon splits, and the RMST rule admits 177 patients against the hazard-ratio rule's 149 and the full protocol's 89. Yet selecting on the absolute-benefit estimand does not deliver absolute benefit: out of sample the RMST rule exceeds the full protocol's restricted mean difference in 49.0% of colon splits against 47.3% for the hazard-ratio rule, and its mean out-of-sample difference is 71.0 days against the full protocol's 71.7. On the hazard ratio it is worse than the rule it replaces (14.0% against 27.3%). The choice of decomposition estimand therefore changes the selected criteria almost completely while improving neither estimand out of sample, so an investigator whose endpoint is absolute benefit gains nothing by switching the rule to it.</w:t>
+        <w:t xml:space="preserve">Because what advantage the point estimates show appears on the hazard ratio and not on absolute benefit, we asked what happens if the rule selects on the restricted mean difference instead — retaining every criterion whose RMST Shapley value is positive. The two rules are close to different procedures: they agree on the criterion set in 7.0% of colon splits and 20.8% of Rotterdam splits, and in colon the RMST rule admits 182 patients against the hazard-ratio rule's 149 and the full protocol's 88.</w:t>
+      </w:r>
+    </w:p>
+    <w:p>
+      <w:pPr>
+        <w:spacing w:after="140" w:line="300"/>
+      </w:pPr>
+      <w:r>
+        <w:rPr>
+          <w:rFonts w:ascii="Calibri" w:cs="Calibri" w:eastAsia="Calibri" w:hAnsi="Calibri"/>
+          <w:sz w:val="22"/>
+          <w:szCs w:val="22"/>
+        </w:rPr>
+        <w:t xml:space="preserve">Out of sample the RMST-selected variant exceeded the full protocol's restricted mean difference in 53.2% of colon splits against 50.8% for the published rule, and reached a lower hazard ratio in 15.2% against 29.0%. Carried through the same patient-level resampling these are 53.2%, interval [0.11, 0.92], and 15.2%, interval [0.00, 0.56]; the agreement rate itself has interval [0.00, 0.28]. We therefore do not claim that switching the estimand gains nothing. What the data show is that the two decompositions select almost different criterion sets, that the point estimates for the RMST-selected variant are not higher on either estimand, and that the uncertainty around them is wide enough that an investigator whose endpoint is absolute benefit should not expect the switch to deliver it, nor conclude from these cohorts that it cannot.</w:t>
+      </w:r>
+    </w:p>
+    <w:p>
+      <w:pPr>
+        <w:spacing w:after="140" w:line="300"/>
+      </w:pPr>
+      <w:r>
+        <w:rPr>
+          <w:rFonts w:ascii="Calibri" w:cs="Calibri" w:eastAsia="Calibri" w:hAnsi="Calibri"/>
+          <w:sz w:val="22"/>
+          <w:szCs w:val="22"/>
+        </w:rPr>
+        <w:t xml:space="preserve">The horizon matters for both of these comparisons and was not justified in the previous version. The restricted mean must be taken at a time inside the observed follow-up of both arms of every candidate protocol, or subsets are not compared on the same scale; we used 1825 days in colon and 2555 days in Rotterdam, at which at least 50.8% and 49.5% of patients in either arm are still under observation; the next horizon we tried drops that figure sharply. Repeating the selection comparison at four horizons per cohort, the two decompositions agree on the criterion set in 0.025 to 0.095 of colon splits and 0.067 to 0.220 of Rotterdam splits, with mean Jaccard similarity of 0.524 to 0.724 and 0.611 to 0.748 respectively. The disagreement between the two estimands is therefore a property of the estimands rather than of the particular horizon, but the exact agreement rate is horizon-dependent and should be reported with the horizon attached.</w:t>
+      </w:r>
+    </w:p>
+    <w:p>
+      <w:pPr>
+        <w:spacing w:after="140" w:line="300"/>
+      </w:pPr>
+      <w:r>
+        <w:rPr>
+          <w:rFonts w:ascii="Calibri" w:cs="Calibri" w:eastAsia="Calibri" w:hAnsi="Calibri"/>
+          <w:sz w:val="22"/>
+          <w:szCs w:val="22"/>
+        </w:rPr>
+        <w:t xml:space="preserve">The horizon also changes the sign of the absolute-benefit comparison, which we had not looked for. In colon the mean out-of-sample restricted mean difference at the shortest horizon we tried is 11.5 days for the full protocol against 14.9 for the published rule and 23.8 for the RMST-selected variant, so both relaxed protocols are ahead; at the horizon used in the main analysis the ordering reverses, 74.9 against 67.9 and 68.5. A statement that relaxation does or does not improve absolute benefit is therefore not well posed without the horizon, and our own main-text figures are the pessimistic end of the range we examined. We report the horizon everywhere and do not generalise beyond it.</w:t>
       </w:r>
     </w:p>
     <w:p>
@@ -2734,7 +2773,7 @@
           <w:sz w:val="22"/>
           <w:szCs w:val="22"/>
         </w:rPr>
-        <w:t xml:space="preserve">Whether the effect-estimate improvement is attainable depends on something that cannot be checked before the analysis, but that does not make planning impossible. Across the factorial the success probability varies by roughly 0.34 in standard deviation at every fixed sample size, and grouping scenarios by events or by effective sample size rather than by patients does not reduce that spread at all — a claim we made in the previous revision and withdraw here, because it was computed only over the scenarios in which a threshold happened to be observable. The quantity that does govern the requirement is the magnitude of the largest diluting effect-modification coefficient: arranging the same total modification differently leaves success unchanged when the enrichment is spread and collapses it when the diluting signal is halved. Since the strength of the diluting signal is what the analysis exists to estimate, no data requirement in patients, events or effective sample size can be given unconditionally. That is the same situation as any power calculation, where the sample size depends on an effect size not yet observed, and the same remedy applies: state a minimum diluting signal one would not want to miss and read the requirement off conditional curves, which is how Table 2 should be used. What we can rule out is an unconditional threshold of the kind we ourselves offered in the previous version. The result also separates cleanly what an investigator can check beforehand — empirical overlap inside the full protocol, logical implication, interaction leverage — from what they cannot.</w:t>
+        <w:t xml:space="preserve">Whether the effect-estimate improvement is attainable depends on something that cannot be checked before the analysis, but that does not make planning impossible. Across the factorial the success probability varies by roughly 0.34 in standard deviation at every fixed sample size, and grouping scenarios by events or by effective sample size rather than by patients does not reduce that spread at all — a claim we made in the previous revision and withdraw here, because it was computed only over the scenarios in which a threshold happened to be observable. We are not able to name the quantity that does govern the requirement. A sentence in the previous revision named the magnitude of the largest diluting effect-modification coefficient, and we withdraw it: our own results do not support it. Arranging the same total modification differently is not neutral — spreading the enrichment raised success by 0.21 [0.08, 0.34] at 6000 — and halving the diluting coefficient also roughly halves the attainable gap, so in that design the coefficient and the size of the prize move together and cannot be separated. What can be said is weaker and, we think, still useful: the requirement depends on the strength of the diluting signal relative to the noise at the fitting size, and that strength is what the analysis exists to estimate, so no requirement in patients, events or effective sample size can be given unconditionally. This is the ordinary position of a power calculation, whose sample size also depends on an effect size not yet observed. A criterion-specific signal-to-noise ratio — the population Shapley value of the most diluting criterion over the standard deviation of its estimate at the fitting size — is the most promising candidate we have tried: across twelve simulated cells it orders success better than the fitting size does (Spearman 0.86 against 0.45), but twelve cells cannot establish a governing quantity and the two indices are correlated by construction, so we report it as a direction rather than an answer (Supplementary Table S4b). What we can rule out is an unconditional threshold of the kind we ourselves offered in the previous version. Table 2 should accordingly be read as a sensitivity analysis across arrangements at fixed fitting sizes, not as a design curve to read a requirement from. The result also separates cleanly what an investigator can check beforehand — empirical overlap inside the full protocol, logical implication, interaction leverage — from what they cannot.</w:t>
       </w:r>
     </w:p>
     <w:p>
@@ -2824,7 +2863,7 @@
           <w:sz w:val="22"/>
           <w:szCs w:val="22"/>
         </w:rPr>
-        <w:t xml:space="preserve">Relaxing trial eligibility criteria from data widens the eligible population, but that widening follows largely from the structure of the rule, and scored against the subsets attainable on held-out patients the rule's choice is rarely near the eligible-count-versus-hazard-ratio frontier. Whether it contributes anything at matched inclusiveness is not resolved by cohorts of this size; the point estimates favour it on the hazard ratio and not on absolute benefit, and a variant selecting on absolute benefit instead chooses almost entirely different criteria without improving either estimand. How much data that contribution requires cannot be read from patients, events or effective sample size alone: it depends on the strength of the diluting signal, which is the quantity the analysis exists to discover. It can be stated conditionally on an assumed minimum such signal, as a power calculation is stated on an assumed minimum effect; what does not exist is an unconditional threshold. Incomplete confounding adjustment can make the procedure appear more successful while its selection is less accurate, so apparent success on real-world data should not be taken as evidence of adequate adjustment. What an investigator can establish beforehand is narrower than we previously suggested — empirical overlap inside the full protocol, logical implication among criteria, and interaction leverage — and it does not include whether the effect-estimate promise is within reach.</w:t>
+        <w:t xml:space="preserve">Relaxing trial eligibility criteria from data widens the eligible population, but that widening follows largely from the structure of the rule, and scored against the subsets attainable on held-out patients the rule's choice is rarely near the empirical eligible-count-versus-hazard-ratio frontier, an object that is itself optimistic. Whether it contributes anything at matched inclusiveness is not resolved by cohorts of this size; the point estimates favour it on the hazard ratio and not on absolute benefit, and a variant selecting on absolute benefit instead chooses almost entirely different criteria, with point estimates no higher on either estimand and intervals too wide to settle the matter. How much data that contribution requires cannot be read from patients, events or effective sample size alone: it depends on the strength of the diluting signal, which is the quantity the analysis exists to discover. It can be stated conditionally on an assumed minimum such signal, as a power calculation is stated on an assumed minimum effect; what does not exist is an unconditional threshold. Incomplete confounding adjustment can make the procedure appear more successful while its selection is less accurate, so apparent success on real-world data should not be taken as evidence of adequate adjustment. What an investigator can establish beforehand is narrower than we previously suggested — empirical overlap inside the full protocol, logical implication among criteria, and interaction leverage — and it does not include whether the effect-estimate promise is within reach.</w:t>
       </w:r>
     </w:p>
     <w:p>

--- a/manuscript/trialplate_manuscript.docx
+++ b/manuscript/trialplate_manuscript.docx
@@ -213,7 +213,7 @@
           <w:sz w:val="22"/>
           <w:szCs w:val="22"/>
         </w:rPr>
-        <w:t xml:space="preserve">Matched on eligible count and carried through patient-level resampling, the rule reached a lower hazard ratio than a comparable subset in 63.4% of colon splits and 57.1% of Rotterdam splits, and was near one half on the restricted mean difference; every interval contains one half, so neither an advantage nor its absence is established. Its choice was almost never on the empirical held-out frontier, but simulation shows that frontier is optimistic: only 19.5% of apparently dominating subsets genuinely dominate at the population and 37.6% reproduce on an independent half. A variant selecting on the restricted mean difference agrees with the published rule on the criterion set in 7.0% of colon splits and did not improve either estimand out of sample, though the same patient-level uncertainty applies to it. The observed proportion of splits in which the data-driven protocol reached a lower out-of-sample hazard ratio than the original was below one half in colon (0.290) and close to one half in Rotterdam (0.522); with patient-level intervals this establishes neither failure nor success of the effect-estimate promise. Across the factorial the success probability varied by about 0.34 in standard deviation at every fixed sample size, and equally whether scenarios were grouped by patients, events or effective sample size. Halving the diluting signal across two criteria cut success from 0.85 to 0.43 at 18 000 fitting patients, but it also roughly halves the attainable improvement, so the two cannot be separated in that design. Omitting one confounder returned apparent reliability to randomised levels while inflating the estimator's population limit by 32% and halving correct selection.</w:t>
+        <w:t xml:space="preserve">Matched on eligible count and carried through patient-level resampling, the rule reached a lower hazard ratio than a comparable subset in 63.4% of colon splits and 57.1% of Rotterdam splits, and was near one half on the restricted mean difference; every interval contains one half, so neither an advantage nor its absence is established. Its choice was almost never on the empirical held-out frontier, but that frontier is optimistic: in simulation only 19.5% of apparently dominating subsets genuinely dominate at the population and 37.6% reproduce on an independent half, and in a three-way split of the cohorts themselves, where the comparator subsets are fixed on separate data before evaluation, the rule is left undominated in 21.0% of colon and 12.0% of Rotterdam splits rather than the 3.0% and 1.0% the empirical frontier suggests. A variant selecting on the restricted mean difference agrees with the published rule on the criterion set in 7.0% of colon splits and showed no clear or consistent advantage out of sample: its point estimate was slightly higher on the restricted mean difference and lower on the hazard ratio, with intervals too wide to establish superiority or equivalence. The observed proportion of splits in which the data-driven protocol reached a lower out-of-sample hazard ratio than the original was below one half in colon (0.290) and close to one half in Rotterdam (0.522); with patient-level intervals this establishes neither failure nor success of the effect-estimate promise. Across the factorial the success probability varied by about 0.34 in standard deviation at every fixed sample size, and equally whether scenarios were grouped by patients, events or effective sample size. Halving the diluting signal across two criteria cut success from 0.85 to 0.43 at 18 000 fitting patients, but it also roughly halves the attainable improvement, so the two cannot be separated in that design. Omitting one confounder returned apparent reliability to randomised levels while inflating the estimator's population limit by 8.6% and cutting correct selection from 0.280 to 0.116.</w:t>
       </w:r>
     </w:p>
     <w:p>
@@ -456,7 +456,7 @@
           <w:sz w:val="19"/>
           <w:szCs w:val="19"/>
         </w:rPr>
-        <w:t xml:space="preserve">Figure 1. Study design. The rule is fitted on one half of the cohort and the protocol it produces is scored on the other, alongside the original full protocol, so neither candidate had a hand in choosing itself. A parallel simulation holds the scoring set at 100 000 patients so that the remaining axis is fitting-cohort size alone, and varies the treatment-assignment mechanism across three arms sharing one outcome model.</w:t>
+        <w:t xml:space="preserve">Figure 1. Study design. The rule is fitted on one half of the cohort and the protocol it produces is scored on the other, alongside the original full protocol, so neither candidate had a hand in choosing itself. A full-page version is Supplementary Figure S1. A parallel simulation holds the scoring set at 100 000 patients so that the remaining axis is fitting-cohort size alone, and varies the treatment-assignment mechanism across three arms sharing one outcome model.</w:t>
       </w:r>
     </w:p>
     <w:p>
@@ -660,7 +660,7 @@
           <w:sz w:val="22"/>
           <w:szCs w:val="22"/>
         </w:rPr>
-        <w:t xml:space="preserve"> — so every Rotterdam quantity that involves a hazard ratio — including its matched comparison and its frontier statistics — is reported as descriptive, and the causal reading rests on the randomised cohort and on simulation. Restriction does not create it: across all 512 subsets the weighted effective-sample-size fraction is flat in the number of criteria applied in both cohorts (Table S1c). Because colon is randomised we also carried all three weightings — the estimated propensity model, the known assignment probability and none — through the full out-of-sample evaluation. The probability of a lower out-of-sample hazard ratio is 0.250, 0.260 and 0.267 respectively, well inside each other's intervals, so nothing here depends on estimating a propensity model where the assignment probability is known by design.</w:t>
+        <w:t xml:space="preserve"> — so every Rotterdam quantity that involves a hazard ratio — including its matched comparison and its frontier statistics — is reported as descriptive, and the causal reading rests on the randomised cohort and on simulation. Restriction does not create it: across all 512 subsets the weighted effective-sample-size fraction is flat in the number of criteria applied in both cohorts (Table S1c). Because colon is randomised we also carried all three weightings — the estimated propensity model, the known assignment probability and none — through the full out-of-sample evaluation. The three schemes are run at the primary analysis's own seed, split count and stratified split, so the estimated-propensity row is the primary estimate rather than a second version of it. The probability of a lower out-of-sample hazard ratio is 0.290, 0.304 and 0.308 respectively, well inside each other's intervals, so nothing here depends on estimating a propensity model where the assignment probability is known by design.</w:t>
       </w:r>
     </w:p>
     <w:p>
@@ -685,7 +685,7 @@
           <w:sz w:val="22"/>
           <w:szCs w:val="22"/>
         </w:rPr>
-        <w:t xml:space="preserve">For a subset S the value function returns the log hazard ratio, the restricted mean difference and the log eligible count on the cohort S selects. Patients missing a criterion's variable are not filtered by it, following the original convention; we compare that with missing-as-ineligible and with imputation, noting that only one criterion in one cohort has any missingness at all (colon differentiation, 2.1%), so the check is demonstrated rather than decisive.</w:t>
+        <w:t xml:space="preserve">For a subset S the value function returns the log hazard ratio, the restricted mean difference and the log eligible count on the cohort S selects. Patients missing a criterion's variable are not filtered by it, following the original convention; we compare that with missing-as-ineligible and with imputation, noting that only one criterion in one cohort has any missingness at all (colon diff12, 2.1%), so the check is demonstrated rather than decisive.</w:t>
       </w:r>
     </w:p>
     <w:p>
@@ -753,7 +753,7 @@
           <w:sz w:val="22"/>
           <w:szCs w:val="22"/>
         </w:rPr>
-        <w:t xml:space="preserve">The second asks how far the eligibility rates alone attenuate a pair's contrast. For the structure in which extra benefit accrues only to patients meeting both criteria, the contrast is proportional to L(i,j) = 1 − p(ij)/p(i) − p(ij)/p(j) + p(ij). An earlier version overstated its reach, so we derived the coefficient for two further forms; under independent criteria at a common rate q they are (1−q)² for benefit under both criteria, −(1−q)² for benefit under either and −2(1−q)² for benefit under exactly one, all multiples of the same quantity. Simulation confirms the first to within a few per cent, so it is an accurate coefficient for that structure; the other two are over-predicted by 10–30% because the derivation ignores reweighting when the bonus reaches much of the cohort, and we treat them as order-of-magnitude diagnostics (Text S1.5).</w:t>
+        <w:t xml:space="preserve">The second asks how far the eligibility rates alone attenuate a pair's contrast. For the structure in which extra benefit accrues only to patients meeting both criteria, the contrast is proportional to L(i,j) = 1 − p(ij)/p(i) − p(ij)/p(j) + p(ij). An earlier version overstated its reach, so we derived the coefficient for two further forms; under independent criteria at a common rate q they are (1−q)² for benefit under both criteria, −(1−q)² for benefit under either and −2(1−q)² for benefit under exactly one, all multiples of the same quantity. Simulation confirms the first to within a few per cent, so it is an accurate coefficient for that structure; the other two are over-predicted by 11% to 44% because the derivation ignores reweighting when the bonus reaches much of the cohort, and we treat them as order-of-magnitude diagnostics (Text S1.5).</w:t>
       </w:r>
     </w:p>
     <w:p>
@@ -791,7 +791,7 @@
           <w:sz w:val="22"/>
           <w:szCs w:val="22"/>
         </w:rPr>
-        <w:t xml:space="preserve">Patients were split at random into a fitting and a scoring set, stratified by treatment arm and event status. The rule was applied to the fitting set alone and its protocol scored on the scoring set alongside the full protocol, over 500 splits in colon and 400 in Rotterdam, at fitting fractions of 0.5 and 0.7. These splits reuse the same patients, so a standard error computed across them as though they were independent replicates is too small; we therefore add an outer bootstrap of the cohort with the split procedure run inside each resample. The inner split is taken over unique patient identifiers, so duplicate copies of a patient follow their identifier to one side and no patient contributes to both halves; an earlier version split the resampled rows directly and did not have that property. Every out-of-sample quantity — the two promises, the matched comparison, the frontier statistics — passes through this same loop and so carries patient-level rather than across-split uncertainty. Within a split a proportion over comparator subsets is computed first and splits are then averaged with equal weight, so a split offering more comparators does not count for more. The outer variance contains an inner Monte Carlo term, separated as SD_outer = sqrt(SD_total² − SD_MC²) — a subtraction of variances, not of standard deviations. The Monte Carlo term is estimated from the data rather than assumed: within each resample we take the sample variance s² of the per-split values and average s²/R over resamples. An earlier version used p(1−p)/R, which is correct only for a statistic that is 0/1 within a split; the two promises and the frontier indicators are of that kind, but a matched rank is already a proportion over comparators, so the binomial form overstated its Monte Carlo component and understated the outer-sampling component obtained by subtraction. We call that component outer-sampling rather than between-cohort, since only one cohort is involved. Intervals are percentile intervals of the outer distribution, accelerated intervals being unstable for a proportion of proportions at this outer count. For every reported quantity we recompute the interval from the first 50, 100 and half of the outer resamples and report the largest movement of either endpoint between half and the full count, so the reader can judge whether the endpoints have settled; we treat them as exploratory at the counts our compute allowed.</w:t>
+        <w:t xml:space="preserve">Patients were split at random into a fitting and a scoring set, stratified by treatment arm and event status. The rule was applied to the fitting set alone and its protocol scored on the scoring set alongside the full protocol, over 500 splits in colon and 400 in Rotterdam, at fitting fractions of 0.5 and 0.7. These splits reuse the same patients, so a standard error computed across them as though they were independent replicates is too small; we therefore add an outer bootstrap of the cohort with the split procedure run inside each resample. The inner split is taken over unique patient identifiers, so duplicate copies of a patient follow their identifier to one side and no patient contributes to both halves; an earlier version split the resampled rows directly and did not have that property. Every out-of-sample quantity — the two promises, the matched comparison, the frontier statistics — passes through this same loop and so carries patient-level rather than across-split uncertainty. Within a split a proportion over comparator subsets is computed first and splits are then averaged with equal weight, so a split offering more comparators does not count for more. The outer variance contains an inner Monte Carlo term, separated as SD_outer = sqrt(SD_total² − SD_MC²) — a subtraction of variances, not of standard deviations. The Monte Carlo term is estimated from the data rather than assumed: within each resample we take the sample variance s² of the per-split values and average s²/R over resamples. An earlier version used p(1−p)/R, which is correct only for a statistic that is 0/1 within a split; the two promises and the frontier indicators are of that kind, but a matched rank is already a proportion over comparators, so the binomial form overstated its Monte Carlo component and understated the outer-sampling component obtained by subtraction. We call that component outer-sampling rather than between-cohort, since only one cohort is involved. Every interval reported for an out-of-sample quantity, in the abstract, the main text and the supplement alike, is the same object: the 95% percentile interval of this outer bootstrap distribution at the resample counts stated in the result files. Accelerated intervals are not used, being unstable for a proportion of proportions at this outer count, and no interval anywhere in the paper is formed from a standard deviation multiplier. For every reported quantity we recompute the interval from the first 50, 100 and half of the outer resamples and report the largest movement of either endpoint between half and the full count, so the reader can judge whether the endpoints have settled; we treat them as exploratory at the counts our compute allowed.</w:t>
       </w:r>
     </w:p>
     <w:p>
@@ -889,7 +889,7 @@
           <w:sz w:val="22"/>
           <w:szCs w:val="22"/>
         </w:rPr>
-        <w:t xml:space="preserve"> across the pair family after removing logically determined cells. A global permutation test on the interaction matrix gives a single-degree-of-freedom alternative to many marginal tests. Monte Carlo standard errors accompany every simulated probability. Proportional hazards is assessed with the Grambsch–Therneau test on the treatment term, which gives p = 0.28 in the whole colon cohort and 0.31 within its full protocol, and 0.95 and 0.65 in Rotterdam, so there is no evidence against proportionality in either; had it failed, the Cox coefficient would be a follow-up-weighted average of a changing log hazard ratio rather than a constant effect, and the restricted mean difference carried alongside it is the estimand with an unambiguous reading in that case.</w:t>
+        <w:t xml:space="preserve"> across the pair family after removing logically determined cells. A global permutation test on the interaction matrix gives a single-degree-of-freedom alternative to many marginal tests. Monte Carlo standard errors accompany every simulated probability. Proportional hazards is assessed with the Grambsch–Therneau test on the treatment term, which gives p = 0.28 in the whole colon cohort and 0.31 within its full protocol, and 0.28 and 0.77 in Rotterdam, so there is no evidence against proportionality in either; had it failed, the Cox coefficient would be a follow-up-weighted average of a changing log hazard ratio rather than a constant effect, and the restricted mean difference carried alongside it is the estimand with an unambiguous reading in that case.</w:t>
       </w:r>
       <w:r>
         <w:rPr>
@@ -948,85 +948,111 @@
           <w:sz w:val="22"/>
           <w:szCs w:val="22"/>
         </w:rPr>
-        <w:t xml:space="preserve">The eligible count behaved as the monotonicity argument requires: across 500 colon splits the minimum difference was exactly zero, never negative. The rule removed at least one criterion in 99.0% of splits and in a further 1.2% the removals did not bind on the scoring half, so the reported 0.978 describes how often a binding criterion is removed rather than whether the right ones were.</w:t>
-      </w:r>
-    </w:p>
-    <w:p>
-      <w:pPr>
-        <w:spacing w:after="140" w:line="300"/>
-      </w:pPr>
-      <w:r>
-        <w:rPr>
-          <w:rFonts w:ascii="Calibri" w:cs="Calibri" w:eastAsia="Calibri" w:hAnsi="Calibri"/>
-          <w:sz w:val="22"/>
-          <w:szCs w:val="22"/>
-        </w:rPr>
-        <w:t xml:space="preserve">Whether the rule does more than remove criteria needs a comparison at equal inclusiveness, which our first attempt did not provide: it matched random relaxations on the NUMBER of criteria removed, not on how many patients they admitted. We therefore score all 512 subsets on the held-out half of each split, compute the proportion within a split, and average splits with equal weight. Point estimates come from the full 500 and 400 splits; the interval is the point estimate plus or minus twice the outer-sampling standard deviation from the nested bootstrap, which is the total across-resample spread with the inner Monte Carlo component removed.</w:t>
-      </w:r>
-    </w:p>
-    <w:p>
-      <w:pPr>
-        <w:spacing w:after="140" w:line="300"/>
-      </w:pPr>
-      <w:r>
-        <w:rPr>
-          <w:rFonts w:ascii="Calibri" w:cs="Calibri" w:eastAsia="Calibri" w:hAnsi="Calibri"/>
-          <w:sz w:val="22"/>
-          <w:szCs w:val="22"/>
-        </w:rPr>
-        <w:t xml:space="preserve">Matched to within ten per cent on eligible count — a median of 112 comparators per split in colon and 66 in Rotterdam, sitting symmetrically around the rule's own count (mean relative difference 0.002 and 0.000) — the rule reaches a lower log hazard ratio than a matched subset in 63.4% of colon comparisons, interval [0.40, 0.86], and 57.1% in Rotterdam, interval [0.39, 0.75]. The estimates are stable across matching tolerances from 2 to 15 per cent, moving between 62.0% and 63.9% in colon.</w:t>
-      </w:r>
-    </w:p>
-    <w:p>
-      <w:pPr>
-        <w:spacing w:after="140" w:line="300"/>
-      </w:pPr>
-      <w:r>
-        <w:rPr>
-          <w:rFonts w:ascii="Calibri" w:cs="Calibri" w:eastAsia="Calibri" w:hAnsi="Calibri"/>
-          <w:sz w:val="22"/>
-          <w:szCs w:val="22"/>
-        </w:rPr>
-        <w:t xml:space="preserve">On the restricted mean difference the two cohorts disagree. In colon the rule is below one half at every tolerance (41.1% at ten per cent, interval [0.24, 0.58]); in Rotterdam it is above (59.0%, interval [0.41, 0.77]). Every one of these intervals contains one half. Neither an advantage nor its absence is established at equal inclusiveness, on either estimand, in either cohort — and the disagreement between the two estimands in colon is itself worth noting, given that the paper shows hazard-ratio movement need not track absolute benefit.</w:t>
-      </w:r>
-    </w:p>
-    <w:p>
-      <w:pPr>
-        <w:spacing w:after="140" w:line="300"/>
-      </w:pPr>
-      <w:r>
-        <w:rPr>
-          <w:rFonts w:ascii="Calibri" w:cs="Calibri" w:eastAsia="Calibri" w:hAnsi="Calibri"/>
-          <w:sz w:val="22"/>
-          <w:szCs w:val="22"/>
-        </w:rPr>
-        <w:t xml:space="preserve">The frontier comparison must be read with more care than we gave it. A subset dominates the rule if it admits at least as many patients at a log hazard ratio at least as low, judged on the held-out half; on that criterion the rule's choice was on the frontier in 3.0% of colon splits and 1.0% of Rotterdam splits, with a median of 117 and 85 subsets dominating. Requiring a margin of 0.05 on the log hazard ratio — roughly a five per cent relative change, chosen as a value below which a difference would not change a protocol decision — raises frontier membership to 11.4% and 7.2%. But this is an EMPIRICAL held-out frontier, taken as the best of 512 noisy estimates on the same data used to judge it, and it is optimistic.</w:t>
-      </w:r>
-    </w:p>
-    <w:p>
-      <w:pPr>
-        <w:spacing w:after="140" w:line="300"/>
-      </w:pPr>
-      <w:r>
-        <w:rPr>
-          <w:rFonts w:ascii="Calibri" w:cs="Calibri" w:eastAsia="Calibri" w:hAnsi="Calibri"/>
-          <w:sz w:val="22"/>
-          <w:szCs w:val="22"/>
-        </w:rPr>
-        <w:t xml:space="preserve">Simulation sizes that optimism, at a bare inequality rather than with a margin. With the population known, a held-out half the size of a colon scoring set shows a median of 73 apparently dominating subsets where the population has 31, and puts the rule off the frontier in 94.4% of replicates against 89.4% at the population. Of the subsets dominating on one held-out half, 37.6% still dominate on an independent half and only 19.5% genuinely dominate at the population. These numbers therefore measure the rule's distance from an optimistic oracle constructed on the same data, not from the true optimum; simulation shows the direction of the bias and its size in one generating mechanism, and does not convert the observed-cohort frontier into an unbiased one.</w:t>
-      </w:r>
-    </w:p>
-    <w:p>
-      <w:pPr>
-        <w:spacing w:after="140" w:line="300"/>
-      </w:pPr>
-      <w:r>
-        <w:rPr>
-          <w:rFonts w:ascii="Calibri" w:cs="Calibri" w:eastAsia="Calibri" w:hAnsi="Calibri"/>
-          <w:sz w:val="22"/>
-          <w:szCs w:val="22"/>
-        </w:rPr>
-        <w:t xml:space="preserve">The same question can be put to the cohorts themselves without a generating model, by splitting three ways: the rule is fitted on one third, the subsets that dominate it are identified on a second, and exactly those subsets are re-evaluated on a third that has been used for nothing. In colon a median of 77 subsets dominate on the selection third, of which 35.3% still dominate on the untouched third; in Rotterdam the figures are 57 and 41.4%. Requiring the 0.05 margin on the selection third leaves a median of 52 and 35 candidates and raises carry-over to 34.7% and 41.2%. The single lowest-hazard-ratio dominator carries over in 33.6% and 39.4% of splits. Frontier membership itself changes little: the rule is on the frontier in 2.5% of colon splits judged on the selection third and 4.3% judged on the untouched third. The optimism is therefore large in the number of apparent dominators and in how many of them survive, and small in the headline membership figure; the rule remains off the frontier in the great majority of splits even when the comparator is chosen on data it is not judged on. What we can say from all of this is that the rule is not close to an empirical optimistic oracle, and that the gap does not close when the oracle is made honest at the cost of a smaller evaluation set. How far it sits from the true best attainable protocol, these cohorts cannot tell us.</w:t>
+        <w:t xml:space="preserve">The eligible count behaved as the monotonicity argument requires: across 500 colon splits the minimum difference was exactly zero, never negative. The rule removed at least one criterion in 99.2% of splits, and the removals bound on the scoring half in 98.8%, so the figure usually reported for this promise describes how often a binding criterion is removed rather than whether the right ones were.</w:t>
+      </w:r>
+    </w:p>
+    <w:p>
+      <w:pPr>
+        <w:spacing w:after="140" w:line="300"/>
+      </w:pPr>
+      <w:r>
+        <w:rPr>
+          <w:rFonts w:ascii="Calibri" w:cs="Calibri" w:eastAsia="Calibri" w:hAnsi="Calibri"/>
+          <w:sz w:val="22"/>
+          <w:szCs w:val="22"/>
+        </w:rPr>
+        <w:t xml:space="preserve">Whether the rule does more than remove criteria needs a comparison at equal inclusiveness, which our first attempt did not provide: it matched random relaxations on the NUMBER of criteria removed, not on how many patients they admitted. We therefore score all 512 subsets on the held-out half of each split, compute the proportion within a split, and average splits with equal weight. Point estimates come from the full 500 and 400 splits; the interval is the 95% percentile interval of the outer bootstrap distribution, which is the one interval procedure used everywhere in this paper and its supplement.</w:t>
+      </w:r>
+    </w:p>
+    <w:p>
+      <w:pPr>
+        <w:spacing w:after="140" w:line="300"/>
+      </w:pPr>
+      <w:r>
+        <w:rPr>
+          <w:rFonts w:ascii="Calibri" w:cs="Calibri" w:eastAsia="Calibri" w:hAnsi="Calibri"/>
+          <w:sz w:val="22"/>
+          <w:szCs w:val="22"/>
+        </w:rPr>
+        <w:t xml:space="preserve">Matched to within ten per cent on eligible count — a median of 112 comparators per split in colon and 66 in Rotterdam, sitting symmetrically around the rule's own count (mean relative difference 0.002 and 0.000) — the rule reaches a lower log hazard ratio than a matched subset in 63.4% of colon comparisons, interval [0.31, 0.77], and 57.1% in Rotterdam, interval [0.39, 0.76]. All four tolerances and both estimands are given with their intervals in Supplementary Table S3. The estimates are stable across matching tolerances from 2 to 15 per cent, moving between 62.0% and 63.9% in colon.</w:t>
+      </w:r>
+    </w:p>
+    <w:p>
+      <w:pPr>
+        <w:spacing w:after="140" w:line="300"/>
+      </w:pPr>
+      <w:r>
+        <w:rPr>
+          <w:rFonts w:ascii="Calibri" w:cs="Calibri" w:eastAsia="Calibri" w:hAnsi="Calibri"/>
+          <w:sz w:val="22"/>
+          <w:szCs w:val="22"/>
+        </w:rPr>
+        <w:t xml:space="preserve">On the restricted mean difference the two cohorts disagree. In colon the rule is below one half at every tolerance (41.1% at ten per cent, interval [0.28, 0.66]); in Rotterdam it is above (59.0%, interval [0.37, 0.75]). Every one of these intervals contains one half. Neither an advantage nor its absence is established at equal inclusiveness, on either estimand, in either cohort — and the disagreement between the two estimands in colon is itself worth noting, given that the paper shows hazard-ratio movement need not track absolute benefit.</w:t>
+      </w:r>
+    </w:p>
+    <w:p>
+      <w:pPr>
+        <w:spacing w:after="140" w:line="300"/>
+      </w:pPr>
+      <w:r>
+        <w:rPr>
+          <w:rFonts w:ascii="Calibri" w:cs="Calibri" w:eastAsia="Calibri" w:hAnsi="Calibri"/>
+          <w:sz w:val="22"/>
+          <w:szCs w:val="22"/>
+        </w:rPr>
+        <w:t xml:space="preserve">The frontier comparison must be read with more care than we gave it. A subset dominates the rule if it admits at least as many patients at a log hazard ratio at least as low, judged on the held-out half; on that criterion the rule's choice was on the frontier in 3.0% of colon splits and 1.0% of Rotterdam splits, with a median of 117 and 85 subsets dominating. Requiring a margin of 0.05 on the log hazard ratio — roughly a five per cent relative change, an investigator-chosen sensitivity margin rather than a threshold with any general clinical meaning, and reported because the bare inequality is sensitive to arbitrarily small differences — raises frontier membership to 11.4% and 7.2%. But this is an EMPIRICAL held-out frontier, taken as the best of 512 noisy estimates on the same data used to judge it, and it is optimistic.</w:t>
+      </w:r>
+    </w:p>
+    <w:p>
+      <w:pPr>
+        <w:spacing w:after="140" w:line="300"/>
+      </w:pPr>
+      <w:r>
+        <w:rPr>
+          <w:rFonts w:ascii="Calibri" w:cs="Calibri" w:eastAsia="Calibri" w:hAnsi="Calibri"/>
+          <w:sz w:val="22"/>
+          <w:szCs w:val="22"/>
+        </w:rPr>
+        <w:t xml:space="preserve">Simulation sizes that optimism, at a bare inequality rather than with a margin. With the population known, a held-out half the size of a colon scoring set shows a median of 73 apparently dominating subsets where the population has 31, and puts the rule off the frontier in 94.4% of replicates against 89.4% at the population. Of the subsets dominating on one held-out half, 37.6% still dominate on an independent half and only 19.5% genuinely dominate at the population. These numbers therefore measure the rule's distance from an optimistic oracle constructed on the same data, not from the true optimum; simulation shows the direction of the bias and its size in one generating mechanism, and does not convert the observed-cohort frontier into an unbiased one (Supplementary Table S3b).</w:t>
+      </w:r>
+    </w:p>
+    <w:p>
+      <w:pPr>
+        <w:spacing w:after="140" w:line="300"/>
+      </w:pPr>
+      <w:r>
+        <w:rPr>
+          <w:rFonts w:ascii="Calibri" w:cs="Calibri" w:eastAsia="Calibri" w:hAnsi="Calibri"/>
+          <w:sz w:val="22"/>
+          <w:szCs w:val="22"/>
+        </w:rPr>
+        <w:t xml:space="preserve">The same question can be put to the cohorts themselves without a generating model, by splitting three ways: the rule is fitted on one third, the subsets that dominate it are identified on a second, and exactly those subsets — fixed before the third is touched — are re-evaluated on a third that has been used for nothing. Three quantities come out of this and they must be kept apart, because we conflated two of them in the previous version. The first is empirical and optimistic: on the selection third a median of 77 subsets dominate the rule in colon and 57 in Rotterdam, leaving it undominated in only 2.5% and 2.7% of splits.</w:t>
+      </w:r>
+    </w:p>
+    <w:p>
+      <w:pPr>
+        <w:spacing w:after="140" w:line="300"/>
+      </w:pPr>
+      <w:r>
+        <w:rPr>
+          <w:rFonts w:ascii="Calibri" w:cs="Calibri" w:eastAsia="Calibri" w:hAnsi="Calibri"/>
+          <w:sz w:val="22"/>
+          <w:szCs w:val="22"/>
+        </w:rPr>
+        <w:t xml:space="preserve">The second is the only confirmatory quantity here, because the comparator set was fixed in advance. Of the subsets that dominate on the selection third, a median of 12 in colon and 16 in Rotterdam still dominate on the untouched third — a replication rate of 35.3% and 41.4% — and the single lowest-hazard-ratio dominator carries over in 33.6% and 39.4% of splits. Requiring the 0.05 margin on the selection third leaves a median of 52 and 35 candidates and changes the replication rate to 34.7% and 41.2%. Taking the same view of frontier membership, the rule is left undominated by every pre-selected subset in 21.0% of colon splits and 12.0% of Rotterdam splits. That is the honest number, and it is the one we would ask a reader to carry away.</w:t>
+      </w:r>
+    </w:p>
+    <w:p>
+      <w:pPr>
+        <w:spacing w:after="140" w:line="300"/>
+      </w:pPr>
+      <w:r>
+        <w:rPr>
+          <w:rFonts w:ascii="Calibri" w:cs="Calibri" w:eastAsia="Calibri" w:hAnsi="Calibri"/>
+          <w:sz w:val="22"/>
+          <w:szCs w:val="22"/>
+        </w:rPr>
+        <w:t xml:space="preserve">The third is descriptive only. Re-scanning all 512 subsets on the test third gives a median of 73 and 59 dominating subsets and leaves the rule undominated in 4.3% and 4.7% of splits. These counts are not the survivors of the second quantity (Supplementary Table S3d gives all three blocks separately) — they come from a fresh selection on the very data used to judge it — so this is a second empirical oracle rather than an out-of-sample evaluation, and it should be read only as showing that a similar number of apparent dominators exists in any half of these cohorts. Across all three views the rule is off the frontier in the great majority of splits; what the honest version changes is the number of subsets one should believe are genuinely better, not the qualitative finding. How far the rule sits from the true best attainable protocol, these cohorts cannot tell us.</w:t>
       </w:r>
     </w:p>
     <w:tbl>
@@ -1647,20 +1673,20 @@
           <w:sz w:val="22"/>
           <w:szCs w:val="22"/>
         </w:rPr>
-        <w:t xml:space="preserve">With 70 outer resamples and 18 inner splits each, the standard deviation of the colon probability of a lower out-of-sample hazard ratio across resamples is 0.184. Of that, 0.105 is the inner Monte Carlo component implied by 18 splits and 0.151 is the outer-sampling component obtained by subtracting it. The naive across-split standard error is 0.0105, so the outer-sampling component alone is 14 times it. The 95% percentile interval runs from 0.00 to 0.72; in Rotterdam, from 0.15 to 0.81. We use percentile rather than accelerated intervals because the statistic is a proportion of proportions and the acceleration estimate is unstable at this outer count. Recomputing every interval from half the outer resamples moves the endpoints by at most 0.040 in colon, which is the resolution at which these intervals should be read.</w:t>
-      </w:r>
-    </w:p>
-    <w:p>
-      <w:pPr>
-        <w:spacing w:after="140" w:line="300"/>
-      </w:pPr>
-      <w:r>
-        <w:rPr>
-          <w:rFonts w:ascii="Calibri" w:cs="Calibri" w:eastAsia="Calibri" w:hAnsi="Calibri"/>
-          <w:sz w:val="22"/>
-          <w:szCs w:val="22"/>
-        </w:rPr>
-        <w:t xml:space="preserve">These intervals cover most of the range: the point estimates of 0.270 and 0.497 are properties of these datasets rather than estimates of how often the procedure would succeed elsewhere, and an in-sample evaluation on a single cohort has access to neither source of variability. The eligibility probability is better determined, interval [0.89, 1.00] in colon, as one expects of a quantity that is monotone by construction.</w:t>
+        <w:t xml:space="preserve">With 150 outer resamples and 25 inner splits each, the standard deviation of the colon probability of a lower out-of-sample hazard ratio across resamples is 0.194. Of that, 0.084 is the inner Monte Carlo component, estimated from the sample variance of the per-split values within each resample, and 0.174 is the outer-sampling component obtained by subtracting variances. The naive across-split standard error implied by 500 splits of the observed cohort is 0.0203, so the outer-sampling component alone is 8.6 times it.</w:t>
+      </w:r>
+    </w:p>
+    <w:p>
+      <w:pPr>
+        <w:spacing w:after="140" w:line="300"/>
+      </w:pPr>
+      <w:r>
+        <w:rPr>
+          <w:rFonts w:ascii="Calibri" w:cs="Calibri" w:eastAsia="Calibri" w:hAnsi="Calibri"/>
+          <w:sz w:val="22"/>
+          <w:szCs w:val="22"/>
+        </w:rPr>
+        <w:t xml:space="preserve">The 95% percentile interval of the outer distribution runs from 0.04 to 0.69 in colon and from 0.15 to 0.88 in Rotterdam. These cover most of the range: the point estimates of 0.290 and 0.522 are properties of these datasets rather than estimates of how often the procedure would succeed elsewhere, and an in-sample evaluation on a single cohort has access to neither source of variability. The eligibility probability is better determined, interval [0.88, 1.00] in colon, as one expects of a quantity that is monotone by construction.</w:t>
       </w:r>
     </w:p>
     <w:p>
@@ -1685,20 +1711,20 @@
           <w:sz w:val="22"/>
           <w:szCs w:val="22"/>
         </w:rPr>
-        <w:t xml:space="preserve">With the scoring set fixed at 100 000 patients, the eligibility promise was kept at every fitting size, from 0.950 at 300 patients to 1.000 at 20 000. The effect-estimate promise rose from 0.273 to 0.997 over the same range, crossing 0.8 near 3000 and reaching 0.937 at 5167. At the population level the rule was correct: it identified the diluting criterion and its protocol lowered the hazard ratio from 0.6637 to 0.6327 while raising the eligible count from 55 179 to 78 847. The observed colon values sit close to this curve — 0.270 against a predicted 0.279 at 309 fitting patients, and 0.336 against 0.339 at 433 — but the interval around those observed values, from the previous section, spans most of the unit interval, so the agreement has almost no power to discriminate and we draw no confirmation from it.</w:t>
-      </w:r>
-    </w:p>
-    <w:p>
-      <w:pPr>
-        <w:spacing w:after="140" w:line="300"/>
-      </w:pPr>
-      <w:r>
-        <w:rPr>
-          <w:rFonts w:ascii="Calibri" w:cs="Calibri" w:eastAsia="Calibri" w:hAnsi="Calibri"/>
-          <w:sz w:val="22"/>
-          <w:szCs w:val="22"/>
-        </w:rPr>
-        <w:t xml:space="preserve">That curve belongs to one generating mechanism, and across the resolution-IV factorial the threshold does not transfer: in 9 of 16 scenarios the crossing lay above the largest fitting size evaluated and in one below the smallest. We therefore report the success probability at fixed fitting sizes, which every scenario supplies.</w:t>
+        <w:t xml:space="preserve">With the scoring set fixed at 100 000 patients, the eligibility promise was kept at every fitting size, from 0.950 at 300 patients to 1.000 at 20000. The effect-estimate promise rose from 0.273 to 0.997 over the same range, reaching 0.937 at 5167. At the population level the rule was correct: it identified the diluting criterion, retaining 7 of 8 criteria, and its protocol lowered the hazard ratio from 0.6637 to 0.6327 while raising the eligible count from 55179 to 78847. The observed colon value sits close to this curve, but the interval around it, from the previous section, spans most of the unit interval, so the agreement has almost no power to discriminate and we draw no confirmation from it.</w:t>
+      </w:r>
+    </w:p>
+    <w:p>
+      <w:pPr>
+        <w:spacing w:after="140" w:line="300"/>
+      </w:pPr>
+      <w:r>
+        <w:rPr>
+          <w:rFonts w:ascii="Calibri" w:cs="Calibri" w:eastAsia="Calibri" w:hAnsi="Calibri"/>
+          <w:sz w:val="22"/>
+          <w:szCs w:val="22"/>
+        </w:rPr>
+        <w:t xml:space="preserve">That curve belongs to one generating mechanism, and across the resolution-IV factorial the threshold does not transfer: in 9 of 16 scenarios the crossing lay above the largest fitting size evaluated and in one below the smallest. We therefore report the success probability at fixed fitting sizes, which every scenario supplies; the per-scenario thresholds and their censoring are in Supplementary Table S2.</w:t>
       </w:r>
     </w:p>
     <w:tbl>
@@ -2166,7 +2192,7 @@
           <w:sz w:val="22"/>
           <w:szCs w:val="22"/>
         </w:rPr>
-        <w:t xml:space="preserve">The 0.80 reliability target is a convention borrowed from power calculations and nothing depends on it: at 0.70 and 0.90 the median located threshold is 2000 and 4811 fitting patients and the separation between the two arrangements is unchanged (Table S2b).</w:t>
+        <w:t xml:space="preserve">The 0.80 reliability target is a convention borrowed from power calculations and nothing depends on it: at 0.70 and 0.90 the median located threshold is 2000 and 4811 fitting patients and the separation between the two arrangements is present at all three targets, though not identical across them (1 diffuse scenario reaches 0.70 and none reaches 0.80 or 0.90) (Table S2b).</w:t>
       </w:r>
     </w:p>
     <w:p>
@@ -2192,46 +2218,46 @@
           <w:sz w:val="22"/>
           <w:szCs w:val="22"/>
         </w:rPr>
-        <w:t xml:space="preserve">A separate sweep separates them, holding the total modification fixed at 0.85 and varying only its arrangement. With the diluting coefficient fixed at 0.30, success at 600, 2000, 6000 and 18 000 fitting patients runs 0.26 / 0.37 / 0.58 / 0.85 with the enrichment in one criterion, 0.23 / 0.43 / 0.79 / 0.87 split over two and 0.17 / 0.39 / 0.78 / 0.95 split over four. Spreading the enrichment never hurts, and at 6000 patients it helps by 0.21 (95% interval 0.08 to 0.34) and 0.20 (0.07 to 0.33) — so it is not, as we first wrote, without effect. Splitting the DILUTION goes the other way at every size: the same total with the diluting signal halved across two criteria gives 0.07 / 0.11 / 0.19 / 0.43, differences from the first arrangement of −0.19, −0.26, −0.39 and −0.42, every interval excluding zero.</w:t>
-      </w:r>
-    </w:p>
-    <w:p>
-      <w:pPr>
-        <w:spacing w:after="140" w:line="300"/>
-      </w:pPr>
-      <w:r>
-        <w:rPr>
-          <w:rFonts w:ascii="Calibri" w:cs="Calibri" w:eastAsia="Calibri" w:hAnsi="Calibri"/>
-          <w:sz w:val="22"/>
-          <w:szCs w:val="22"/>
-        </w:rPr>
-        <w:t xml:space="preserve">Two cautions belong with that comparison. The arrangements hold the full-protocol hazard ratio exactly equal, since under the full protocol the treated bonus is the sum of the coefficients, which the design fixes; they do not hold the ATTAINABLE improvement equal. On a 120 000-patient evaluation set the best subset reaches 0.6698 against a full-protocol 0.6900 in the three arrangements that concentrate the dilution, a gap of 0.0203, and 0.6803 in the one that splits it, a gap of 0.0098. Splitting the dilution halves the prize as well as the coefficient, and the two cannot be separated, because the attainable gap is itself determined by how the dilution is distributed. Arrangements that concentrate it present both a larger coefficient and a larger prize and are correspondingly easier; the sweep does not isolate the coefficient.</w:t>
-      </w:r>
-    </w:p>
-    <w:p>
-      <w:pPr>
-        <w:spacing w:after="140" w:line="300"/>
-      </w:pPr>
-      <w:r>
-        <w:rPr>
-          <w:rFonts w:ascii="Calibri" w:cs="Calibri" w:eastAsia="Calibri" w:hAnsi="Calibri"/>
-          <w:sz w:val="22"/>
-          <w:szCs w:val="22"/>
-        </w:rPr>
-        <w:t xml:space="preserve">The second is that a raw coefficient is unlikely to be the general governing quantity at all: the same coefficient on a criterion retaining 90% of a cohort and on one retaining 30% carries different information, and detectability must also depend on prevalence, correlation among criteria, retained events, censoring and weight variability. A criterion-specific signal-to-noise ratio — the population Shapley value of the diluting criterion over the standard deviation of its estimate — is the more plausible candidate, and one comparison is suggestive: the three arrangements that concentrate the dilution share an identical diluting coefficient of 0.30 and near-identical population Shapley values, so the coefficient cannot separate them at all, while their signal-to-noise ratios (1.39, 1.51, 1.73) do order their observed success (0.58, 0.79, 0.78). Four arrangements cannot establish anything, and we offer this as the direction a general answer would take rather than as one.</w:t>
-      </w:r>
-    </w:p>
-    <w:p>
-      <w:pPr>
-        <w:spacing w:after="140" w:line="300"/>
-      </w:pPr>
-      <w:r>
-        <w:rPr>
-          <w:rFonts w:ascii="Calibri" w:cs="Calibri" w:eastAsia="Calibri" w:hAnsi="Calibri"/>
-          <w:sz w:val="22"/>
-          <w:szCs w:val="22"/>
-        </w:rPr>
-        <w:t xml:space="preserve">What survives is the consequence for planning. Whatever the right summary turns out to be, it is a property of the effect modification present, which is the quantity the analysis exists to estimate. Positivity, logical implication and interaction leverage can all be computed before any outcome is examined; the strength of the diluting signal cannot. So a data requirement cannot be read off cohort size, event count or effective sample size alone. It can be stated conditionally, on an assumed minimum diluting signal, exactly as a conventional power calculation is stated on an assumed minimum clinically relevant effect — and Table 2 read as a family of conditional reliability curves is that statement. What does not exist is an unconditional threshold, and it was one of those that we offered in the previous version.</w:t>
+        <w:t xml:space="preserve">A separate sweep separates them, holding the total modification fixed at 0.85 and varying only its arrangement. With the diluting coefficient fixed at 0.30, success at 600, 2000, 6000 and 18 000 fitting patients runs 0.26 / 0.37 / 0.58 / 0.85 with the enrichment in one criterion, 0.23 / 0.43 / 0.79 / 0.87 split over two and 0.17 / 0.39 / 0.78 / 0.95 split over four. Spreading the enrichment never hurts, and at 6000 patients it helps by 0.21 (95% interval 0.08 to 0.34) and 0.20 (0.07 to 0.33) — so it is not, as we first wrote, without effect. Splitting the DILUTION goes the other way at every size (Supplementary Table S4), with differences from the first arrangement of -0.19, -0.26, -0.39, -0.42, every interval excluding zero.</w:t>
+      </w:r>
+    </w:p>
+    <w:p>
+      <w:pPr>
+        <w:spacing w:after="140" w:line="300"/>
+      </w:pPr>
+      <w:r>
+        <w:rPr>
+          <w:rFonts w:ascii="Calibri" w:cs="Calibri" w:eastAsia="Calibri" w:hAnsi="Calibri"/>
+          <w:sz w:val="22"/>
+          <w:szCs w:val="22"/>
+        </w:rPr>
+        <w:t xml:space="preserve">Two cautions belong with that comparison. The arrangements hold the full-protocol hazard ratio exactly equal, since under the full protocol the treated bonus is the sum of the coefficients, which the design fixes; they do not hold the ATTAINABLE improvement equal. On a separate 120 000-patient evaluation set, larger than the 60 000-patient scoring set used for the success probabilities above the best subset reaches 0.6698 against a full-protocol 0.6900 in the three arrangements that concentrate the dilution, a gap of 0.0203, and 0.6803 in the one that splits it, a gap of 0.0098. Splitting the dilution halves the prize as well as the coefficient, and the two cannot be separated, because the attainable gap is itself determined by how the dilution is distributed. Arrangements that concentrate it present both a larger coefficient and a larger prize and are correspondingly easier; the sweep does not isolate the coefficient.</w:t>
+      </w:r>
+    </w:p>
+    <w:p>
+      <w:pPr>
+        <w:spacing w:after="140" w:line="300"/>
+      </w:pPr>
+      <w:r>
+        <w:rPr>
+          <w:rFonts w:ascii="Calibri" w:cs="Calibri" w:eastAsia="Calibri" w:hAnsi="Calibri"/>
+          <w:sz w:val="22"/>
+          <w:szCs w:val="22"/>
+        </w:rPr>
+        <w:t xml:space="preserve">The second is that a raw coefficient is unlikely to be the general governing quantity at all: the same coefficient on a criterion retaining 90% of a cohort and on one retaining 30% carries different information, and detectability must also depend on prevalence, correlation among criteria, retained events, censoring and weight variability. A criterion-specific signal-to-noise ratio — the population Shapley value of the diluting criterion over the standard deviation of its estimate at the fitting size — is the more plausible candidate. We report what we were able to test of it in the Discussion and in Supplementary Table S4b, where the ratio is varied across arrangements and fitting sizes together; the short version is that it orders the cells better than the fitting size does, that the comparison which would carry information is between arrangements at a fixed size, and that four arrangements cannot establish a governing quantity. We offer it as the direction a general answer would take rather than as one.</w:t>
+      </w:r>
+    </w:p>
+    <w:p>
+      <w:pPr>
+        <w:spacing w:after="140" w:line="300"/>
+      </w:pPr>
+      <w:r>
+        <w:rPr>
+          <w:rFonts w:ascii="Calibri" w:cs="Calibri" w:eastAsia="Calibri" w:hAnsi="Calibri"/>
+          <w:sz w:val="22"/>
+          <w:szCs w:val="22"/>
+        </w:rPr>
+        <w:t xml:space="preserve">What survives is the consequence for planning. Whatever the right summary turns out to be, it is a property of the effect modification present, which is the quantity the analysis exists to estimate. Positivity, logical implication and interaction leverage can all be computed before any outcome is examined; the strength of the diluting signal cannot. So a data requirement cannot be read off cohort size, event count or effective sample size alone. It can be stated conditionally, on an assumed minimum diluting signal, in the same way that a conventional power calculation is stated on an assumed minimum clinically relevant effect. We do not claim to supply that conditional statement here: Table 2 reports success at fixed fitting sizes across arrangements, which is a sensitivity analysis and not a family of design curves, and we have not established the quantity such curves would have to be indexed by. What we can rule out is an unconditional threshold, and it was one of those that we offered in an earlier version.</w:t>
       </w:r>
     </w:p>
     <w:p>
@@ -2291,7 +2317,7 @@
           <w:sz w:val="19"/>
           <w:szCs w:val="19"/>
         </w:rPr>
-        <w:t xml:space="preserve">Figure 3. Left: probability that each promise is kept by fitting-cohort size in the single-mechanism simulation, scoring set fixed at 100 000, with Monte Carlo intervals. The observed cohort points carry the outer-bootstrap intervals from the nested resampling, which span most of the unit interval; their apparent agreement with the simulated curve has little discriminating power and we draw no confirmation from it. Right: the probability that the rule recovers the exactly correct criterion set.</w:t>
+        <w:t xml:space="preserve">Figure 2. Left: probability that each promise is kept by fitting-cohort size in the single-mechanism simulation, scoring set fixed at 100 000, with Monte Carlo intervals. The observed cohort points carry the outer-bootstrap intervals from the nested resampling, which span most of the unit interval; their apparent agreement with the simulated curve has little discriminating power and we draw no confirmation from it. Right: the probability that the rule recovers the exactly correct criterion set.</w:t>
       </w:r>
     </w:p>
     <w:p>
@@ -2367,7 +2393,7 @@
           <w:sz w:val="22"/>
           <w:szCs w:val="22"/>
         </w:rPr>
-        <w:t xml:space="preserve">The third arm is the more consequential result and requires care with language. Because all three arms share one outcome model, the true causal contrast is identical in all three by construction; what differs is the population limit of the weighted estimator under each adjustment. Omitting one confounder returned the reliability curve to randomised levels — 0.936 at 5167 against 0.937 — which might easily be read as reassurance. The estimator's population limit for the gap between protocols rose to 0.0408 from 0.0310, 32% larger, with the whole hazard ratio displaced from 0.664 to 0.757. Meanwhile the probability of recovering the correct criterion set fell from 0.280 to 0.116. The procedure appeared equally reliable while its selection was in fact less accurate, because the quantity it was detecting had itself been inflated by bias.</w:t>
+        <w:t xml:space="preserve">The third arm is the more consequential result and requires care with language. Because all three arms share one outcome model, the true causal contrast is identical in all three by construction; what differs is the population limit of the weighted estimator under each adjustment. Omitting one confounder returned the reliability curve to randomised levels — 0.936 at 5167 against 0.937 — which might easily be read as reassurance. The estimator's population limit for the gap between protocols rose to 0.0591 from 0.0544, 8.6% larger, with the whole hazard ratio displaced from 0.677 to 0.749. Meanwhile the probability of recovering the correct criterion set fell from 0.280 to 0.116. The procedure appeared equally reliable while its selection was in fact less accurate, because the quantity it was detecting had itself been inflated by bias.</w:t>
       </w:r>
     </w:p>
     <w:p>
@@ -2457,7 +2483,7 @@
           <w:sz w:val="19"/>
           <w:szCs w:val="19"/>
         </w:rPr>
-        <w:t xml:space="preserve">Figure 4. Three treatment-assignment mechanisms sharing one outcome model, with Monte Carlo intervals. Left: correctly adjusted confounding lowers the curve; omitting one confounder returns it to randomised levels. Centre: the population limit of the estimated gap is 32% larger under unmeasured confounding — the true causal gap is identical in all three arms. Right: correct selection meanwhile falls by more than half.</w:t>
+        <w:t xml:space="preserve">Figure 3. Three treatment-assignment mechanisms sharing one outcome model, with Monte Carlo intervals. Left: correctly adjusted confounding lowers the curve; omitting one confounder returns it to randomised levels. Centre: the population limit of the estimated gap is 8.6% larger under unmeasured confounding — the true causal gap is identical in all three arms. Right: correct selection meanwhile falls by more than half.</w:t>
       </w:r>
     </w:p>
     <w:p>
@@ -2482,7 +2508,7 @@
           <w:sz w:val="22"/>
           <w:szCs w:val="22"/>
         </w:rPr>
-        <w:t xml:space="preserve">Under proportional hazards with the conditional hazard ratio fixed at 0.6 in every stratum, a criterion defined on the prognostic covariate changes no individual's relative benefit, yet its Shapley value on the log hazard ratio grew monotonically with prognostic strength, from −0.0008 with no heterogeneity to −0.066 at the strongest setting, while the marginal hazard ratio drifted from 0.599 to 0.804. The value at zero heterogeneity is the falsification point and the artefact vanished there. The restricted mean difference also moved, and in the opposite direction: it fell from 0.664 in the whole cohort to 0.599 in the selected group at the weakest setting and from 0.425 to 0.322 at the strongest, so its Shapley value is negative throughout. That is the expected direction and it corresponds to a real fact — a lower-risk group has less absolute survival to gain, because more of it survives the horizon regardless of treatment. The hazard-ratio movement corresponds to no fact of either kind, which is the concrete reason a lower hazard ratio must not be read as a better estimate.</w:t>
+        <w:t xml:space="preserve">Under proportional hazards with the conditional hazard ratio fixed at 0.6 in every stratum, a criterion defined on the prognostic covariate changes no individual's relative benefit, yet its Shapley value on the log hazard ratio grew monotonically with prognostic strength, from -0.0008 with no heterogeneity to -0.066 at the strongest setting, while the marginal hazard ratio drifted from 0.599 to 0.804. The value at zero heterogeneity is the falsification point and the artefact vanished there. The restricted mean difference also moved, and in the opposite direction: it fell from 0.657 in the whole cohort to 0.599 in the selected group at the weakest setting and from 0.425 to 0.322 at the strongest, so its Shapley value is negative wherever there is heterogeneity to collapse over (-0.057 at the weakest non-zero setting, -0.103 at the strongest) and is 0.0095 at zero heterogeneity, where there is nothing to collapse. That is the expected direction and it corresponds to a real fact — a lower-risk group has less absolute survival to gain, because more of it survives the horizon regardless of treatment. The hazard-ratio movement corresponds to no fact of either kind, which is the concrete reason a lower hazard ratio must not be read as a better estimate.</w:t>
       </w:r>
     </w:p>
     <w:p>
@@ -2542,7 +2568,7 @@
           <w:sz w:val="19"/>
           <w:szCs w:val="19"/>
         </w:rPr>
-        <w:t xml:space="preserve">Figure 5. Non-collapsibility as a dose–response. The conditional hazard ratio is 0.6 in every stratum at every point on these curves, so the criterion changes no individual's relative benefit; the Shapley value on the log hazard ratio nonetheless grows with prognostic strength and vanishes where there is no heterogeneity to collapse over.</w:t>
+        <w:t xml:space="preserve">Figure 4. Non-collapsibility as a dose–response. The conditional hazard ratio is 0.6 in every stratum at every point on these curves, so the criterion changes no individual's relative benefit; the Shapley value on the log hazard ratio nonetheless grows with prognostic strength and vanishes where there is no heterogeneity to collapse over.</w:t>
       </w:r>
     </w:p>
     <w:p>
@@ -2584,7 +2610,7 @@
           <w:sz w:val="22"/>
           <w:szCs w:val="22"/>
         </w:rPr>
-        <w:t xml:space="preserve">, displays both estimands in one panel (Figure 6). Leverage is signed: positive correlation raises the joint eligibility rate above the product of the marginals, and once it rises far enough the factor can become negative, meaning the contrast flips sign rather than vanishing. Magnitude therefore measures attenuation. In colon the median magnitude was 0.013 and the maximum 0.086, with no pair of 36 above 0.10 and 35 of 36 below 0.05; in Rotterdam the median was 0.022, four pairs exceeded 0.10 and 26 of 36 fell below 0.05.</w:t>
+        <w:t xml:space="preserve">, displays both estimands in one panel (Figure 5). Leverage is signed: positive correlation raises the joint eligibility rate above the product of the marginals, and once it rises far enough the factor can become negative, meaning the contrast flips sign rather than vanishing. Magnitude therefore measures attenuation. In colon the median magnitude was 0.013 and the maximum 0.086, with 0 pairs of 36 above 0.10 and 35 of 36 below 0.05; in Rotterdam the median was 0.022, 4 pairs exceeded 0.10 and 26 of 36 fell below 0.05.</w:t>
       </w:r>
     </w:p>
     <w:p>
@@ -2623,46 +2649,46 @@
           <w:sz w:val="22"/>
           <w:szCs w:val="22"/>
         </w:rPr>
-        <w:t xml:space="preserve">Because what advantage the point estimates show appears on the hazard ratio and not on absolute benefit, we asked what happens if the rule selects on the restricted mean difference instead — retaining every criterion whose RMST Shapley value is positive. The two rules are close to different procedures: they agree on the criterion set in 7.0% of colon splits and 20.8% of Rotterdam splits, and in colon the RMST rule admits 182 patients against the hazard-ratio rule's 149 and the full protocol's 88.</w:t>
-      </w:r>
-    </w:p>
-    <w:p>
-      <w:pPr>
-        <w:spacing w:after="140" w:line="300"/>
-      </w:pPr>
-      <w:r>
-        <w:rPr>
-          <w:rFonts w:ascii="Calibri" w:cs="Calibri" w:eastAsia="Calibri" w:hAnsi="Calibri"/>
-          <w:sz w:val="22"/>
-          <w:szCs w:val="22"/>
-        </w:rPr>
-        <w:t xml:space="preserve">Out of sample the RMST-selected variant exceeded the full protocol's restricted mean difference in 53.2% of colon splits against 50.8% for the published rule, and reached a lower hazard ratio in 15.2% against 29.0%. Carried through the same patient-level resampling these are 53.2%, interval [0.11, 0.92], and 15.2%, interval [0.00, 0.56]; the agreement rate itself has interval [0.00, 0.28]. We therefore do not claim that switching the estimand gains nothing. What the data show is that the two decompositions select almost different criterion sets, that the point estimates for the RMST-selected variant are not higher on either estimand, and that the uncertainty around them is wide enough that an investigator whose endpoint is absolute benefit should not expect the switch to deliver it, nor conclude from these cohorts that it cannot.</w:t>
-      </w:r>
-    </w:p>
-    <w:p>
-      <w:pPr>
-        <w:spacing w:after="140" w:line="300"/>
-      </w:pPr>
-      <w:r>
-        <w:rPr>
-          <w:rFonts w:ascii="Calibri" w:cs="Calibri" w:eastAsia="Calibri" w:hAnsi="Calibri"/>
-          <w:sz w:val="22"/>
-          <w:szCs w:val="22"/>
-        </w:rPr>
-        <w:t xml:space="preserve">The horizon matters for both of these comparisons and was not justified in the previous version. The restricted mean must be taken at a time inside the observed follow-up of both arms of every candidate protocol, or subsets are not compared on the same scale; we used 1825 days in colon and 2555 days in Rotterdam, at which at least 50.8% and 49.5% of patients in either arm are still under observation; the next horizon we tried drops that figure sharply. Repeating the selection comparison at four horizons per cohort, the two decompositions agree on the criterion set in 0.025 to 0.095 of colon splits and 0.067 to 0.220 of Rotterdam splits, with mean Jaccard similarity of 0.524 to 0.724 and 0.611 to 0.748 respectively. The disagreement between the two estimands is therefore a property of the estimands rather than of the particular horizon, but the exact agreement rate is horizon-dependent and should be reported with the horizon attached.</w:t>
-      </w:r>
-    </w:p>
-    <w:p>
-      <w:pPr>
-        <w:spacing w:after="140" w:line="300"/>
-      </w:pPr>
-      <w:r>
-        <w:rPr>
-          <w:rFonts w:ascii="Calibri" w:cs="Calibri" w:eastAsia="Calibri" w:hAnsi="Calibri"/>
-          <w:sz w:val="22"/>
-          <w:szCs w:val="22"/>
-        </w:rPr>
-        <w:t xml:space="preserve">The horizon also changes the sign of the absolute-benefit comparison, which we had not looked for. In colon the mean out-of-sample restricted mean difference at the shortest horizon we tried is 11.5 days for the full protocol against 14.9 for the published rule and 23.8 for the RMST-selected variant, so both relaxed protocols are ahead; at the horizon used in the main analysis the ordering reverses, 74.9 against 67.9 and 68.5. A statement that relaxation does or does not improve absolute benefit is therefore not well posed without the horizon, and our own main-text figures are the pessimistic end of the range we examined. We report the horizon everywhere and do not generalise beyond it.</w:t>
+        <w:t xml:space="preserve">Because what advantage the point estimates show appears on the hazard ratio and not on absolute benefit, we asked what happens if the rule selects on the restricted mean difference instead — retaining every criterion whose RMST Shapley value is positive. The two rules are close to different procedures: they agree on the criterion set in a proportion 0.070 of colon splits and 0.207 of Rotterdam splits, and in colon the RMST rule admits 182 patients against the hazard-ratio rule's 149 and the full protocol's 88.</w:t>
+      </w:r>
+    </w:p>
+    <w:p>
+      <w:pPr>
+        <w:spacing w:after="140" w:line="300"/>
+      </w:pPr>
+      <w:r>
+        <w:rPr>
+          <w:rFonts w:ascii="Calibri" w:cs="Calibri" w:eastAsia="Calibri" w:hAnsi="Calibri"/>
+          <w:sz w:val="22"/>
+          <w:szCs w:val="22"/>
+        </w:rPr>
+        <w:t xml:space="preserve">Out of sample the RMST-selected variant exceeded the full protocol's restricted mean difference in 53.2% of colon splits against 50.8% for the published rule, and reached a lower hazard ratio in 15.2% against 29.0%. Carried through the same patient-level resampling these are 53.2%, interval [0.11, 0.92], and 15.2%, interval [0.00, 0.56]; the agreement rate itself has interval [0.00, 0.28]. We therefore do not claim that switching the estimand gains nothing. Nor do we claim the opposite. The point estimates go in different directions on the two estimands — slightly higher for the RMST-selected variant on the restricted mean difference, lower on the hazard ratio — and the intervals are wide enough to establish neither superiority nor equivalence. What the data do show is that the two decompositions select almost different criterion sets, so the choice of decomposition estimand is a real design decision even though these cohorts cannot say which choice is better.</w:t>
+      </w:r>
+    </w:p>
+    <w:p>
+      <w:pPr>
+        <w:spacing w:after="140" w:line="300"/>
+      </w:pPr>
+      <w:r>
+        <w:rPr>
+          <w:rFonts w:ascii="Calibri" w:cs="Calibri" w:eastAsia="Calibri" w:hAnsi="Calibri"/>
+          <w:sz w:val="22"/>
+          <w:szCs w:val="22"/>
+        </w:rPr>
+        <w:t xml:space="preserve">The horizon matters for both of these comparisons and was not justified in the previous version. The restricted mean must be taken at a time inside the observed follow-up of both arms of every candidate protocol, or subsets are not compared on the same scale; we used 1825 days in colon and 2555 days in Rotterdam, at which at least 50.8% and 49.5% of patients in either arm are still under observation; the next horizon we tried drops that figure sharply. Repeating the selection comparison at four horizons per cohort, the two decompositions agree on the criterion set in 0.032 to 0.132 of colon splits and 0.098 to 0.273 of Rotterdam splits, with mean Jaccard similarity of 0.529 to 0.724 and 0.631 to 0.763 respectively. The disagreement between the two estimands is therefore a property of the estimands rather than of the particular horizon, but the exact agreement rate is horizon-dependent and should be reported with the horizon attached (Supplementary Table S3e).</w:t>
+      </w:r>
+    </w:p>
+    <w:p>
+      <w:pPr>
+        <w:spacing w:after="140" w:line="300"/>
+      </w:pPr>
+      <w:r>
+        <w:rPr>
+          <w:rFonts w:ascii="Calibri" w:cs="Calibri" w:eastAsia="Calibri" w:hAnsi="Calibri"/>
+          <w:sz w:val="22"/>
+          <w:szCs w:val="22"/>
+        </w:rPr>
+        <w:t xml:space="preserve">The horizon also changes the sign of the absolute-benefit comparison, which we had not looked for. In colon the mean out-of-sample restricted mean difference is 10.0 days for the full protocol at the shortest horizon we tried against 14.5 for the published rule and 22.9 for the RMST-selected variant, so both relaxed protocols are ahead; at the longest horizon the full protocol leads both (113.3 against 104.2 and 95.2). At the horizon used in the main analysis the three are close and the ordering is mixed (69.2, 67.8 and 71.1). A statement that relaxation does or does not improve absolute benefit is therefore not well posed without the horizon, our main-text figures sit in the middle of the range we examined, and the crossing means no single horizon should be read as the answer. We report the horizon everywhere and do not generalise beyond it.</w:t>
       </w:r>
     </w:p>
     <w:p>
@@ -2722,7 +2748,7 @@
           <w:sz w:val="19"/>
           <w:szCs w:val="19"/>
         </w:rPr>
-        <w:t xml:space="preserve">Figure 6. The criteria plate plot for colon. Upper triangle, pairwise interaction on the log hazard ratio; lower triangle, on the restricted mean difference; diagonal, per-criterion main effects on both estimands, shaded by the fraction of the cohort the criterion excludes. Light hatching marks cells whose leverage is below 0.05 in magnitude — 35 of 36 here — and dense hatching cells that are arithmetic identities. A full-page version is Supplementary Figure S2.</w:t>
+        <w:t xml:space="preserve">Figure 5. The criteria plate plot for colon. Upper triangle, pairwise interaction on the log hazard ratio; lower triangle, on the restricted mean difference; diagonal, per-criterion main effects on both estimands, shaded by the fraction of the cohort the criterion excludes. Light hatching marks cells whose leverage is below 0.05 in magnitude — 35 of 36 here — and dense hatching cells that are arithmetic identities. A full-page version is Supplementary Figure S2.</w:t>
       </w:r>
     </w:p>
     <w:p>
@@ -2747,7 +2773,7 @@
           <w:sz w:val="22"/>
           <w:szCs w:val="22"/>
         </w:rPr>
-        <w:t xml:space="preserve">Data-driven relaxation admits more patients, and it is worth being precise about what that shows. The rule retains a subset of the criteria, so the eligible set can only grow, and the probability reported for this promise measures how often a binding criterion is removed. Scored against all 512 subsets on the held-out half, the rule's choice is almost never on the empirical eligible-count-versus-hazard-ratio frontier, though simulation shows that frontier is itself optimistic and the honest reading is a distance from an optimistic oracle rather than a measure of inefficiency. Matched on eligible count, its hazard-ratio advantage has an interval containing one half, and on the absolute-benefit estimand the point estimate sits below one half. So the rule is not optimising the trade-off between the two promises, and whether it has any advantage at equal inclusiveness is a question these cohorts cannot settle — neither of which a comparison against the full protocol alone can show.</w:t>
+        <w:t xml:space="preserve">Data-driven relaxation admits more patients, and it is worth being precise about what that shows. The rule retains a subset of the criteria, so the eligible set can only grow, and the probability reported for this promise measures how often a binding criterion is removed. Scored against all 512 subsets on the held-out half, the rule's choice is almost never on the empirical eligible-count-versus-hazard-ratio frontier. That frontier is itself optimistic, and the size of the correction is not small: when the comparator subsets are chosen on one third of the cohort and the rule is judged against exactly those on a third that has been used for nothing, it is left undominated in 21.0% of colon and 12.0% of Rotterdam splits, against 3.0% and 1.0% judged the empirical way. The qualitative finding survives — the rule is beaten in most splits on both readings — but the honest figure is the second one, and quoting only the first overstates the shortfall by a factor of several. Matched on eligible count, its hazard-ratio advantage has an interval containing one half, and on the absolute-benefit estimand the point estimate sits below one half. So the rule is not optimising the trade-off between the two promises, and whether it has any advantage at equal inclusiveness is a question these cohorts cannot settle — neither of which a comparison against the full protocol alone can show.</w:t>
       </w:r>
     </w:p>
     <w:p>
@@ -2773,7 +2799,7 @@
           <w:sz w:val="22"/>
           <w:szCs w:val="22"/>
         </w:rPr>
-        <w:t xml:space="preserve">Whether the effect-estimate improvement is attainable depends on something that cannot be checked before the analysis, but that does not make planning impossible. Across the factorial the success probability varies by roughly 0.34 in standard deviation at every fixed sample size, and grouping scenarios by events or by effective sample size rather than by patients does not reduce that spread at all — a claim we made in the previous revision and withdraw here, because it was computed only over the scenarios in which a threshold happened to be observable. We are not able to name the quantity that does govern the requirement. A sentence in the previous revision named the magnitude of the largest diluting effect-modification coefficient, and we withdraw it: our own results do not support it. Arranging the same total modification differently is not neutral — spreading the enrichment raised success by 0.21 [0.08, 0.34] at 6000 — and halving the diluting coefficient also roughly halves the attainable gap, so in that design the coefficient and the size of the prize move together and cannot be separated. What can be said is weaker and, we think, still useful: the requirement depends on the strength of the diluting signal relative to the noise at the fitting size, and that strength is what the analysis exists to estimate, so no requirement in patients, events or effective sample size can be given unconditionally. This is the ordinary position of a power calculation, whose sample size also depends on an effect size not yet observed. A criterion-specific signal-to-noise ratio — the population Shapley value of the most diluting criterion over the standard deviation of its estimate at the fitting size — is the most promising candidate we have tried: across twelve simulated cells it orders success better than the fitting size does (Spearman 0.86 against 0.45), but twelve cells cannot establish a governing quantity and the two indices are correlated by construction, so we report it as a direction rather than an answer (Supplementary Table S4b). What we can rule out is an unconditional threshold of the kind we ourselves offered in the previous version. Table 2 should accordingly be read as a sensitivity analysis across arrangements at fixed fitting sizes, not as a design curve to read a requirement from. The result also separates cleanly what an investigator can check beforehand — empirical overlap inside the full protocol, logical implication, interaction leverage — from what they cannot.</w:t>
+        <w:t xml:space="preserve">Whether the effect-estimate improvement is attainable depends on something that cannot be checked before the analysis, but that does not make planning impossible. Across the factorial the success probability varies by roughly 0.34 in standard deviation at every fixed sample size, and grouping scenarios by events or by effective sample size rather than by patients does not reduce that spread at all — a claim we made in the previous revision and withdraw here, because it was computed only over the scenarios in which a threshold happened to be observable. We are not able to name the quantity that does govern the requirement. A sentence in the previous revision named the magnitude of the largest diluting effect-modification coefficient, and we withdraw it: our own results do not support it. Arranging the same total modification differently is not neutral — spreading the enrichment raised success by 0.21 [0.08, 0.34] at 6000 — and halving the diluting coefficient also roughly halves the attainable gap, so in that design the coefficient and the size of the prize move together and cannot be separated. What can be said is weaker and, we think, still useful: the requirement depends on the strength of the diluting signal relative to the noise at the fitting size, and that strength is what the analysis exists to estimate, so no requirement in patients, events or effective sample size can be given unconditionally. This is the ordinary position of a power calculation, whose sample size also depends on an effect size not yet observed. A criterion-specific signal-to-noise ratio — the population Shapley value of the most diluting criterion over the standard deviation of its estimate at the fitting size — is the candidate we tried, and we report it with the caveat that matters. Pooled over 12 simulated cells it orders success better than the fitting size does (Spearman 0.86 against 0.45), but that pooled figure is not evidence for the ratio: within an arrangement the ratio rises with the fitting size by construction, so the within-arrangement association (0.82 after adjusting for arrangement) says little more than that success rises with sample size. The comparison that would carry information is between arrangements at a fixed size, where the association is weaker (0.63 at the largest size tried) and rests on four arrangements, one of which shows no variation in success at all. We therefore do not claim the ratio as the governing quantity, only as the direction we would pursue next (Supplementary Table S4b). What we can rule out is an unconditional threshold of the kind we ourselves offered in the previous version. Table 2 should accordingly be read as a sensitivity analysis across arrangements at fixed fitting sizes, not as a design curve to read a requirement from. The result also separates cleanly what an investigator can check beforehand — empirical overlap inside the full protocol, logical implication, interaction leverage — from what they cannot.</w:t>
       </w:r>
     </w:p>
     <w:p>
@@ -2863,7 +2889,7 @@
           <w:sz w:val="22"/>
           <w:szCs w:val="22"/>
         </w:rPr>
-        <w:t xml:space="preserve">Relaxing trial eligibility criteria from data widens the eligible population, but that widening follows largely from the structure of the rule, and scored against the subsets attainable on held-out patients the rule's choice is rarely near the empirical eligible-count-versus-hazard-ratio frontier, an object that is itself optimistic. Whether it contributes anything at matched inclusiveness is not resolved by cohorts of this size; the point estimates favour it on the hazard ratio and not on absolute benefit, and a variant selecting on absolute benefit instead chooses almost entirely different criteria, with point estimates no higher on either estimand and intervals too wide to settle the matter. How much data that contribution requires cannot be read from patients, events or effective sample size alone: it depends on the strength of the diluting signal, which is the quantity the analysis exists to discover. It can be stated conditionally on an assumed minimum such signal, as a power calculation is stated on an assumed minimum effect; what does not exist is an unconditional threshold. Incomplete confounding adjustment can make the procedure appear more successful while its selection is less accurate, so apparent success on real-world data should not be taken as evidence of adequate adjustment. What an investigator can establish beforehand is narrower than we previously suggested — empirical overlap inside the full protocol, logical implication among criteria, and interaction leverage — and it does not include whether the effect-estimate promise is within reach.</w:t>
+        <w:t xml:space="preserve">Relaxing trial eligibility criteria from data widens the eligible population, but that widening follows largely from the structure of the rule, and scored against the subsets attainable on held-out patients the rule's choice is rarely on the eligible-count-versus-hazard-ratio frontier, on both the empirical reading and the stricter one in which the comparator subsets are fixed on separate data first, though the two differ by a factor of several and only the second is an out-of-sample statement. Whether it contributes anything at matched inclusiveness is not resolved by cohorts of this size; the point estimates favour it on the hazard ratio and not on absolute benefit, and a variant selecting on absolute benefit instead chooses almost entirely different criteria, and showed no clear or consistent advantage on either estimand, with intervals too wide to establish superiority or equivalence. How much data that contribution requires cannot be read from patients, events or effective sample size alone: it depends on the strength of the diluting signal, which is the quantity the analysis exists to discover. It can be stated conditionally on an assumed minimum such signal, as a power calculation is stated on an assumed minimum effect; what does not exist is an unconditional threshold. Incomplete confounding adjustment can make the procedure appear more successful while its selection is less accurate, so apparent success on real-world data should not be taken as evidence of adequate adjustment. What an investigator can establish beforehand is narrower than we previously suggested — empirical overlap inside the full protocol, logical implication among criteria, and interaction leverage — and it does not include whether the effect-estimate promise is within reach.</w:t>
       </w:r>
     </w:p>
     <w:p>

--- a/manuscript/trialplate_manuscript.docx
+++ b/manuscript/trialplate_manuscript.docx
@@ -14,7 +14,7 @@
           <w:sz w:val="30"/>
           <w:szCs w:val="30"/>
         </w:rPr>
-        <w:t xml:space="preserve">What data-driven relaxation of trial eligibility criteria can and cannot promise: an out-of-sample evaluation, and why no unconditional data requirement exists</w:t>
+        <w:t xml:space="preserve">What data-driven relaxation of trial eligibility criteria can and cannot promise: an out-of-sample evaluation, and why no data requirement can be read from cohort size alone</w:t>
       </w:r>
     </w:p>
     <w:p>
@@ -213,7 +213,7 @@
           <w:sz w:val="22"/>
           <w:szCs w:val="22"/>
         </w:rPr>
-        <w:t xml:space="preserve">Matched on eligible count and carried through patient-level resampling, the rule reached a lower hazard ratio than a comparable subset in 63.4% of colon splits and 57.1% of Rotterdam splits, and was near one half on the restricted mean difference; every interval contains one half, so neither an advantage nor its absence is established. Its choice was almost never on the empirical held-out frontier, but that frontier is optimistic: in simulation only 19.5% of apparently dominating subsets genuinely dominate at the population and 37.6% reproduce on an independent half, and in a three-way split of the cohorts themselves, where the comparator subsets are fixed on separate data before evaluation, the rule is left undominated in 21.0% of colon and 12.0% of Rotterdam splits rather than the 3.0% and 1.0% the empirical frontier suggests. A variant selecting on the restricted mean difference agrees with the published rule on the criterion set in 7.0% of colon splits and showed no clear or consistent advantage out of sample: its point estimate was slightly higher on the restricted mean difference and lower on the hazard ratio, with intervals too wide to establish superiority or equivalence. The observed proportion of splits in which the data-driven protocol reached a lower out-of-sample hazard ratio than the original was below one half in colon (0.290) and close to one half in Rotterdam (0.522); with patient-level intervals this establishes neither failure nor success of the effect-estimate promise. Across the factorial the success probability varied by about 0.34 in standard deviation at every fixed sample size, and equally whether scenarios were grouped by patients, events or effective sample size. Halving the diluting signal across two criteria cut success from 0.85 to 0.43 at 18 000 fitting patients, but it also roughly halves the attainable improvement, so the two cannot be separated in that design. Omitting one confounder returned apparent reliability to randomised levels while inflating the estimator's population limit by 8.6% and cutting correct selection from 0.280 to 0.116.</w:t>
+        <w:t xml:space="preserve">Matched on eligible count and carried through patient-level resampling, the rule reached a lower hazard ratio than a comparable subset in 63.4% of colon splits and 57.1% of Rotterdam splits, and was near one half on the restricted mean difference; every interval contains one half, so neither an advantage nor its absence is established. Its choice was almost never on the empirical held-out frontier, but that frontier is optimistic: in simulation only 19.5% of apparently dominating subsets genuinely dominate at the population and 37.6% reproduce on an independent half, and in a three-way split of the cohorts themselves, where the comparator subsets are fixed on separate data before evaluation, the rule is left undominated in 21.0% of colon and 12.0% of Rotterdam splits, against 2.5% and 2.7% judged on the selection third of that same design. A variant selecting on the restricted mean difference agrees with the published rule on the criterion set in 7.0% of colon splits and showed no clear or consistent advantage out of sample: its point estimate was slightly higher on the restricted mean difference and lower on the hazard ratio, with the paired difference between the two rules, carried through the same outer bootstrap, not establishing an advantage for either; no equivalence margin was prespecified. The observed proportion of splits in which the data-driven protocol reached a lower out-of-sample hazard ratio than the original was below one half in colon (0.290) and close to one half in Rotterdam (0.522); with patient-level intervals this establishes neither failure nor success of the effect-estimate promise. Across the factorial the success probability varied by between 0.28 and 0.39 in standard deviation across the fixed sample sizes, and equally whether scenarios were grouped by patients, events or effective sample size. Halving the diluting signal across two criteria cut success from 0.85 to 0.43 at 18 000 fitting patients, but it also roughly halves the attainable improvement, so the two cannot be separated in that design. Omitting one confounder returned apparent reliability to randomised levels while inflating the estimator's population limit by 8.6% and cutting correct selection from 0.280 to 0.116.</w:t>
       </w:r>
     </w:p>
     <w:p>
@@ -236,7 +236,7 @@
           <w:sz w:val="22"/>
           <w:szCs w:val="22"/>
         </w:rPr>
-        <w:t xml:space="preserve">Data-driven relaxation widens the eligible population, but that widening follows largely from the structure of the rule, and whether the procedure adds anything at matched inclusiveness is not resolved by cohorts of this size. What the point estimates do favour is specific to the hazard ratio and does not appear on absolute benefit. The data requirement cannot be read from cohort size, event count or effective sample size alone; it can be stated conditionally on an assumed minimum diluting signal, as a power calculation is stated on an assumed minimum effect. Incomplete adjustment can make the procedure appear more reliable while its selection is less accurate.</w:t>
+        <w:t xml:space="preserve">Data-driven relaxation widens the eligible population, but that widening follows largely from the structure of the rule, and whether the procedure adds anything at matched inclusiveness is not resolved by cohorts of this size. The direction of the point estimates differs between the two estimands: on the hazard ratio the rule is favoured in both cohorts, while on absolute benefit the two cohorts point opposite ways. No universal data requirement could be determined from cohort size, event count or effective sample size alone across the mechanisms simulated; a requirement can in principle be stated conditionally on an assumed minimum diluting signal, as a power calculation is stated on an assumed minimum effect, but we do not supply that conditional statement here. Incomplete adjustment can make the procedure appear more reliable while its selection is less accurate.</w:t>
       </w:r>
     </w:p>
     <w:p>
@@ -643,7 +643,7 @@
           <w:sz w:val="22"/>
           <w:szCs w:val="22"/>
         </w:rPr>
-        <w:t xml:space="preserve">That specification behaves very differently in the two cohorts. In colon nothing is truncated, no covariate exceeds a standardised mean difference of 0.011 after weighting, and the effective sample size is 98% of nominal. In Rotterdam, within the full protocol, 132 of 419 propensities sit at the truncation bound, six of eight covariates remain above 0.10, and the effective sample size is 37% of nominal, because assignment is near-deterministic: of 116 full-protocol patients aged 55 to 70, twelve received chemotherapy. Splines, stabilised weights and trimming do not repair it (Table S1b, Figure S3). This is a severe lack of empirical overlap — a practical positivity violation, though a finite sample cannot establish that the theoretical assumption fails</w:t>
+        <w:t xml:space="preserve">That specification behaves very differently in the two cohorts. In colon nothing is truncated, no covariate exceeds a standardised mean difference of 0.011 after weighting, and the effective sample size is 98% of nominal. In Rotterdam, within the full protocol, 132 of 419 propensities sit at the truncation bound, six of eight covariates remain above 0.10, and the effective sample size is 37% of nominal, because assignment is near-deterministic: of 182 full-protocol patients aged 55 to 70, 17 received chemotherapy. Splines, stabilised weights and trimming do not repair it (Table S1b, Figure S3). This is a severe lack of empirical overlap — a practical positivity violation, though a finite sample cannot establish that the theoretical assumption fails</w:t>
       </w:r>
       <w:r>
         <w:rPr>
@@ -791,7 +791,7 @@
           <w:sz w:val="22"/>
           <w:szCs w:val="22"/>
         </w:rPr>
-        <w:t xml:space="preserve">Patients were split at random into a fitting and a scoring set, stratified by treatment arm and event status. The rule was applied to the fitting set alone and its protocol scored on the scoring set alongside the full protocol, over 500 splits in colon and 400 in Rotterdam, at fitting fractions of 0.5 and 0.7. These splits reuse the same patients, so a standard error computed across them as though they were independent replicates is too small; we therefore add an outer bootstrap of the cohort with the split procedure run inside each resample. The inner split is taken over unique patient identifiers, so duplicate copies of a patient follow their identifier to one side and no patient contributes to both halves; an earlier version split the resampled rows directly and did not have that property. Every out-of-sample quantity — the two promises, the matched comparison, the frontier statistics — passes through this same loop and so carries patient-level rather than across-split uncertainty. Within a split a proportion over comparator subsets is computed first and splits are then averaged with equal weight, so a split offering more comparators does not count for more. The outer variance contains an inner Monte Carlo term, separated as SD_outer = sqrt(SD_total² − SD_MC²) — a subtraction of variances, not of standard deviations. The Monte Carlo term is estimated from the data rather than assumed: within each resample we take the sample variance s² of the per-split values and average s²/R over resamples. An earlier version used p(1−p)/R, which is correct only for a statistic that is 0/1 within a split; the two promises and the frontier indicators are of that kind, but a matched rank is already a proportion over comparators, so the binomial form overstated its Monte Carlo component and understated the outer-sampling component obtained by subtraction. We call that component outer-sampling rather than between-cohort, since only one cohort is involved. Every interval reported for an out-of-sample quantity, in the abstract, the main text and the supplement alike, is the same object: the 95% percentile interval of this outer bootstrap distribution at the resample counts stated in the result files. Accelerated intervals are not used, being unstable for a proportion of proportions at this outer count, and no interval anywhere in the paper is formed from a standard deviation multiplier. For every reported quantity we recompute the interval from the first 50, 100 and half of the outer resamples and report the largest movement of either endpoint between half and the full count, so the reader can judge whether the endpoints have settled; we treat them as exploratory at the counts our compute allowed.</w:t>
+        <w:t xml:space="preserve">Figure 1 sets out the design. Patients were split at random into a fitting and a scoring set, stratified by treatment arm and event status. The rule was applied to the fitting set alone and its protocol scored on the scoring set alongside the full protocol, over 500 splits in colon and 400 in Rotterdam, at a fitting fraction of one half. These splits reuse the same patients, so a standard error computed across them as though they were independent replicates is too small; we therefore add an outer bootstrap of the cohort with the split procedure run inside each resample. The inner split is taken over unique patient identifiers, so duplicate copies of a patient follow their identifier to one side and no patient contributes to both halves; an earlier version split the resampled rows directly and did not have that property. Every out-of-sample quantity — the two promises, the matched comparison, the frontier statistics — passes through this same loop and so carries patient-level rather than across-split uncertainty. Within a split a proportion over comparator subsets is computed first and splits are then averaged with equal weight, so a split offering more comparators does not count for more. The outer variance contains an inner Monte Carlo term, separated as SD_outer = sqrt(SD_total² − SD_MC²) — a subtraction of variances, not of standard deviations. The Monte Carlo term is estimated from the data rather than assumed: within each resample we take the sample variance s² of the per-split values and average s²/R over resamples. An earlier version used p(1−p)/R, which is correct only for a statistic that is 0/1 within a split; the two promises and the frontier indicators are of that kind, but a matched rank is already a proportion over comparators, so the binomial form overstated its Monte Carlo component and understated the outer-sampling component obtained by subtraction. We call that component outer-sampling rather than between-cohort, since only one cohort is involved. Every interval reported for an out-of-sample PROBABILITY, in the abstract, the main text and the supplement alike, is the same object: the 95% percentile interval of this outer bootstrap distribution at the resample counts stated in the result files. Accelerated intervals are not used for this class of quantity, being unstable for a proportion of proportions at this outer count. The paper uses four interval procedures in all, each tied to one class of quantity, and we name them here so no reader has to infer which is which. Out-of-sample probabilities take the percentile interval of the outer bootstrap just described. Interaction and Shapley estimates take bias-corrected and accelerated bootstrap intervals. Located thresholds in the factorial take a percentile interval from resampling the replicate indicators. Simulated probabilities and differences between them take a normal-approximation Monte Carlo interval, which is the only place in the paper an interval is formed from a standard deviation multiplier, and is labelled as a Monte Carlo interval wherever it appears. For every reported quantity we recompute the interval from the first 50, 100 and half of the outer resamples and report the largest movement of either endpoint between half and the full count, so the reader can judge whether the endpoints have settled; we treat them as exploratory at the counts our compute allowed.</w:t>
       </w:r>
     </w:p>
     <w:p>
@@ -911,7 +911,7 @@
           <w:sz w:val="22"/>
           <w:szCs w:val="22"/>
         </w:rPr>
-        <w:t xml:space="preserve">Because the model is always one binary covariate with weights, the weighted Cox partial likelihood is solved by Newton–Raphson directly and the weighted restricted mean from the Kaplan–Meier estimator directly, with the cohort sorted by time once so that subsetting preserves order. The kernels agree with the survival package to under 1e-12 and are roughly eighteen times faster, which is what makes exhaustive enumeration with a 2000-replicate bootstrap affordable. Everything is available as the R package trialplate, with correctness assertions covering the efficiency axiom on both scales, matrix symmetry, the null-player axiom, agreement of exact enumeration with permutation Monte Carlo, the implication detector, seed reproducibility and the leverage identities. Every number quoted in this paper is exported from the analysis scripts into a machine-readable file that the manuscript reads at build time, so no figure in the text can drift from the code that produced it.</w:t>
+        <w:t xml:space="preserve">Because the model is always one binary covariate with weights, the weighted Cox partial likelihood is solved by Newton–Raphson directly and the weighted restricted mean from the Kaplan–Meier estimator directly, with the cohort sorted by time once so that subsetting preserves order. The kernels agree with the survival package to under 1e-12 and are roughly eighteen times faster, which is what makes exhaustive enumeration with a 2000-replicate bootstrap affordable. Everything is available as the R package trialplate, with correctness assertions covering the efficiency axiom on both scales, matrix symmetry, the null-player axiom, agreement of exact enumeration with permutation Monte Carlo, the implication detector, seed reproducibility and the leverage identities. Every number quoted in this paper is exported from the analysis scripts into a machine-readable file that the manuscript reads at build time. A check runs as the first step of the build and refuses to produce a document if any decimal or percentage in the manuscript sources, prose or table cell, is a typed literal rather than a value read from that file; a short whitelist of design constants is declared with a reason for each. Supplementary Text S1.6 sets out the checks in full. The check does not test bare integers, which are too often legitimate counts to flag usefully, so 18 counts a reader relies on — both cohort sizes, the criterion and subset counts, both horizons, every split and resample count including those of the three-way design, the simulation replicate counts and the number of factorial scenarios — are instead asserted individually against the analysis output, and the build stops if any of them changes. We state the scope because an earlier version of this paper claimed more than its checks delivered.</w:t>
       </w:r>
     </w:p>
     <w:p>
@@ -948,20 +948,20 @@
           <w:sz w:val="22"/>
           <w:szCs w:val="22"/>
         </w:rPr>
-        <w:t xml:space="preserve">The eligible count behaved as the monotonicity argument requires: across 500 colon splits the minimum difference was exactly zero, never negative. The rule removed at least one criterion in 99.2% of splits, and the removals bound on the scoring half in 98.8%, so the figure usually reported for this promise describes how often a binding criterion is removed rather than whether the right ones were.</w:t>
-      </w:r>
-    </w:p>
-    <w:p>
-      <w:pPr>
-        <w:spacing w:after="140" w:line="300"/>
-      </w:pPr>
-      <w:r>
-        <w:rPr>
-          <w:rFonts w:ascii="Calibri" w:cs="Calibri" w:eastAsia="Calibri" w:hAnsi="Calibri"/>
-          <w:sz w:val="22"/>
-          <w:szCs w:val="22"/>
-        </w:rPr>
-        <w:t xml:space="preserve">Whether the rule does more than remove criteria needs a comparison at equal inclusiveness, which our first attempt did not provide: it matched random relaxations on the NUMBER of criteria removed, not on how many patients they admitted. We therefore score all 512 subsets on the held-out half of each split, compute the proportion within a split, and average splits with equal weight. Point estimates come from the full 500 and 400 splits; the interval is the 95% percentile interval of the outer bootstrap distribution, which is the one interval procedure used everywhere in this paper and its supplement.</w:t>
+        <w:t xml:space="preserve">Table 1 gives the out-of-sample comparison against the original protocol for both cohorts. The eligible count behaved as the monotonicity argument requires: across 500 colon splits the minimum difference was exactly zero, never negative. The rule removed at least one criterion in 99.2% of splits, and the removals bound on the scoring half in 98.8%, so the figure usually reported for this promise describes how often a binding criterion is removed rather than whether the right ones were.</w:t>
+      </w:r>
+    </w:p>
+    <w:p>
+      <w:pPr>
+        <w:spacing w:after="140" w:line="300"/>
+      </w:pPr>
+      <w:r>
+        <w:rPr>
+          <w:rFonts w:ascii="Calibri" w:cs="Calibri" w:eastAsia="Calibri" w:hAnsi="Calibri"/>
+          <w:sz w:val="22"/>
+          <w:szCs w:val="22"/>
+        </w:rPr>
+        <w:t xml:space="preserve">Whether the rule does more than remove criteria needs a comparison at equal inclusiveness, which our first attempt did not provide: it matched random relaxations on the NUMBER of criteria removed, not on how many patients they admitted. We therefore score all 512 subsets on the held-out half of each split, compute the proportion within a split, and average splits with equal weight. Point estimates come from the full 500 and 400 splits; the interval is the 95% percentile interval of the outer bootstrap distribution, which is the one interval procedure used for every out-of-sample probability in this paper and its supplement. The Methods list the four interval procedures the paper uses and the class of quantity each covers; simulated probabilities carry Monte Carlo intervals, which are labelled as such wherever they appear.</w:t>
       </w:r>
     </w:p>
     <w:p>
@@ -1039,20 +1039,20 @@
           <w:sz w:val="22"/>
           <w:szCs w:val="22"/>
         </w:rPr>
-        <w:t xml:space="preserve">The second is the only confirmatory quantity here, because the comparator set was fixed in advance. Of the subsets that dominate on the selection third, a median of 12 in colon and 16 in Rotterdam still dominate on the untouched third — a replication rate of 35.3% and 41.4% — and the single lowest-hazard-ratio dominator carries over in 33.6% and 39.4% of splits. Requiring the 0.05 margin on the selection third leaves a median of 52 and 35 candidates and changes the replication rate to 34.7% and 41.2%. Taking the same view of frontier membership, the rule is left undominated by every pre-selected subset in 21.0% of colon splits and 12.0% of Rotterdam splits. That is the honest number, and it is the one we would ask a reader to carry away.</w:t>
-      </w:r>
-    </w:p>
-    <w:p>
-      <w:pPr>
-        <w:spacing w:after="140" w:line="300"/>
-      </w:pPr>
-      <w:r>
-        <w:rPr>
-          <w:rFonts w:ascii="Calibri" w:cs="Calibri" w:eastAsia="Calibri" w:hAnsi="Calibri"/>
-          <w:sz w:val="22"/>
-          <w:szCs w:val="22"/>
-        </w:rPr>
-        <w:t xml:space="preserve">The third is descriptive only. Re-scanning all 512 subsets on the test third gives a median of 73 and 59 dominating subsets and leaves the rule undominated in 4.3% and 4.7% of splits. These counts are not the survivors of the second quantity (Supplementary Table S3d gives all three blocks separately) — they come from a fresh selection on the very data used to judge it — so this is a second empirical oracle rather than an out-of-sample evaluation, and it should be read only as showing that a similar number of apparent dominators exists in any half of these cohorts. Across all three views the rule is off the frontier in the great majority of splits; what the honest version changes is the number of subsets one should believe are genuinely better, not the qualitative finding. How far the rule sits from the true best attainable protocol, these cohorts cannot tell us.</w:t>
+        <w:t xml:space="preserve">The second is the only confirmatory quantity here, because the comparator set was fixed in advance. Of the subsets that dominate on the selection third, a median of 12 in colon and 16 in Rotterdam still dominate on the untouched third — a replication rate of 35.3% and 41.4%, with patient-level intervals [0.29, 0.57] and [0.25, 0.54] — and the single lowest-hazard-ratio dominator carries over in 33.6% and 39.4% of splits, intervals [0.21, 0.57] and [0.26, 0.62]. Requiring the 0.05 margin on the selection third leaves a median of 52 and 35 candidates and changes the replication rate to 34.7% and 41.2%. Taking the same view of frontier membership, the rule is left undominated by every pre-selected subset in 21.0% of colon splits and 12.0% of Rotterdam splits, intervals [0.04, 0.36] and [0.04, 0.36], from an outer bootstrap over patients wrapped around the whole three-way procedure at 100 resamples by 25 splits. This is the quantity we ask a reader to carry away, and the comparison that isolates selection optimism is against the selection third of this same design, not against the half-split figures reported earlier, which also use a larger evaluation set.</w:t>
+      </w:r>
+    </w:p>
+    <w:p>
+      <w:pPr>
+        <w:spacing w:after="140" w:line="300"/>
+      </w:pPr>
+      <w:r>
+        <w:rPr>
+          <w:rFonts w:ascii="Calibri" w:cs="Calibri" w:eastAsia="Calibri" w:hAnsi="Calibri"/>
+          <w:sz w:val="22"/>
+          <w:szCs w:val="22"/>
+        </w:rPr>
+        <w:t xml:space="preserve">The third is descriptive only. Re-scanning all 512 subsets on the test third gives a median of 73 and 59 dominating subsets and leaves the rule undominated in 4.3% and 4.7% of splits. These counts are not the survivors of the second quantity (Supplementary Table S3c gives all three blocks separately) — they come from a fresh selection on the very data used to judge it — so this is a second empirical oracle rather than an out-of-sample evaluation, and it should be read only as showing that a similar number of apparent dominators exists in any third of these cohorts. Across all three views the rule is off the frontier in the great majority of splits; what the out-of-sample version changes is the number of subsets one should believe are genuinely better, not the qualitative finding. How far the rule sits from the true best attainable protocol, these cohorts cannot tell us.</w:t>
       </w:r>
     </w:p>
     <w:tbl>
@@ -1698,20 +1698,20 @@
         <w:rPr>
           <w:rFonts w:ascii="Calibri" w:cs="Calibri" w:eastAsia="Calibri" w:hAnsi="Calibri"/>
         </w:rPr>
-        <w:t xml:space="preserve">No unconditional data requirement exists, and the reason is not sample size</w:t>
-      </w:r>
-    </w:p>
-    <w:p>
-      <w:pPr>
-        <w:spacing w:after="140" w:line="300"/>
-      </w:pPr>
-      <w:r>
-        <w:rPr>
-          <w:rFonts w:ascii="Calibri" w:cs="Calibri" w:eastAsia="Calibri" w:hAnsi="Calibri"/>
-          <w:sz w:val="22"/>
-          <w:szCs w:val="22"/>
-        </w:rPr>
-        <w:t xml:space="preserve">With the scoring set fixed at 100 000 patients, the eligibility promise was kept at every fitting size, from 0.950 at 300 patients to 1.000 at 20000. The effect-estimate promise rose from 0.273 to 0.997 over the same range, reaching 0.937 at 5167. At the population level the rule was correct: it identified the diluting criterion, retaining 7 of 8 criteria, and its protocol lowered the hazard ratio from 0.6637 to 0.6327 while raising the eligible count from 55179 to 78847. The observed colon value sits close to this curve, but the interval around it, from the previous section, spans most of the unit interval, so the agreement has almost no power to discriminate and we draw no confirmation from it.</w:t>
+        <w:t xml:space="preserve">No data requirement can be read from cohort size alone, and the reason is not sample size</w:t>
+      </w:r>
+    </w:p>
+    <w:p>
+      <w:pPr>
+        <w:spacing w:after="140" w:line="300"/>
+      </w:pPr>
+      <w:r>
+        <w:rPr>
+          <w:rFonts w:ascii="Calibri" w:cs="Calibri" w:eastAsia="Calibri" w:hAnsi="Calibri"/>
+          <w:sz w:val="22"/>
+          <w:szCs w:val="22"/>
+        </w:rPr>
+        <w:t xml:space="preserve">With the scoring set fixed at 100 000 patients, the eligibility promise was kept at every fitting size (Figure 2), from 0.950 at 300 patients to 1.000 at 20000. The effect-estimate promise rose from 0.273 to 0.997 over the same range, reaching 0.937 at 5167. At the population level the rule was correct: it identified the diluting criterion, retaining 7 of 8 criteria, and its protocol lowered the hazard ratio from 0.6637 to 0.6327 while raising the eligible count from 55179 to 78847. The observed colon value sits close to this curve, but the interval around it, from the previous section, spans most of the unit interval, so the agreement has almost no power to discriminate and we draw no confirmation from it.</w:t>
       </w:r>
     </w:p>
     <w:p>
@@ -2218,20 +2218,20 @@
           <w:sz w:val="22"/>
           <w:szCs w:val="22"/>
         </w:rPr>
-        <w:t xml:space="preserve">A separate sweep separates them, holding the total modification fixed at 0.85 and varying only its arrangement. With the diluting coefficient fixed at 0.30, success at 600, 2000, 6000 and 18 000 fitting patients runs 0.26 / 0.37 / 0.58 / 0.85 with the enrichment in one criterion, 0.23 / 0.43 / 0.79 / 0.87 split over two and 0.17 / 0.39 / 0.78 / 0.95 split over four. Spreading the enrichment never hurts, and at 6000 patients it helps by 0.21 (95% interval 0.08 to 0.34) and 0.20 (0.07 to 0.33) — so it is not, as we first wrote, without effect. Splitting the DILUTION goes the other way at every size (Supplementary Table S4), with differences from the first arrangement of -0.19, -0.26, -0.39, -0.42, every interval excluding zero.</w:t>
-      </w:r>
-    </w:p>
-    <w:p>
-      <w:pPr>
-        <w:spacing w:after="140" w:line="300"/>
-      </w:pPr>
-      <w:r>
-        <w:rPr>
-          <w:rFonts w:ascii="Calibri" w:cs="Calibri" w:eastAsia="Calibri" w:hAnsi="Calibri"/>
-          <w:sz w:val="22"/>
-          <w:szCs w:val="22"/>
-        </w:rPr>
-        <w:t xml:space="preserve">Two cautions belong with that comparison. The arrangements hold the full-protocol hazard ratio exactly equal, since under the full protocol the treated bonus is the sum of the coefficients, which the design fixes; they do not hold the ATTAINABLE improvement equal. On a separate 120 000-patient evaluation set, larger than the 60 000-patient scoring set used for the success probabilities above the best subset reaches 0.6698 against a full-protocol 0.6900 in the three arrangements that concentrate the dilution, a gap of 0.0203, and 0.6803 in the one that splits it, a gap of 0.0098. Splitting the dilution halves the prize as well as the coefficient, and the two cannot be separated, because the attainable gap is itself determined by how the dilution is distributed. Arrangements that concentrate it present both a larger coefficient and a larger prize and are correspondingly easier; the sweep does not isolate the coefficient.</w:t>
+        <w:t xml:space="preserve">A separate sweep separates them, holding the total modification fixed at 0.85 and varying only its arrangement. With the diluting coefficient fixed at 0.30, success at 600, 2000, 6000 and 18 000 fitting patients runs 0.26 / 0.37 / 0.58 / 0.85 with the enrichment in one criterion, 0.23 / 0.43 / 0.79 / 0.87 split over two and 0.17 / 0.39 / 0.78 / 0.95 split over four. Spreading the enrichment never hurts, and at 6000 patients it helps by 0.21 (95% Monte Carlo interval 0.08 to 0.34) and 0.20 (0.07 to 0.33) — so it is not, as we first wrote, without effect. Splitting the DILUTION goes the other way at every size (Supplementary Table S4), with differences from the first arrangement of -0.19, -0.26, -0.39, -0.42, every interval excluding zero.</w:t>
+      </w:r>
+    </w:p>
+    <w:p>
+      <w:pPr>
+        <w:spacing w:after="140" w:line="300"/>
+      </w:pPr>
+      <w:r>
+        <w:rPr>
+          <w:rFonts w:ascii="Calibri" w:cs="Calibri" w:eastAsia="Calibri" w:hAnsi="Calibri"/>
+          <w:sz w:val="22"/>
+          <w:szCs w:val="22"/>
+        </w:rPr>
+        <w:t xml:space="preserve">Two cautions belong with that comparison. The arrangements hold the full-protocol hazard ratio exactly equal, since under the full protocol the treated bonus is the sum of the coefficients, which the design fixes; they do not hold the ATTAINABLE improvement equal. On a separate 120 000-patient evaluation set, larger than the 60 000-patient scoring set used for the success probabilities above, the best subset reaches 0.6698 against a full-protocol 0.6900 in the three arrangements that concentrate the dilution, a gap of 0.0203, and 0.6803 in the one that splits it, a gap of 0.0098. Splitting the dilution halves the prize as well as the coefficient, and the two cannot be separated, because the attainable gap is itself determined by how the dilution is distributed. Arrangements that concentrate it present both a larger coefficient and a larger prize and are correspondingly easier; the sweep does not isolate the coefficient.</w:t>
       </w:r>
     </w:p>
     <w:p>
@@ -2257,7 +2257,7 @@
           <w:sz w:val="22"/>
           <w:szCs w:val="22"/>
         </w:rPr>
-        <w:t xml:space="preserve">What survives is the consequence for planning. Whatever the right summary turns out to be, it is a property of the effect modification present, which is the quantity the analysis exists to estimate. Positivity, logical implication and interaction leverage can all be computed before any outcome is examined; the strength of the diluting signal cannot. So a data requirement cannot be read off cohort size, event count or effective sample size alone. It can be stated conditionally, on an assumed minimum diluting signal, in the same way that a conventional power calculation is stated on an assumed minimum clinically relevant effect. We do not claim to supply that conditional statement here: Table 2 reports success at fixed fitting sizes across arrangements, which is a sensitivity analysis and not a family of design curves, and we have not established the quantity such curves would have to be indexed by. What we can rule out is an unconditional threshold, and it was one of those that we offered in an earlier version.</w:t>
+        <w:t xml:space="preserve">What survives is the consequence for planning. Whatever the right summary turns out to be, it is a property of the effect modification present, which is the quantity the analysis exists to estimate. Positivity, logical implication and interaction leverage can all be computed before any outcome is examined; the strength of the diluting signal cannot. So a data requirement cannot be read off cohort size, event count or effective sample size alone. It can be stated conditionally, on an assumed minimum diluting signal, in the same way that a conventional power calculation is stated on an assumed minimum clinically relevant effect. We do not claim to supply that conditional statement here: Table 2 reports success at fixed fitting sizes across arrangements, which is a sensitivity analysis and not a family of design curves, and we have not established the quantity such curves would have to be indexed by. What the simulations do rule out is a portable cohort-size-only threshold of the kind we ourselves offered in an earlier version: across sixteen factorial scenarios and one arrangement sweep, no single fitting size delivers the effect-estimate promise everywhere. We are careful about the scope of that. Sixteen scenarios and one sweep establish heterogeneity among the mechanisms we examined; they are not an impossibility proof, and we make no claim about generating mechanisms outside them.</w:t>
       </w:r>
     </w:p>
     <w:p>
@@ -2380,7 +2380,7 @@
           <w:sz w:val="22"/>
           <w:szCs w:val="22"/>
         </w:rPr>
-        <w:t xml:space="preserve">Correctly adjusted confounding lowered the curve throughout: at 5167 fitting patients the probability fell from 0.937 to 0.808, so roughly twice the sample is needed for a given reliability.</w:t>
+        <w:t xml:space="preserve">Correctly adjusted confounding lowered the curve throughout (Figure 3): at 5167 fitting patients the probability fell from 0.937 to 0.808, so roughly twice the sample is needed for a given reliability.</w:t>
       </w:r>
     </w:p>
     <w:p>
@@ -2508,7 +2508,7 @@
           <w:sz w:val="22"/>
           <w:szCs w:val="22"/>
         </w:rPr>
-        <w:t xml:space="preserve">Under proportional hazards with the conditional hazard ratio fixed at 0.6 in every stratum, a criterion defined on the prognostic covariate changes no individual's relative benefit, yet its Shapley value on the log hazard ratio grew monotonically with prognostic strength, from -0.0008 with no heterogeneity to -0.066 at the strongest setting, while the marginal hazard ratio drifted from 0.599 to 0.804. The value at zero heterogeneity is the falsification point and the artefact vanished there. The restricted mean difference also moved, and in the opposite direction: it fell from 0.657 in the whole cohort to 0.599 in the selected group at the weakest setting and from 0.425 to 0.322 at the strongest, so its Shapley value is negative wherever there is heterogeneity to collapse over (-0.057 at the weakest non-zero setting, -0.103 at the strongest) and is 0.0095 at zero heterogeneity, where there is nothing to collapse. That is the expected direction and it corresponds to a real fact — a lower-risk group has less absolute survival to gain, because more of it survives the horizon regardless of treatment. The hazard-ratio movement corresponds to no fact of either kind, which is the concrete reason a lower hazard ratio must not be read as a better estimate.</w:t>
+        <w:t xml:space="preserve">Under proportional hazards (Figure 4), with the conditional hazard ratio fixed at 0.6 in every stratum, a criterion defined on the prognostic covariate changes no individual's relative benefit, yet its Shapley value on the log hazard ratio grew monotonically with prognostic strength, from -0.0008 with no heterogeneity to -0.066 at the strongest setting, while the marginal hazard ratio drifted from 0.599 to 0.804. The value at zero heterogeneity is the falsification point and the artefact vanished there. The restricted mean difference also moved, and in the opposite direction: it fell from 0.657 in the whole cohort to 0.599 in the selected group at the weakest setting and from 0.425 to 0.322 at the strongest, so its Shapley value is negative wherever there is heterogeneity to collapse over (-0.057 at the weakest non-zero setting, -0.103 at the strongest) and is 0.0095 at zero heterogeneity, where there is nothing to collapse. That is the expected direction and it corresponds to a real fact — a lower-risk group has less absolute survival to gain, because more of it survives the horizon regardless of treatment. The hazard-ratio movement corresponds to no fact of either kind, which is the concrete reason a lower hazard ratio must not be read as a better estimate.</w:t>
       </w:r>
     </w:p>
     <w:p>
@@ -2649,33 +2649,33 @@
           <w:sz w:val="22"/>
           <w:szCs w:val="22"/>
         </w:rPr>
-        <w:t xml:space="preserve">Because what advantage the point estimates show appears on the hazard ratio and not on absolute benefit, we asked what happens if the rule selects on the restricted mean difference instead — retaining every criterion whose RMST Shapley value is positive. The two rules are close to different procedures: they agree on the criterion set in a proportion 0.070 of colon splits and 0.207 of Rotterdam splits, and in colon the RMST rule admits 182 patients against the hazard-ratio rule's 149 and the full protocol's 88.</w:t>
-      </w:r>
-    </w:p>
-    <w:p>
-      <w:pPr>
-        <w:spacing w:after="140" w:line="300"/>
-      </w:pPr>
-      <w:r>
-        <w:rPr>
-          <w:rFonts w:ascii="Calibri" w:cs="Calibri" w:eastAsia="Calibri" w:hAnsi="Calibri"/>
-          <w:sz w:val="22"/>
-          <w:szCs w:val="22"/>
-        </w:rPr>
-        <w:t xml:space="preserve">Out of sample the RMST-selected variant exceeded the full protocol's restricted mean difference in 53.2% of colon splits against 50.8% for the published rule, and reached a lower hazard ratio in 15.2% against 29.0%. Carried through the same patient-level resampling these are 53.2%, interval [0.11, 0.92], and 15.2%, interval [0.00, 0.56]; the agreement rate itself has interval [0.00, 0.28]. We therefore do not claim that switching the estimand gains nothing. Nor do we claim the opposite. The point estimates go in different directions on the two estimands — slightly higher for the RMST-selected variant on the restricted mean difference, lower on the hazard ratio — and the intervals are wide enough to establish neither superiority nor equivalence. What the data do show is that the two decompositions select almost different criterion sets, so the choice of decomposition estimand is a real design decision even though these cohorts cannot say which choice is better.</w:t>
-      </w:r>
-    </w:p>
-    <w:p>
-      <w:pPr>
-        <w:spacing w:after="140" w:line="300"/>
-      </w:pPr>
-      <w:r>
-        <w:rPr>
-          <w:rFonts w:ascii="Calibri" w:cs="Calibri" w:eastAsia="Calibri" w:hAnsi="Calibri"/>
-          <w:sz w:val="22"/>
-          <w:szCs w:val="22"/>
-        </w:rPr>
-        <w:t xml:space="preserve">The horizon matters for both of these comparisons and was not justified in the previous version. The restricted mean must be taken at a time inside the observed follow-up of both arms of every candidate protocol, or subsets are not compared on the same scale; we used 1825 days in colon and 2555 days in Rotterdam, at which at least 50.8% and 49.5% of patients in either arm are still under observation; the next horizon we tried drops that figure sharply. Repeating the selection comparison at four horizons per cohort, the two decompositions agree on the criterion set in 0.032 to 0.132 of colon splits and 0.098 to 0.273 of Rotterdam splits, with mean Jaccard similarity of 0.529 to 0.724 and 0.631 to 0.763 respectively. The disagreement between the two estimands is therefore a property of the estimands rather than of the particular horizon, but the exact agreement rate is horizon-dependent and should be reported with the horizon attached (Supplementary Table S3e).</w:t>
+        <w:t xml:space="preserve">Because the hazard-ratio point estimates favour the rule in both cohorts while the two cohorts point opposite ways on absolute benefit, we asked what happens if the rule selects on the restricted mean difference instead — retaining every criterion whose RMST Shapley value is positive. The two rules are close to different procedures: they agree on the criterion set in a proportion 0.070 of colon splits and 0.207 of Rotterdam splits, and in colon the RMST rule admits 182 patients against the hazard-ratio rule's 149 and the full protocol's 88.</w:t>
+      </w:r>
+    </w:p>
+    <w:p>
+      <w:pPr>
+        <w:spacing w:after="140" w:line="300"/>
+      </w:pPr>
+      <w:r>
+        <w:rPr>
+          <w:rFonts w:ascii="Calibri" w:cs="Calibri" w:eastAsia="Calibri" w:hAnsi="Calibri"/>
+          <w:sz w:val="22"/>
+          <w:szCs w:val="22"/>
+        </w:rPr>
+        <w:t xml:space="preserve">Out of sample the RMST-selected variant exceeded the full protocol's restricted mean difference in 53.2% of colon splits against 50.8% for the published rule, and reached a lower hazard ratio in 15.2% against 29.0%. Carried through the same patient-level resampling, and stated as marginal intervals against the full protocol rather than as a comparison between the rules, these are 53.2%, interval [0.11, 0.92], and 15.2%, interval [0.00, 0.56]; the agreement rate itself has interval [0.00, 0.28]. We therefore do not claim that switching the estimand gains nothing. Nor do we claim the opposite. The point estimates go in different directions on the two estimands — slightly higher for the RMST-selected variant on the restricted mean difference, lower on the hazard ratio. Two intervals each formed against the full protocol cannot settle which rule is better, because the rules share patients and splits and their errors are correlated, so we compute the difference between them inside each split and carry that paired difference through the same outer bootstrap. The paired advantage of the RMST-selected variant is 0.024, interval [-0.200, 0.356] on the restricted mean difference and -0.138, interval [-0.360, 0.160] on the hazard ratio in colon; in Rotterdam they are 0.010, interval [-0.200, 0.160] and -0.010, interval [-0.240, 0.200]. Every one of these intervals contains zero, and the paired intervals are narrower than the two marginal ones, which is the point of pairing. The paired advantage of either rule is therefore not established. We did not prespecify an equivalence margin, so we make no equivalence claim either. What the data do show is that the two decompositions select almost different criterion sets, so the choice of decomposition estimand is a real design decision even though these cohorts cannot say which choice is better.</w:t>
+      </w:r>
+    </w:p>
+    <w:p>
+      <w:pPr>
+        <w:spacing w:after="140" w:line="300"/>
+      </w:pPr>
+      <w:r>
+        <w:rPr>
+          <w:rFonts w:ascii="Calibri" w:cs="Calibri" w:eastAsia="Calibri" w:hAnsi="Calibri"/>
+          <w:sz w:val="22"/>
+          <w:szCs w:val="22"/>
+        </w:rPr>
+        <w:t xml:space="preserve">The horizon matters for both of these comparisons and was not justified in the previous version. The restricted mean must be taken at a time inside the observed follow-up of both arms of every candidate protocol, or subsets are not compared on the same scale; we used 1825 days in colon and 2555 days in Rotterdam, at which at least 50.8% and 49.5% of patients in either arm are still under observation; the next horizon we tried drops that figure sharply. Repeating the selection comparison at four horizons per cohort, the two decompositions agree on the criterion set in 0.032 to 0.132 of colon splits and 0.098 to 0.273 of Rotterdam splits, with mean Jaccard similarity of 0.529 to 0.724 and 0.631 to 0.763 respectively. The disagreement between the two estimands is therefore a property of the estimands rather than of the particular horizon, but the exact agreement rate is horizon-dependent and should be reported with the horizon attached (Supplementary Table S3d).</w:t>
       </w:r>
     </w:p>
     <w:p>
@@ -2773,7 +2773,7 @@
           <w:sz w:val="22"/>
           <w:szCs w:val="22"/>
         </w:rPr>
-        <w:t xml:space="preserve">Data-driven relaxation admits more patients, and it is worth being precise about what that shows. The rule retains a subset of the criteria, so the eligible set can only grow, and the probability reported for this promise measures how often a binding criterion is removed. Scored against all 512 subsets on the held-out half, the rule's choice is almost never on the empirical eligible-count-versus-hazard-ratio frontier. That frontier is itself optimistic, and the size of the correction is not small: when the comparator subsets are chosen on one third of the cohort and the rule is judged against exactly those on a third that has been used for nothing, it is left undominated in 21.0% of colon and 12.0% of Rotterdam splits, against 3.0% and 1.0% judged the empirical way. The qualitative finding survives — the rule is beaten in most splits on both readings — but the honest figure is the second one, and quoting only the first overstates the shortfall by a factor of several. Matched on eligible count, its hazard-ratio advantage has an interval containing one half, and on the absolute-benefit estimand the point estimate sits below one half. So the rule is not optimising the trade-off between the two promises, and whether it has any advantage at equal inclusiveness is a question these cohorts cannot settle — neither of which a comparison against the full protocol alone can show.</w:t>
+        <w:t xml:space="preserve">Data-driven relaxation admits more patients, and it is worth being precise about what that shows. The rule retains a subset of the criteria, so the eligible set can only grow, and the probability reported for this promise measures how often a binding criterion is removed. Scored against all 512 subsets on the held-out half, the rule's choice is almost never on the empirical eligible-count-versus-hazard-ratio frontier. That frontier is itself optimistic, and the size of the correction is not small: when the comparator subsets are chosen on one third of the cohort and the rule is judged against exactly those on a third that has been used for nothing, it is left undominated in 21.0% of colon and 12.0% of Rotterdam splits, against 2.5% and 2.7% judged on the selection third of the same three-way design. The comparison that isolates selection optimism is the one within this design, since the half-split figures reported earlier also use a larger evaluation set and the two effects cannot be separated across designs. The qualitative finding survives — the rule is beaten in most splits on every reading — but the out-of-sample figure is the second one, and quoting only the first overstates the shortfall. Matched on eligible count, its hazard-ratio advantage has an interval containing one half, and on the absolute-benefit estimand the two cohorts point opposite ways. So the rule is not optimising the trade-off between the two promises, and whether it has any advantage at equal inclusiveness is a question these cohorts cannot settle — neither of which a comparison against the full protocol alone can show.</w:t>
       </w:r>
     </w:p>
     <w:p>
@@ -2799,7 +2799,7 @@
           <w:sz w:val="22"/>
           <w:szCs w:val="22"/>
         </w:rPr>
-        <w:t xml:space="preserve">Whether the effect-estimate improvement is attainable depends on something that cannot be checked before the analysis, but that does not make planning impossible. Across the factorial the success probability varies by roughly 0.34 in standard deviation at every fixed sample size, and grouping scenarios by events or by effective sample size rather than by patients does not reduce that spread at all — a claim we made in the previous revision and withdraw here, because it was computed only over the scenarios in which a threshold happened to be observable. We are not able to name the quantity that does govern the requirement. A sentence in the previous revision named the magnitude of the largest diluting effect-modification coefficient, and we withdraw it: our own results do not support it. Arranging the same total modification differently is not neutral — spreading the enrichment raised success by 0.21 [0.08, 0.34] at 6000 — and halving the diluting coefficient also roughly halves the attainable gap, so in that design the coefficient and the size of the prize move together and cannot be separated. What can be said is weaker and, we think, still useful: the requirement depends on the strength of the diluting signal relative to the noise at the fitting size, and that strength is what the analysis exists to estimate, so no requirement in patients, events or effective sample size can be given unconditionally. This is the ordinary position of a power calculation, whose sample size also depends on an effect size not yet observed. A criterion-specific signal-to-noise ratio — the population Shapley value of the most diluting criterion over the standard deviation of its estimate at the fitting size — is the candidate we tried, and we report it with the caveat that matters. Pooled over 12 simulated cells it orders success better than the fitting size does (Spearman 0.86 against 0.45), but that pooled figure is not evidence for the ratio: within an arrangement the ratio rises with the fitting size by construction, so the within-arrangement association (0.82 after adjusting for arrangement) says little more than that success rises with sample size. The comparison that would carry information is between arrangements at a fixed size, where the association is weaker (0.63 at the largest size tried) and rests on four arrangements, one of which shows no variation in success at all. We therefore do not claim the ratio as the governing quantity, only as the direction we would pursue next (Supplementary Table S4b). What we can rule out is an unconditional threshold of the kind we ourselves offered in the previous version. Table 2 should accordingly be read as a sensitivity analysis across arrangements at fixed fitting sizes, not as a design curve to read a requirement from. The result also separates cleanly what an investigator can check beforehand — empirical overlap inside the full protocol, logical implication, interaction leverage — from what they cannot.</w:t>
+        <w:t xml:space="preserve">Whether the effect-estimate improvement is attainable depends on something that cannot be checked before the analysis, but that does not make planning impossible. Across the factorial the success probability varies by between 0.28 and 0.39 in standard deviation across the fixed sample sizes, averaging 0.34, and grouping scenarios by events or by effective sample size rather than by patients does not reduce that spread at all — a claim we made in the previous revision and withdraw here, because it was computed only over the scenarios in which a threshold happened to be observable. We are not able to name the quantity that does govern the requirement. A sentence in the previous revision named the magnitude of the largest diluting effect-modification coefficient, and we withdraw it: our own results do not support it. Arranging the same total modification differently is not neutral — spreading the enrichment raised success by 0.21, Monte Carlo interval [0.08, 0.34], at 6000 — and halving the diluting coefficient also roughly halves the attainable gap, so in that design the coefficient and the size of the prize move together and cannot be separated. What can be said is weaker and, we think, still useful: the requirement depends on the strength of the diluting signal relative to the noise at the fitting size, and that strength is what the analysis exists to estimate, so no requirement in patients, events or effective sample size can be given unconditionally. This is the ordinary position of a power calculation, whose sample size also depends on an effect size not yet observed. A criterion-specific signal-to-noise ratio — the population Shapley value of the most diluting criterion over the standard deviation of its estimate at the fitting size — is the candidate we tried, and we report it with the caveat that matters. Pooled over 12 simulated cells it orders success better than the fitting size does (Spearman 0.86 against 0.45), but that pooled figure is not evidence for the ratio: within an arrangement the ratio rises with the fitting size by construction, so the within-arrangement association (0.82 after adjusting for arrangement) says little more than that success rises with sample size. The comparison that would carry information is between arrangements at a fixed size, where the association is weaker (0.63 at the largest size tried) and rests on four arrangements, one of which shows no variation in success at all. We therefore do not claim the ratio as the governing quantity, only as the direction we would pursue next (Supplementary Table S4b). What we can rule out is a portable cohort-size-only threshold of the kind we ourselves offered in a previous version — within the mechanisms examined here, and as a statement about those mechanisms rather than a general impossibility result. Table 2 should accordingly be read as a sensitivity analysis across arrangements at fixed fitting sizes, not as a design curve to read a requirement from. The result also separates cleanly what an investigator can check beforehand — empirical overlap inside the full protocol, logical implication, interaction leverage — from what they cannot.</w:t>
       </w:r>
     </w:p>
     <w:p>
@@ -2889,7 +2889,7 @@
           <w:sz w:val="22"/>
           <w:szCs w:val="22"/>
         </w:rPr>
-        <w:t xml:space="preserve">Relaxing trial eligibility criteria from data widens the eligible population, but that widening follows largely from the structure of the rule, and scored against the subsets attainable on held-out patients the rule's choice is rarely on the eligible-count-versus-hazard-ratio frontier, on both the empirical reading and the stricter one in which the comparator subsets are fixed on separate data first, though the two differ by a factor of several and only the second is an out-of-sample statement. Whether it contributes anything at matched inclusiveness is not resolved by cohorts of this size; the point estimates favour it on the hazard ratio and not on absolute benefit, and a variant selecting on absolute benefit instead chooses almost entirely different criteria, and showed no clear or consistent advantage on either estimand, with intervals too wide to establish superiority or equivalence. How much data that contribution requires cannot be read from patients, events or effective sample size alone: it depends on the strength of the diluting signal, which is the quantity the analysis exists to discover. It can be stated conditionally on an assumed minimum such signal, as a power calculation is stated on an assumed minimum effect; what does not exist is an unconditional threshold. Incomplete confounding adjustment can make the procedure appear more successful while its selection is less accurate, so apparent success on real-world data should not be taken as evidence of adequate adjustment. What an investigator can establish beforehand is narrower than we previously suggested — empirical overlap inside the full protocol, logical implication among criteria, and interaction leverage — and it does not include whether the effect-estimate promise is within reach.</w:t>
+        <w:t xml:space="preserve">Relaxing trial eligibility criteria from data widens the eligible population, but that widening follows largely from the structure of the rule, and scored against the subsets attainable on held-out patients the rule's choice is rarely on the eligible-count-versus-hazard-ratio frontier, on both the empirical reading and the stricter one in which the comparator subsets are fixed on separate data first, though the two differ by a factor of several and only the second is an out-of-sample statement. Whether it contributes anything at matched inclusiveness is not resolved by cohorts of this size; the point estimates favour it on the hazard ratio in both cohorts while the two cohorts point opposite ways on absolute benefit, and a variant selecting on absolute benefit instead chooses almost entirely different criteria, and showed no clear or consistent advantage on either estimand; the paired difference between the two rules does not establish an advantage for either, and no equivalence margin was prespecified. How much data that contribution requires cannot be determined from patients, events or effective sample size alone: across the mechanisms we simulated it depends on the strength of the diluting signal, which is the quantity the analysis exists to discover. We have not identified what does govern it, and we do not claim that no such requirement can exist. It can in principle be stated conditionally on an assumed minimum such signal, as a power calculation is stated on an assumed minimum effect, though we do not supply that conditional statement here. Incomplete confounding adjustment can make the procedure appear more successful while its selection is less accurate, so apparent success on real-world data should not be taken as evidence of adequate adjustment. What an investigator can establish beforehand is narrower than we previously suggested — empirical overlap inside the full protocol, logical implication among criteria, and interaction leverage — and it does not include whether the effect-estimate promise is within reach.</w:t>
       </w:r>
     </w:p>
     <w:p>
@@ -3079,8 +3079,8 @@
     </w:p>
     <w:p>
       <w:pPr>
-        <w:spacing w:after="80" w:line="250"/>
-        <w:ind w:left="340" w:hanging="340"/>
+        <w:spacing w:after="40" w:line="228"/>
+        <w:ind w:left="300" w:hanging="300"/>
       </w:pPr>
       <w:r>
         <w:rPr>
@@ -3103,8 +3103,8 @@
     </w:p>
     <w:p>
       <w:pPr>
-        <w:spacing w:after="80" w:line="250"/>
-        <w:ind w:left="340" w:hanging="340"/>
+        <w:spacing w:after="40" w:line="228"/>
+        <w:ind w:left="300" w:hanging="300"/>
       </w:pPr>
       <w:r>
         <w:rPr>
@@ -3127,8 +3127,8 @@
     </w:p>
     <w:p>
       <w:pPr>
-        <w:spacing w:after="80" w:line="250"/>
-        <w:ind w:left="340" w:hanging="340"/>
+        <w:spacing w:after="40" w:line="228"/>
+        <w:ind w:left="300" w:hanging="300"/>
       </w:pPr>
       <w:r>
         <w:rPr>
@@ -3151,8 +3151,8 @@
     </w:p>
     <w:p>
       <w:pPr>
-        <w:spacing w:after="80" w:line="250"/>
-        <w:ind w:left="340" w:hanging="340"/>
+        <w:spacing w:after="40" w:line="228"/>
+        <w:ind w:left="300" w:hanging="300"/>
       </w:pPr>
       <w:r>
         <w:rPr>
@@ -3175,8 +3175,8 @@
     </w:p>
     <w:p>
       <w:pPr>
-        <w:spacing w:after="80" w:line="250"/>
-        <w:ind w:left="340" w:hanging="340"/>
+        <w:spacing w:after="40" w:line="228"/>
+        <w:ind w:left="300" w:hanging="300"/>
       </w:pPr>
       <w:r>
         <w:rPr>
@@ -3199,8 +3199,8 @@
     </w:p>
     <w:p>
       <w:pPr>
-        <w:spacing w:after="80" w:line="250"/>
-        <w:ind w:left="340" w:hanging="340"/>
+        <w:spacing w:after="40" w:line="228"/>
+        <w:ind w:left="300" w:hanging="300"/>
       </w:pPr>
       <w:r>
         <w:rPr>
@@ -3223,8 +3223,8 @@
     </w:p>
     <w:p>
       <w:pPr>
-        <w:spacing w:after="80" w:line="250"/>
-        <w:ind w:left="340" w:hanging="340"/>
+        <w:spacing w:after="40" w:line="228"/>
+        <w:ind w:left="300" w:hanging="300"/>
       </w:pPr>
       <w:r>
         <w:rPr>
@@ -3247,8 +3247,8 @@
     </w:p>
     <w:p>
       <w:pPr>
-        <w:spacing w:after="80" w:line="250"/>
-        <w:ind w:left="340" w:hanging="340"/>
+        <w:spacing w:after="40" w:line="228"/>
+        <w:ind w:left="300" w:hanging="300"/>
       </w:pPr>
       <w:r>
         <w:rPr>
@@ -3271,8 +3271,8 @@
     </w:p>
     <w:p>
       <w:pPr>
-        <w:spacing w:after="80" w:line="250"/>
-        <w:ind w:left="340" w:hanging="340"/>
+        <w:spacing w:after="40" w:line="228"/>
+        <w:ind w:left="300" w:hanging="300"/>
       </w:pPr>
       <w:r>
         <w:rPr>
@@ -3295,8 +3295,8 @@
     </w:p>
     <w:p>
       <w:pPr>
-        <w:spacing w:after="80" w:line="250"/>
-        <w:ind w:left="340" w:hanging="340"/>
+        <w:spacing w:after="40" w:line="228"/>
+        <w:ind w:left="300" w:hanging="300"/>
       </w:pPr>
       <w:r>
         <w:rPr>
@@ -3319,8 +3319,8 @@
     </w:p>
     <w:p>
       <w:pPr>
-        <w:spacing w:after="80" w:line="250"/>
-        <w:ind w:left="340" w:hanging="340"/>
+        <w:spacing w:after="40" w:line="228"/>
+        <w:ind w:left="300" w:hanging="300"/>
       </w:pPr>
       <w:r>
         <w:rPr>
@@ -3343,8 +3343,8 @@
     </w:p>
     <w:p>
       <w:pPr>
-        <w:spacing w:after="80" w:line="250"/>
-        <w:ind w:left="340" w:hanging="340"/>
+        <w:spacing w:after="40" w:line="228"/>
+        <w:ind w:left="300" w:hanging="300"/>
       </w:pPr>
       <w:r>
         <w:rPr>
@@ -3367,8 +3367,8 @@
     </w:p>
     <w:p>
       <w:pPr>
-        <w:spacing w:after="80" w:line="250"/>
-        <w:ind w:left="340" w:hanging="340"/>
+        <w:spacing w:after="40" w:line="228"/>
+        <w:ind w:left="300" w:hanging="300"/>
       </w:pPr>
       <w:r>
         <w:rPr>
@@ -3391,8 +3391,8 @@
     </w:p>
     <w:p>
       <w:pPr>
-        <w:spacing w:after="80" w:line="250"/>
-        <w:ind w:left="340" w:hanging="340"/>
+        <w:spacing w:after="40" w:line="228"/>
+        <w:ind w:left="300" w:hanging="300"/>
       </w:pPr>
       <w:r>
         <w:rPr>
@@ -3415,8 +3415,8 @@
     </w:p>
     <w:p>
       <w:pPr>
-        <w:spacing w:after="80" w:line="250"/>
-        <w:ind w:left="340" w:hanging="340"/>
+        <w:spacing w:after="40" w:line="228"/>
+        <w:ind w:left="300" w:hanging="300"/>
       </w:pPr>
       <w:r>
         <w:rPr>
@@ -3439,8 +3439,8 @@
     </w:p>
     <w:p>
       <w:pPr>
-        <w:spacing w:after="80" w:line="250"/>
-        <w:ind w:left="340" w:hanging="340"/>
+        <w:spacing w:after="40" w:line="228"/>
+        <w:ind w:left="300" w:hanging="300"/>
       </w:pPr>
       <w:r>
         <w:rPr>
@@ -3463,8 +3463,8 @@
     </w:p>
     <w:p>
       <w:pPr>
-        <w:spacing w:after="80" w:line="250"/>
-        <w:ind w:left="340" w:hanging="340"/>
+        <w:spacing w:after="40" w:line="228"/>
+        <w:ind w:left="300" w:hanging="300"/>
       </w:pPr>
       <w:r>
         <w:rPr>
@@ -3487,8 +3487,8 @@
     </w:p>
     <w:p>
       <w:pPr>
-        <w:spacing w:after="80" w:line="250"/>
-        <w:ind w:left="340" w:hanging="340"/>
+        <w:spacing w:after="40" w:line="228"/>
+        <w:ind w:left="300" w:hanging="300"/>
       </w:pPr>
       <w:r>
         <w:rPr>
@@ -3511,8 +3511,8 @@
     </w:p>
     <w:p>
       <w:pPr>
-        <w:spacing w:after="80" w:line="250"/>
-        <w:ind w:left="340" w:hanging="340"/>
+        <w:spacing w:after="40" w:line="228"/>
+        <w:ind w:left="300" w:hanging="300"/>
       </w:pPr>
       <w:r>
         <w:rPr>
@@ -3535,8 +3535,8 @@
     </w:p>
     <w:p>
       <w:pPr>
-        <w:spacing w:after="80" w:line="250"/>
-        <w:ind w:left="340" w:hanging="340"/>
+        <w:spacing w:after="40" w:line="228"/>
+        <w:ind w:left="300" w:hanging="300"/>
       </w:pPr>
       <w:r>
         <w:rPr>
@@ -3559,8 +3559,8 @@
     </w:p>
     <w:p>
       <w:pPr>
-        <w:spacing w:after="80" w:line="250"/>
-        <w:ind w:left="340" w:hanging="340"/>
+        <w:spacing w:after="40" w:line="228"/>
+        <w:ind w:left="300" w:hanging="300"/>
       </w:pPr>
       <w:r>
         <w:rPr>
@@ -3583,8 +3583,8 @@
     </w:p>
     <w:p>
       <w:pPr>
-        <w:spacing w:after="80" w:line="250"/>
-        <w:ind w:left="340" w:hanging="340"/>
+        <w:spacing w:after="40" w:line="228"/>
+        <w:ind w:left="300" w:hanging="300"/>
       </w:pPr>
       <w:r>
         <w:rPr>
